--- a/gestion_escolar/templates/tramites/Plantillas/Word/REINGRESO.docx
+++ b/gestion_escolar/templates/tramites/Plantillas/Word/REINGRESO.docx
@@ -521,7 +521,6 @@
               </w:rPr>
               <w:t>{{</w:t>
             </w:r>
-            <w:proofErr w:type="spellStart"/>
             <w:r>
               <w:rPr>
                 <w:rFonts w:ascii="Arial" w:hAnsi="Arial" w:cs="Arial"/>
@@ -531,7 +530,6 @@
               </w:rPr>
               <w:t>Nombre_Titular</w:t>
             </w:r>
-            <w:proofErr w:type="spellEnd"/>
             <w:r>
               <w:rPr>
                 <w:rFonts w:ascii="Arial" w:hAnsi="Arial" w:cs="Arial"/>
@@ -604,7 +602,6 @@
               </w:rPr>
               <w:t>{{</w:t>
             </w:r>
-            <w:proofErr w:type="spellStart"/>
             <w:r>
               <w:rPr>
                 <w:rFonts w:ascii="Arial" w:hAnsi="Arial" w:cs="Arial"/>
@@ -613,7 +610,6 @@
               </w:rPr>
               <w:t>CURP_Titular</w:t>
             </w:r>
-            <w:proofErr w:type="spellEnd"/>
             <w:r>
               <w:rPr>
                 <w:rFonts w:ascii="Arial" w:hAnsi="Arial" w:cs="Arial"/>
@@ -682,7 +678,6 @@
               </w:rPr>
               <w:t>{{</w:t>
             </w:r>
-            <w:proofErr w:type="spellStart"/>
             <w:r>
               <w:rPr>
                 <w:rFonts w:ascii="Arial" w:hAnsi="Arial" w:cs="Arial"/>
@@ -691,7 +686,6 @@
               </w:rPr>
               <w:t>RFC_Titular</w:t>
             </w:r>
-            <w:proofErr w:type="spellEnd"/>
             <w:r>
               <w:rPr>
                 <w:rFonts w:ascii="Arial" w:hAnsi="Arial" w:cs="Arial"/>
@@ -885,7 +879,6 @@
               </w:rPr>
               <w:t>{{</w:t>
             </w:r>
-            <w:proofErr w:type="spellStart"/>
             <w:r>
               <w:rPr>
                 <w:rFonts w:ascii="Arial" w:hAnsi="Arial" w:cs="Arial"/>
@@ -894,7 +887,6 @@
               </w:rPr>
               <w:t>Categoria_Titular</w:t>
             </w:r>
-            <w:proofErr w:type="spellEnd"/>
             <w:r>
               <w:rPr>
                 <w:rFonts w:ascii="Arial" w:hAnsi="Arial" w:cs="Arial"/>
@@ -1026,7 +1018,6 @@
               </w:rPr>
               <w:t>{{</w:t>
             </w:r>
-            <w:proofErr w:type="spellStart"/>
             <w:r>
               <w:rPr>
                 <w:rFonts w:ascii="Arial" w:hAnsi="Arial" w:cs="Arial"/>
@@ -1035,7 +1026,6 @@
               </w:rPr>
               <w:t>Presupuestal_Titular</w:t>
             </w:r>
-            <w:proofErr w:type="spellEnd"/>
             <w:r>
               <w:rPr>
                 <w:rFonts w:ascii="Arial" w:hAnsi="Arial" w:cs="Arial"/>
@@ -1154,7 +1144,6 @@
               </w:rPr>
               <w:t>{{</w:t>
             </w:r>
-            <w:proofErr w:type="spellStart"/>
             <w:r>
               <w:rPr>
                 <w:rFonts w:ascii="Arial" w:hAnsi="Arial" w:cs="Arial"/>
@@ -1163,7 +1152,6 @@
               </w:rPr>
               <w:t>Nombre_CT</w:t>
             </w:r>
-            <w:proofErr w:type="spellEnd"/>
             <w:r>
               <w:rPr>
                 <w:rFonts w:ascii="Arial" w:hAnsi="Arial" w:cs="Arial"/>
@@ -1372,7 +1360,6 @@
               </w:rPr>
               <w:t>{{</w:t>
             </w:r>
-            <w:proofErr w:type="spellStart"/>
             <w:r>
               <w:rPr>
                 <w:rFonts w:ascii="Arial" w:hAnsi="Arial" w:cs="Arial"/>
@@ -1381,7 +1368,6 @@
               </w:rPr>
               <w:t>Clave_CT</w:t>
             </w:r>
-            <w:proofErr w:type="spellEnd"/>
             <w:r>
               <w:rPr>
                 <w:rFonts w:ascii="Arial" w:hAnsi="Arial" w:cs="Arial"/>
@@ -1479,7 +1465,6 @@
               </w:rPr>
               <w:t>{{</w:t>
             </w:r>
-            <w:proofErr w:type="spellStart"/>
             <w:r>
               <w:rPr>
                 <w:rFonts w:ascii="Arial" w:hAnsi="Arial" w:cs="Arial"/>
@@ -1488,7 +1473,6 @@
               </w:rPr>
               <w:t>Z_economica</w:t>
             </w:r>
-            <w:proofErr w:type="spellEnd"/>
             <w:r>
               <w:rPr>
                 <w:rFonts w:ascii="Arial" w:hAnsi="Arial" w:cs="Arial"/>
@@ -1563,7 +1547,6 @@
               </w:rPr>
               <w:t>{{</w:t>
             </w:r>
-            <w:proofErr w:type="spellStart"/>
             <w:r>
               <w:rPr>
                 <w:rFonts w:ascii="Arial" w:hAnsi="Arial" w:cs="Arial"/>
@@ -1572,7 +1555,6 @@
               </w:rPr>
               <w:t>Z_Escolar</w:t>
             </w:r>
-            <w:proofErr w:type="spellEnd"/>
             <w:r>
               <w:rPr>
                 <w:rFonts w:ascii="Arial" w:hAnsi="Arial" w:cs="Arial"/>
@@ -1704,7 +1686,6 @@
               </w:rPr>
               <w:t>{{</w:t>
             </w:r>
-            <w:proofErr w:type="spellStart"/>
             <w:r>
               <w:rPr>
                 <w:rFonts w:ascii="Arial" w:hAnsi="Arial" w:cs="Arial"/>
@@ -1714,7 +1695,6 @@
               </w:rPr>
               <w:t>Domicilio_CT</w:t>
             </w:r>
-            <w:proofErr w:type="spellEnd"/>
             <w:r>
               <w:rPr>
                 <w:rFonts w:ascii="Arial" w:hAnsi="Arial" w:cs="Arial"/>
@@ -1797,7 +1777,6 @@
               </w:rPr>
               <w:t>{{</w:t>
             </w:r>
-            <w:proofErr w:type="spellStart"/>
             <w:r>
               <w:rPr>
                 <w:rFonts w:ascii="Arial" w:hAnsi="Arial" w:cs="Arial"/>
@@ -1806,7 +1785,6 @@
               </w:rPr>
               <w:t>Poblacion</w:t>
             </w:r>
-            <w:proofErr w:type="spellEnd"/>
             <w:r>
               <w:rPr>
                 <w:rFonts w:ascii="Arial" w:hAnsi="Arial" w:cs="Arial"/>
@@ -1944,7 +1922,6 @@
               </w:rPr>
               <w:t>{{</w:t>
             </w:r>
-            <w:proofErr w:type="spellStart"/>
             <w:r>
               <w:rPr>
                 <w:rFonts w:ascii="Arial" w:hAnsi="Arial" w:cs="Arial"/>
@@ -1953,7 +1930,6 @@
               </w:rPr>
               <w:t>T_Movimiento</w:t>
             </w:r>
-            <w:proofErr w:type="spellEnd"/>
             <w:r>
               <w:rPr>
                 <w:rFonts w:ascii="Arial" w:hAnsi="Arial" w:cs="Arial"/>
@@ -2572,7 +2548,6 @@
               </w:rPr>
               <w:t>{{</w:t>
             </w:r>
-            <w:proofErr w:type="spellStart"/>
             <w:r>
               <w:rPr>
                 <w:rFonts w:ascii="Arial" w:hAnsi="Arial" w:cs="Arial"/>
@@ -2581,7 +2556,6 @@
               </w:rPr>
               <w:t>Nombre_Interino</w:t>
             </w:r>
-            <w:proofErr w:type="spellEnd"/>
             <w:r>
               <w:rPr>
                 <w:rFonts w:ascii="Arial" w:hAnsi="Arial" w:cs="Arial"/>
@@ -2658,7 +2632,6 @@
               </w:rPr>
               <w:t>{{</w:t>
             </w:r>
-            <w:proofErr w:type="spellStart"/>
             <w:r>
               <w:rPr>
                 <w:rFonts w:ascii="Arial" w:hAnsi="Arial" w:cs="Arial"/>
@@ -2667,7 +2640,6 @@
               </w:rPr>
               <w:t>CURP_Interino</w:t>
             </w:r>
-            <w:proofErr w:type="spellEnd"/>
             <w:r>
               <w:rPr>
                 <w:rFonts w:ascii="Arial" w:hAnsi="Arial" w:cs="Arial"/>
@@ -2740,7 +2712,6 @@
               </w:rPr>
               <w:t>{{</w:t>
             </w:r>
-            <w:proofErr w:type="spellStart"/>
             <w:r>
               <w:rPr>
                 <w:rFonts w:ascii="Arial" w:hAnsi="Arial" w:cs="Arial"/>
@@ -2749,7 +2720,6 @@
               </w:rPr>
               <w:t>RFC_Interino</w:t>
             </w:r>
-            <w:proofErr w:type="spellEnd"/>
             <w:r>
               <w:rPr>
                 <w:rFonts w:ascii="Arial" w:hAnsi="Arial" w:cs="Arial"/>
@@ -3127,7 +3097,6 @@
               </w:rPr>
               <w:t>{{</w:t>
             </w:r>
-            <w:proofErr w:type="spellStart"/>
             <w:r>
               <w:rPr>
                 <w:rFonts w:ascii="Arial" w:hAnsi="Arial" w:cs="Arial"/>
@@ -3137,7 +3106,6 @@
               </w:rPr>
               <w:t>Dom_Particular</w:t>
             </w:r>
-            <w:proofErr w:type="spellEnd"/>
             <w:r>
               <w:rPr>
                 <w:rFonts w:ascii="Arial" w:hAnsi="Arial" w:cs="Arial"/>
@@ -3165,7 +3133,6 @@
               </w:rPr>
               <w:t>{{</w:t>
             </w:r>
-            <w:proofErr w:type="spellStart"/>
             <w:r>
               <w:rPr>
                 <w:rFonts w:ascii="Arial" w:hAnsi="Arial" w:cs="Arial"/>
@@ -3184,7 +3151,6 @@
               </w:rPr>
               <w:t>_Interino</w:t>
             </w:r>
-            <w:proofErr w:type="spellEnd"/>
             <w:r>
               <w:rPr>
                 <w:rFonts w:ascii="Arial" w:hAnsi="Arial" w:cs="Arial"/>
@@ -3263,7 +3229,6 @@
               </w:rPr>
               <w:t>{{</w:t>
             </w:r>
-            <w:proofErr w:type="spellStart"/>
             <w:r>
               <w:rPr>
                 <w:rFonts w:ascii="Arial" w:hAnsi="Arial" w:cs="Arial"/>
@@ -3288,7 +3253,6 @@
               </w:rPr>
               <w:t>Interino</w:t>
             </w:r>
-            <w:proofErr w:type="spellEnd"/>
             <w:r>
               <w:rPr>
                 <w:rFonts w:ascii="Arial" w:hAnsi="Arial" w:cs="Arial"/>
@@ -3329,7 +3293,6 @@
               </w:rPr>
               <w:t>{{</w:t>
             </w:r>
-            <w:proofErr w:type="spellStart"/>
             <w:r>
               <w:rPr>
                 <w:rFonts w:ascii="Arial" w:hAnsi="Arial" w:cs="Arial"/>
@@ -3338,7 +3301,6 @@
               </w:rPr>
               <w:t>Telefono_Interino</w:t>
             </w:r>
-            <w:proofErr w:type="spellEnd"/>
             <w:r>
               <w:rPr>
                 <w:rFonts w:ascii="Arial" w:hAnsi="Arial" w:cs="Arial"/>
@@ -3627,7 +3589,6 @@
               </w:rPr>
               <w:t>{{</w:t>
             </w:r>
-            <w:proofErr w:type="spellStart"/>
             <w:r>
               <w:rPr>
                 <w:rFonts w:ascii="Arial" w:hAnsi="Arial" w:cs="Arial"/>
@@ -3636,7 +3597,6 @@
               </w:rPr>
               <w:t>Presupuestal_Interino</w:t>
             </w:r>
-            <w:proofErr w:type="spellEnd"/>
             <w:r>
               <w:rPr>
                 <w:rFonts w:ascii="Arial" w:hAnsi="Arial" w:cs="Arial"/>
@@ -3889,7 +3849,6 @@
               </w:rPr>
               <w:t>{{</w:t>
             </w:r>
-            <w:proofErr w:type="spellStart"/>
             <w:r>
               <w:rPr>
                 <w:rFonts w:ascii="Arial" w:hAnsi="Arial" w:cs="Arial"/>
@@ -3898,7 +3857,6 @@
               </w:rPr>
               <w:t>Resultado_Alta</w:t>
             </w:r>
-            <w:proofErr w:type="spellEnd"/>
             <w:r>
               <w:rPr>
                 <w:rFonts w:ascii="Arial" w:hAnsi="Arial" w:cs="Arial"/>
@@ -4277,7 +4235,6 @@
               </w:rPr>
               <w:t>{{</w:t>
             </w:r>
-            <w:proofErr w:type="spellStart"/>
             <w:r>
               <w:rPr>
                 <w:rFonts w:ascii="Arial" w:hAnsi="Arial" w:cs="Arial"/>
@@ -4286,7 +4243,6 @@
               </w:rPr>
               <w:t>Clave_CT</w:t>
             </w:r>
-            <w:proofErr w:type="spellEnd"/>
             <w:r>
               <w:rPr>
                 <w:rFonts w:ascii="Arial" w:hAnsi="Arial" w:cs="Arial"/>
@@ -4367,7 +4323,6 @@
               </w:rPr>
               <w:t>{{</w:t>
             </w:r>
-            <w:proofErr w:type="spellStart"/>
             <w:r>
               <w:rPr>
                 <w:rFonts w:ascii="Arial" w:hAnsi="Arial" w:cs="Arial"/>
@@ -4376,7 +4331,6 @@
               </w:rPr>
               <w:t>Z_economica</w:t>
             </w:r>
-            <w:proofErr w:type="spellEnd"/>
             <w:r>
               <w:rPr>
                 <w:rFonts w:ascii="Arial" w:hAnsi="Arial" w:cs="Arial"/>
@@ -4457,7 +4411,6 @@
               </w:rPr>
               <w:t>{{</w:t>
             </w:r>
-            <w:proofErr w:type="spellStart"/>
             <w:r>
               <w:rPr>
                 <w:rFonts w:ascii="Arial" w:hAnsi="Arial" w:cs="Arial"/>
@@ -4466,7 +4419,6 @@
               </w:rPr>
               <w:t>Z_Escolar</w:t>
             </w:r>
-            <w:proofErr w:type="spellEnd"/>
             <w:r>
               <w:rPr>
                 <w:rFonts w:ascii="Arial" w:hAnsi="Arial" w:cs="Arial"/>
@@ -4607,7 +4559,6 @@
               </w:rPr>
               <w:t>{{</w:t>
             </w:r>
-            <w:proofErr w:type="spellStart"/>
             <w:r>
               <w:rPr>
                 <w:rFonts w:ascii="Arial" w:hAnsi="Arial" w:cs="Arial"/>
@@ -4616,7 +4567,6 @@
               </w:rPr>
               <w:t>Nombre_CT</w:t>
             </w:r>
-            <w:proofErr w:type="spellEnd"/>
             <w:r>
               <w:rPr>
                 <w:rFonts w:ascii="Arial" w:hAnsi="Arial" w:cs="Arial"/>
@@ -4696,7 +4646,6 @@
               </w:rPr>
               <w:t>{{</w:t>
             </w:r>
-            <w:proofErr w:type="spellStart"/>
             <w:r>
               <w:rPr>
                 <w:rFonts w:ascii="Arial" w:hAnsi="Arial" w:cs="Arial"/>
@@ -4706,7 +4655,6 @@
               </w:rPr>
               <w:t>Domicilio_CT</w:t>
             </w:r>
-            <w:proofErr w:type="spellEnd"/>
             <w:r>
               <w:rPr>
                 <w:rFonts w:ascii="Arial" w:hAnsi="Arial" w:cs="Arial"/>
@@ -4785,7 +4733,6 @@
               </w:rPr>
               <w:t>{{</w:t>
             </w:r>
-            <w:proofErr w:type="spellStart"/>
             <w:r>
               <w:rPr>
                 <w:rFonts w:ascii="Arial" w:hAnsi="Arial" w:cs="Arial"/>
@@ -4794,7 +4741,6 @@
               </w:rPr>
               <w:t>Poblacion</w:t>
             </w:r>
-            <w:proofErr w:type="spellEnd"/>
             <w:r>
               <w:rPr>
                 <w:rFonts w:ascii="Arial" w:hAnsi="Arial" w:cs="Arial"/>
@@ -4994,7 +4940,6 @@
         </w:rPr>
         <w:t>{{</w:t>
       </w:r>
-      <w:proofErr w:type="spellStart"/>
       <w:r>
         <w:rPr>
           <w:rFonts w:ascii="Arial" w:hAnsi="Arial" w:cs="Arial"/>
@@ -5004,7 +4949,6 @@
         </w:rPr>
         <w:t>No_Prel</w:t>
       </w:r>
-      <w:proofErr w:type="spellEnd"/>
       <w:r>
         <w:rPr>
           <w:rFonts w:ascii="Arial" w:hAnsi="Arial" w:cs="Arial"/>
@@ -5069,7 +5013,6 @@
         </w:rPr>
         <w:t>{{</w:t>
       </w:r>
-      <w:proofErr w:type="spellStart"/>
       <w:r>
         <w:rPr>
           <w:rFonts w:ascii="Arial" w:hAnsi="Arial" w:cs="Arial"/>
@@ -5079,7 +5022,6 @@
         </w:rPr>
         <w:t>Folio_Prel</w:t>
       </w:r>
-      <w:proofErr w:type="spellEnd"/>
       <w:r>
         <w:rPr>
           <w:rFonts w:ascii="Arial" w:hAnsi="Arial" w:cs="Arial"/>
@@ -5126,7 +5068,6 @@
         </w:rPr>
         <w:t>{{</w:t>
       </w:r>
-      <w:proofErr w:type="spellStart"/>
       <w:r>
         <w:rPr>
           <w:rFonts w:ascii="Calibri" w:hAnsi="Calibri" w:cs="Calibri"/>
@@ -5136,7 +5077,6 @@
         </w:rPr>
         <w:t>Tipo_Val</w:t>
       </w:r>
-      <w:proofErr w:type="spellEnd"/>
       <w:r>
         <w:rPr>
           <w:rFonts w:ascii="Calibri" w:hAnsi="Calibri" w:cs="Calibri"/>
@@ -5202,23 +5142,7 @@
           <w:sz w:val="20"/>
           <w:szCs w:val="20"/>
         </w:rPr>
-        <w:t xml:space="preserve">Victoria de Durango, </w:t>
-      </w:r>
-      <w:proofErr w:type="spellStart"/>
-      <w:r>
-        <w:rPr>
-          <w:sz w:val="20"/>
-          <w:szCs w:val="20"/>
-        </w:rPr>
-        <w:t>Dgo</w:t>
-      </w:r>
-      <w:proofErr w:type="spellEnd"/>
-      <w:r>
-        <w:rPr>
-          <w:sz w:val="20"/>
-          <w:szCs w:val="20"/>
-        </w:rPr>
-        <w:t xml:space="preserve">., a </w:t>
+        <w:t xml:space="preserve">Victoria de Durango, Dgo., a </w:t>
       </w:r>
       <w:r>
         <w:rPr>
@@ -5227,7 +5151,6 @@
         </w:rPr>
         <w:t>{{</w:t>
       </w:r>
-      <w:proofErr w:type="spellStart"/>
       <w:r>
         <w:rPr>
           <w:sz w:val="20"/>
@@ -5235,7 +5158,6 @@
         </w:rPr>
         <w:t>F_Hoy</w:t>
       </w:r>
-      <w:proofErr w:type="spellEnd"/>
       <w:r>
         <w:rPr>
           <w:sz w:val="20"/>
@@ -5336,23 +5258,13 @@
           <w:szCs w:val="16"/>
         </w:rPr>
       </w:pPr>
-      <w:proofErr w:type="spellStart"/>
       <w:r>
         <w:rPr>
           <w:rFonts w:ascii="Arial" w:hAnsi="Arial" w:cs="Arial"/>
           <w:sz w:val="16"/>
           <w:szCs w:val="16"/>
         </w:rPr>
-        <w:t>Vo</w:t>
-      </w:r>
-      <w:proofErr w:type="spellEnd"/>
-      <w:r>
-        <w:rPr>
-          <w:rFonts w:ascii="Arial" w:hAnsi="Arial" w:cs="Arial"/>
-          <w:sz w:val="16"/>
-          <w:szCs w:val="16"/>
-        </w:rPr>
-        <w:t>. Bo. del Nivel Educativo</w:t>
+        <w:t>Vo. Bo. del Nivel Educativo</w:t>
       </w:r>
     </w:p>
     <w:p>
@@ -5383,7 +5295,12 @@
           <w:szCs w:val="18"/>
         </w:rPr>
         <w:sectPr>
-          <w:headerReference w:type="first" r:id="rId7"/>
+          <w:headerReference w:type="even" r:id="rId7"/>
+          <w:headerReference w:type="default" r:id="rId8"/>
+          <w:footerReference w:type="even" r:id="rId9"/>
+          <w:footerReference w:type="default" r:id="rId10"/>
+          <w:headerReference w:type="first" r:id="rId11"/>
+          <w:footerReference w:type="first" r:id="rId12"/>
           <w:pgSz w:w="12240" w:h="15840"/>
           <w:pgMar w:top="1418" w:right="1134" w:bottom="1418" w:left="1701" w:header="709" w:footer="709" w:gutter="0"/>
           <w:cols w:space="708"/>
@@ -5659,31 +5576,7 @@
                 <w:sz w:val="16"/>
                 <w:szCs w:val="16"/>
               </w:rPr>
-              <w:t xml:space="preserve">CATEGORIA HORAS </w:t>
-            </w:r>
-            <w:proofErr w:type="spellStart"/>
-            <w:r>
-              <w:rPr>
-                <w:rFonts w:ascii="Calibri" w:hAnsi="Calibri" w:cs="Calibri"/>
-                <w:b/>
-                <w:bCs/>
-                <w:color w:val="000000"/>
-                <w:sz w:val="16"/>
-                <w:szCs w:val="16"/>
-              </w:rPr>
-              <w:t>ó</w:t>
-            </w:r>
-            <w:proofErr w:type="spellEnd"/>
-            <w:r>
-              <w:rPr>
-                <w:rFonts w:ascii="Calibri" w:hAnsi="Calibri" w:cs="Calibri"/>
-                <w:b/>
-                <w:bCs/>
-                <w:color w:val="000000"/>
-                <w:sz w:val="16"/>
-                <w:szCs w:val="16"/>
-              </w:rPr>
-              <w:t xml:space="preserve"> PLAZA</w:t>
+              <w:t>CATEGORIA HORAS ó PLAZA</w:t>
             </w:r>
           </w:p>
         </w:tc>
@@ -5879,7 +5772,6 @@
               </w:rPr>
               <w:t>{{</w:t>
             </w:r>
-            <w:proofErr w:type="spellStart"/>
             <w:r>
               <w:rPr>
                 <w:rFonts w:ascii="Arial" w:hAnsi="Arial" w:cs="Arial"/>
@@ -5889,7 +5781,6 @@
               </w:rPr>
               <w:t>Nombre_Titular</w:t>
             </w:r>
-            <w:proofErr w:type="spellEnd"/>
             <w:r>
               <w:rPr>
                 <w:rFonts w:ascii="Arial" w:hAnsi="Arial" w:cs="Arial"/>
@@ -5933,7 +5824,6 @@
               </w:rPr>
               <w:t>{{</w:t>
             </w:r>
-            <w:proofErr w:type="spellStart"/>
             <w:r>
               <w:rPr>
                 <w:rFonts w:ascii="Arial" w:hAnsi="Arial" w:cs="Arial"/>
@@ -5942,7 +5832,6 @@
               </w:rPr>
               <w:t>T_Movimiento</w:t>
             </w:r>
-            <w:proofErr w:type="spellEnd"/>
             <w:r>
               <w:rPr>
                 <w:rFonts w:ascii="Arial" w:hAnsi="Arial" w:cs="Arial"/>
@@ -5985,7 +5874,6 @@
               </w:rPr>
               <w:t>{{</w:t>
             </w:r>
-            <w:proofErr w:type="spellStart"/>
             <w:r>
               <w:rPr>
                 <w:rFonts w:ascii="Arial" w:hAnsi="Arial" w:cs="Arial"/>
@@ -5994,7 +5882,6 @@
               </w:rPr>
               <w:t>Clave_CT</w:t>
             </w:r>
-            <w:proofErr w:type="spellEnd"/>
             <w:r>
               <w:rPr>
                 <w:rFonts w:ascii="Arial" w:hAnsi="Arial" w:cs="Arial"/>
@@ -6037,7 +5924,6 @@
               </w:rPr>
               <w:t>{{</w:t>
             </w:r>
-            <w:proofErr w:type="spellStart"/>
             <w:r>
               <w:rPr>
                 <w:rFonts w:ascii="Arial" w:hAnsi="Arial" w:cs="Arial"/>
@@ -6047,7 +5933,6 @@
               </w:rPr>
               <w:t>Funcion_Interino</w:t>
             </w:r>
-            <w:proofErr w:type="spellEnd"/>
             <w:r>
               <w:rPr>
                 <w:rFonts w:ascii="Arial" w:hAnsi="Arial" w:cs="Arial"/>
@@ -6092,7 +5977,6 @@
               </w:rPr>
               <w:t>{{</w:t>
             </w:r>
-            <w:proofErr w:type="spellStart"/>
             <w:r>
               <w:rPr>
                 <w:rFonts w:ascii="Arial" w:hAnsi="Arial" w:cs="Arial"/>
@@ -6102,7 +5986,6 @@
               </w:rPr>
               <w:t>Categoria_Titular</w:t>
             </w:r>
-            <w:proofErr w:type="spellEnd"/>
             <w:r>
               <w:rPr>
                 <w:rFonts w:ascii="Arial" w:hAnsi="Arial" w:cs="Arial"/>
@@ -6143,7 +6026,6 @@
               </w:rPr>
               <w:t>{{</w:t>
             </w:r>
-            <w:proofErr w:type="spellStart"/>
             <w:r>
               <w:rPr>
                 <w:rFonts w:ascii="Arial" w:hAnsi="Arial" w:cs="Arial"/>
@@ -6153,7 +6035,6 @@
               </w:rPr>
               <w:t>Presupuestal_Titular</w:t>
             </w:r>
-            <w:proofErr w:type="spellEnd"/>
             <w:r>
               <w:rPr>
                 <w:rFonts w:ascii="Arial" w:hAnsi="Arial" w:cs="Arial"/>
@@ -8350,31 +8231,7 @@
                 <w:sz w:val="16"/>
                 <w:szCs w:val="16"/>
               </w:rPr>
-              <w:t xml:space="preserve">CATEGORIA HORAS. </w:t>
-            </w:r>
-            <w:proofErr w:type="spellStart"/>
-            <w:r>
-              <w:rPr>
-                <w:rFonts w:asciiTheme="minorHAnsi" w:hAnsiTheme="minorHAnsi" w:cstheme="minorHAnsi"/>
-                <w:b/>
-                <w:bCs/>
-                <w:color w:val="000000"/>
-                <w:sz w:val="16"/>
-                <w:szCs w:val="16"/>
-              </w:rPr>
-              <w:t>ó</w:t>
-            </w:r>
-            <w:proofErr w:type="spellEnd"/>
-            <w:r>
-              <w:rPr>
-                <w:rFonts w:asciiTheme="minorHAnsi" w:hAnsiTheme="minorHAnsi" w:cstheme="minorHAnsi"/>
-                <w:b/>
-                <w:bCs/>
-                <w:color w:val="000000"/>
-                <w:sz w:val="16"/>
-                <w:szCs w:val="16"/>
-              </w:rPr>
-              <w:t xml:space="preserve"> PLAZA</w:t>
+              <w:t>CATEGORIA HORAS. ó PLAZA</w:t>
             </w:r>
           </w:p>
         </w:tc>
@@ -8584,7 +8441,6 @@
               </w:rPr>
               <w:t>{{</w:t>
             </w:r>
-            <w:proofErr w:type="spellStart"/>
             <w:r>
               <w:rPr>
                 <w:rFonts w:ascii="Arial" w:hAnsi="Arial" w:cs="Arial"/>
@@ -8593,7 +8449,6 @@
               </w:rPr>
               <w:t>Nombre_Interino</w:t>
             </w:r>
-            <w:proofErr w:type="spellEnd"/>
             <w:r>
               <w:rPr>
                 <w:rFonts w:ascii="Arial" w:hAnsi="Arial" w:cs="Arial"/>
@@ -8635,7 +8490,6 @@
               </w:rPr>
               <w:t>{{</w:t>
             </w:r>
-            <w:proofErr w:type="spellStart"/>
             <w:r>
               <w:rPr>
                 <w:rFonts w:ascii="Arial" w:hAnsi="Arial" w:cs="Arial"/>
@@ -8644,7 +8498,6 @@
               </w:rPr>
               <w:t>Resultado_Alta</w:t>
             </w:r>
-            <w:proofErr w:type="spellEnd"/>
             <w:r>
               <w:rPr>
                 <w:rFonts w:ascii="Arial" w:hAnsi="Arial" w:cs="Arial"/>
@@ -8697,7 +8550,6 @@
               </w:rPr>
               <w:t>{{</w:t>
             </w:r>
-            <w:proofErr w:type="spellStart"/>
             <w:r>
               <w:rPr>
                 <w:rFonts w:ascii="Arial" w:hAnsi="Arial" w:cs="Arial"/>
@@ -8706,7 +8558,6 @@
               </w:rPr>
               <w:t>Clave_CT</w:t>
             </w:r>
-            <w:proofErr w:type="spellEnd"/>
             <w:r>
               <w:rPr>
                 <w:rFonts w:ascii="Arial" w:hAnsi="Arial" w:cs="Arial"/>
@@ -8749,7 +8600,6 @@
               </w:rPr>
               <w:t>{{</w:t>
             </w:r>
-            <w:proofErr w:type="spellStart"/>
             <w:r>
               <w:rPr>
                 <w:rFonts w:ascii="Arial" w:hAnsi="Arial" w:cs="Arial"/>
@@ -8759,7 +8609,6 @@
               </w:rPr>
               <w:t>Funcion_Interino</w:t>
             </w:r>
-            <w:proofErr w:type="spellEnd"/>
             <w:r>
               <w:rPr>
                 <w:rFonts w:ascii="Arial" w:hAnsi="Arial" w:cs="Arial"/>
@@ -8804,7 +8653,6 @@
               </w:rPr>
               <w:t>{{</w:t>
             </w:r>
-            <w:proofErr w:type="spellStart"/>
             <w:r>
               <w:rPr>
                 <w:rFonts w:ascii="Arial" w:hAnsi="Arial" w:cs="Arial"/>
@@ -8814,7 +8662,6 @@
               </w:rPr>
               <w:t>Categoria_Titular</w:t>
             </w:r>
-            <w:proofErr w:type="spellEnd"/>
             <w:r>
               <w:rPr>
                 <w:rFonts w:ascii="Arial" w:hAnsi="Arial" w:cs="Arial"/>
@@ -8855,7 +8702,6 @@
               </w:rPr>
               <w:t>{{</w:t>
             </w:r>
-            <w:proofErr w:type="spellStart"/>
             <w:r>
               <w:rPr>
                 <w:rFonts w:ascii="Arial" w:hAnsi="Arial" w:cs="Arial"/>
@@ -8865,7 +8711,6 @@
               </w:rPr>
               <w:t>Presupuestal_Interino</w:t>
             </w:r>
-            <w:proofErr w:type="spellEnd"/>
             <w:r>
               <w:rPr>
                 <w:rFonts w:ascii="Arial" w:hAnsi="Arial" w:cs="Arial"/>
@@ -9065,7 +8910,6 @@
               </w:rPr>
               <w:t>{{</w:t>
             </w:r>
-            <w:proofErr w:type="spellStart"/>
             <w:r>
               <w:rPr>
                 <w:rFonts w:ascii="Arial" w:hAnsi="Arial" w:cs="Arial"/>
@@ -9075,7 +8919,6 @@
               </w:rPr>
               <w:t>No_Prel</w:t>
             </w:r>
-            <w:proofErr w:type="spellEnd"/>
             <w:r>
               <w:rPr>
                 <w:rFonts w:ascii="Arial" w:hAnsi="Arial" w:cs="Arial"/>
@@ -9128,7 +8971,6 @@
               </w:rPr>
               <w:t>{{</w:t>
             </w:r>
-            <w:proofErr w:type="spellStart"/>
             <w:r>
               <w:rPr>
                 <w:rFonts w:ascii="Arial" w:hAnsi="Arial" w:cs="Arial"/>
@@ -9138,7 +8980,6 @@
               </w:rPr>
               <w:t>Folio_Prel</w:t>
             </w:r>
-            <w:proofErr w:type="spellEnd"/>
             <w:r>
               <w:rPr>
                 <w:rFonts w:ascii="Arial" w:hAnsi="Arial" w:cs="Arial"/>
@@ -9177,7 +9018,6 @@
               </w:rPr>
               <w:t>{{</w:t>
             </w:r>
-            <w:proofErr w:type="spellStart"/>
             <w:r>
               <w:rPr>
                 <w:rFonts w:ascii="Arial" w:hAnsi="Arial" w:cs="Arial"/>
@@ -9187,7 +9027,6 @@
               </w:rPr>
               <w:t>Tipo_Val</w:t>
             </w:r>
-            <w:proofErr w:type="spellEnd"/>
             <w:r>
               <w:rPr>
                 <w:rFonts w:ascii="Arial" w:hAnsi="Arial" w:cs="Arial"/>
@@ -11233,23 +11072,7 @@
           <w:sz w:val="20"/>
           <w:szCs w:val="20"/>
         </w:rPr>
-        <w:t xml:space="preserve">Victoria de Durango, </w:t>
-      </w:r>
-      <w:proofErr w:type="spellStart"/>
-      <w:r>
-        <w:rPr>
-          <w:sz w:val="20"/>
-          <w:szCs w:val="20"/>
-        </w:rPr>
-        <w:t>Dgo</w:t>
-      </w:r>
-      <w:proofErr w:type="spellEnd"/>
-      <w:r>
-        <w:rPr>
-          <w:sz w:val="20"/>
-          <w:szCs w:val="20"/>
-        </w:rPr>
-        <w:t xml:space="preserve">., a </w:t>
+        <w:t xml:space="preserve">Victoria de Durango, Dgo., a </w:t>
       </w:r>
       <w:r>
         <w:rPr>
@@ -11258,7 +11081,6 @@
         </w:rPr>
         <w:t>{{</w:t>
       </w:r>
-      <w:proofErr w:type="spellStart"/>
       <w:r>
         <w:rPr>
           <w:sz w:val="20"/>
@@ -11266,7 +11088,6 @@
         </w:rPr>
         <w:t>F_Hoy</w:t>
       </w:r>
-      <w:proofErr w:type="spellEnd"/>
       <w:r>
         <w:rPr>
           <w:sz w:val="20"/>
@@ -11539,7 +11360,7 @@
               </wp:anchor>
             </w:drawing>
           </mc:Choice>
-          <mc:Fallback xmlns:cx1="http://schemas.microsoft.com/office/drawing/2015/9/8/chartex" xmlns:cx2="http://schemas.microsoft.com/office/drawing/2015/10/21/chartex" xmlns:cx3="http://schemas.microsoft.com/office/drawing/2016/5/9/chartex" xmlns:cx4="http://schemas.microsoft.com/office/drawing/2016/5/10/chartex" xmlns:cx5="http://schemas.microsoft.com/office/drawing/2016/5/11/chartex" xmlns:cx6="http://schemas.microsoft.com/office/drawing/2016/5/12/chartex" xmlns:cx7="http://schemas.microsoft.com/office/drawing/2016/5/13/chartex" xmlns:cx8="http://schemas.microsoft.com/office/drawing/2016/5/14/chartex" xmlns:aink="http://schemas.microsoft.com/office/drawing/2016/ink" xmlns:am3d="http://schemas.microsoft.com/office/drawing/2017/model3d" xmlns:oel="http://schemas.microsoft.com/office/2019/extlst" xmlns:w16cex="http://schemas.microsoft.com/office/word/2018/wordml/cex" xmlns:w16cid="http://schemas.microsoft.com/office/word/2016/wordml/cid" xmlns:w16="http://schemas.microsoft.com/office/word/2018/wordml" xmlns:w16du="http://schemas.microsoft.com/office/word/2023/wordml/word16du" xmlns:w16sdtdh="http://schemas.microsoft.com/office/word/2020/wordml/sdtdatahash">
+          <mc:Fallback xmlns:w16sdtdh="http://schemas.microsoft.com/office/word/2020/wordml/sdtdatahash" xmlns:w16du="http://schemas.microsoft.com/office/word/2023/wordml/word16du" xmlns:w16="http://schemas.microsoft.com/office/word/2018/wordml" xmlns:w16cid="http://schemas.microsoft.com/office/word/2016/wordml/cid" xmlns:w16cex="http://schemas.microsoft.com/office/word/2018/wordml/cex" xmlns:oel="http://schemas.microsoft.com/office/2019/extlst" xmlns:am3d="http://schemas.microsoft.com/office/drawing/2017/model3d" xmlns:aink="http://schemas.microsoft.com/office/drawing/2016/ink" xmlns:cx8="http://schemas.microsoft.com/office/drawing/2016/5/14/chartex" xmlns:cx7="http://schemas.microsoft.com/office/drawing/2016/5/13/chartex" xmlns:cx6="http://schemas.microsoft.com/office/drawing/2016/5/12/chartex" xmlns:cx5="http://schemas.microsoft.com/office/drawing/2016/5/11/chartex" xmlns:cx4="http://schemas.microsoft.com/office/drawing/2016/5/10/chartex" xmlns:cx3="http://schemas.microsoft.com/office/drawing/2016/5/9/chartex" xmlns:cx2="http://schemas.microsoft.com/office/drawing/2015/10/21/chartex" xmlns:cx1="http://schemas.microsoft.com/office/drawing/2015/9/8/chartex">
             <w:pict>
               <v:line w14:anchorId="735A7923" id="Conector recto 66" o:spid="_x0000_s1026" style="position:absolute;flip:y;z-index:251675648;visibility:visible;mso-wrap-style:square;mso-width-percent:0;mso-height-percent:0;mso-wrap-distance-left:9pt;mso-wrap-distance-top:0;mso-wrap-distance-right:9pt;mso-wrap-distance-bottom:0;mso-position-horizontal:absolute;mso-position-horizontal-relative:text;mso-position-vertical:absolute;mso-position-vertical-relative:text;mso-width-percent:0;mso-height-percent:0;mso-width-relative:margin;mso-height-relative:margin" from="-2.65pt,32.25pt" to="260.6pt,32.25pt" o:gfxdata="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" strokecolor="black [3200]" strokeweight=".5pt">
                 <v:stroke joinstyle="miter"/>
@@ -11569,7 +11390,7 @@
           <w:szCs w:val="16"/>
         </w:rPr>
         <w:sectPr>
-          <w:headerReference w:type="first" r:id="rId8"/>
+          <w:headerReference w:type="first" r:id="rId13"/>
           <w:pgSz w:w="15840" w:h="12240" w:orient="landscape"/>
           <w:pgMar w:top="1701" w:right="1418" w:bottom="1134" w:left="1418" w:header="709" w:footer="709" w:gutter="0"/>
           <w:cols w:space="708"/>
@@ -11642,7 +11463,7 @@
               </wp:anchor>
             </w:drawing>
           </mc:Choice>
-          <mc:Fallback xmlns:cx1="http://schemas.microsoft.com/office/drawing/2015/9/8/chartex" xmlns:cx2="http://schemas.microsoft.com/office/drawing/2015/10/21/chartex" xmlns:cx3="http://schemas.microsoft.com/office/drawing/2016/5/9/chartex" xmlns:cx4="http://schemas.microsoft.com/office/drawing/2016/5/10/chartex" xmlns:cx5="http://schemas.microsoft.com/office/drawing/2016/5/11/chartex" xmlns:cx6="http://schemas.microsoft.com/office/drawing/2016/5/12/chartex" xmlns:cx7="http://schemas.microsoft.com/office/drawing/2016/5/13/chartex" xmlns:cx8="http://schemas.microsoft.com/office/drawing/2016/5/14/chartex" xmlns:aink="http://schemas.microsoft.com/office/drawing/2016/ink" xmlns:am3d="http://schemas.microsoft.com/office/drawing/2017/model3d" xmlns:oel="http://schemas.microsoft.com/office/2019/extlst" xmlns:w16cex="http://schemas.microsoft.com/office/word/2018/wordml/cex" xmlns:w16cid="http://schemas.microsoft.com/office/word/2016/wordml/cid" xmlns:w16="http://schemas.microsoft.com/office/word/2018/wordml" xmlns:w16du="http://schemas.microsoft.com/office/word/2023/wordml/word16du" xmlns:w16sdtdh="http://schemas.microsoft.com/office/word/2020/wordml/sdtdatahash">
+          <mc:Fallback xmlns:w16sdtdh="http://schemas.microsoft.com/office/word/2020/wordml/sdtdatahash" xmlns:w16du="http://schemas.microsoft.com/office/word/2023/wordml/word16du" xmlns:w16="http://schemas.microsoft.com/office/word/2018/wordml" xmlns:w16cid="http://schemas.microsoft.com/office/word/2016/wordml/cid" xmlns:w16cex="http://schemas.microsoft.com/office/word/2018/wordml/cex" xmlns:oel="http://schemas.microsoft.com/office/2019/extlst" xmlns:am3d="http://schemas.microsoft.com/office/drawing/2017/model3d" xmlns:aink="http://schemas.microsoft.com/office/drawing/2016/ink" xmlns:cx8="http://schemas.microsoft.com/office/drawing/2016/5/14/chartex" xmlns:cx7="http://schemas.microsoft.com/office/drawing/2016/5/13/chartex" xmlns:cx6="http://schemas.microsoft.com/office/drawing/2016/5/12/chartex" xmlns:cx5="http://schemas.microsoft.com/office/drawing/2016/5/11/chartex" xmlns:cx4="http://schemas.microsoft.com/office/drawing/2016/5/10/chartex" xmlns:cx3="http://schemas.microsoft.com/office/drawing/2016/5/9/chartex" xmlns:cx2="http://schemas.microsoft.com/office/drawing/2015/10/21/chartex" xmlns:cx1="http://schemas.microsoft.com/office/drawing/2015/9/8/chartex">
             <w:pict>
               <v:line w14:anchorId="59822A56" id="Conector recto 67" o:spid="_x0000_s1026" style="position:absolute;z-index:251677696;visibility:visible;mso-wrap-style:square;mso-width-percent:0;mso-height-percent:0;mso-wrap-distance-left:9pt;mso-wrap-distance-top:0;mso-wrap-distance-right:9pt;mso-wrap-distance-bottom:0;mso-position-horizontal:absolute;mso-position-horizontal-relative:text;mso-position-vertical:absolute;mso-position-vertical-relative:text;mso-width-percent:0;mso-height-percent:0;mso-width-relative:margin;mso-height-relative:margin" from="443.15pt,23.4pt" to="656.9pt,24.15pt" o:gfxdata="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" strokecolor="black [3200]" strokeweight=".5pt">
                 <v:stroke joinstyle="miter"/>
@@ -11885,7 +11706,6 @@
         </w:rPr>
         <w:t>{{</w:t>
       </w:r>
-      <w:proofErr w:type="spellStart"/>
       <w:r>
         <w:rPr>
           <w:rFonts w:ascii="Arial" w:hAnsi="Arial" w:cs="Arial"/>
@@ -11895,7 +11715,6 @@
         </w:rPr>
         <w:t>F_OfPres</w:t>
       </w:r>
-      <w:proofErr w:type="spellEnd"/>
       <w:r>
         <w:rPr>
           <w:rFonts w:ascii="Arial" w:hAnsi="Arial" w:cs="Arial"/>
@@ -12138,23 +11957,7 @@
           <w:sz w:val="20"/>
           <w:szCs w:val="20"/>
         </w:rPr>
-        <w:t xml:space="preserve">Victoria de Durango, </w:t>
-      </w:r>
-      <w:proofErr w:type="spellStart"/>
-      <w:r>
-        <w:rPr>
-          <w:sz w:val="20"/>
-          <w:szCs w:val="20"/>
-        </w:rPr>
-        <w:t>Dgo</w:t>
-      </w:r>
-      <w:proofErr w:type="spellEnd"/>
-      <w:r>
-        <w:rPr>
-          <w:sz w:val="20"/>
-          <w:szCs w:val="20"/>
-        </w:rPr>
-        <w:t xml:space="preserve">., a </w:t>
+        <w:t xml:space="preserve">Victoria de Durango, Dgo., a </w:t>
       </w:r>
       <w:r>
         <w:rPr>
@@ -12163,7 +11966,6 @@
         </w:rPr>
         <w:t>{{</w:t>
       </w:r>
-      <w:proofErr w:type="spellStart"/>
       <w:r>
         <w:rPr>
           <w:sz w:val="20"/>
@@ -12171,7 +11973,6 @@
         </w:rPr>
         <w:t>F_Hoy</w:t>
       </w:r>
-      <w:proofErr w:type="spellEnd"/>
       <w:r>
         <w:rPr>
           <w:sz w:val="20"/>
@@ -12221,7 +12022,6 @@
         </w:rPr>
         <w:t>{{</w:t>
       </w:r>
-      <w:proofErr w:type="spellStart"/>
       <w:r>
         <w:rPr>
           <w:rFonts w:ascii="Arial" w:hAnsi="Arial" w:cs="Arial"/>
@@ -12231,7 +12031,6 @@
         </w:rPr>
         <w:t>Nombre_Interino</w:t>
       </w:r>
-      <w:proofErr w:type="spellEnd"/>
       <w:r>
         <w:rPr>
           <w:rFonts w:ascii="Arial" w:hAnsi="Arial" w:cs="Arial"/>
@@ -12296,7 +12095,6 @@
         </w:rPr>
         <w:t>{{</w:t>
       </w:r>
-      <w:proofErr w:type="spellStart"/>
       <w:r>
         <w:rPr>
           <w:rFonts w:ascii="Arial" w:hAnsi="Arial" w:cs="Arial"/>
@@ -12306,7 +12104,6 @@
         </w:rPr>
         <w:t>RFC_Interino</w:t>
       </w:r>
-      <w:proofErr w:type="spellEnd"/>
       <w:r>
         <w:rPr>
           <w:rFonts w:ascii="Arial" w:hAnsi="Arial" w:cs="Arial"/>
@@ -12378,7 +12175,6 @@
         </w:rPr>
         <w:t>{{</w:t>
       </w:r>
-      <w:proofErr w:type="spellStart"/>
       <w:r>
         <w:rPr>
           <w:rFonts w:ascii="Arial" w:hAnsi="Arial" w:cs="Arial"/>
@@ -12388,7 +12184,6 @@
         </w:rPr>
         <w:t>Presupuestal_Interino</w:t>
       </w:r>
-      <w:proofErr w:type="spellEnd"/>
       <w:r>
         <w:rPr>
           <w:rFonts w:ascii="Arial" w:hAnsi="Arial" w:cs="Arial"/>
@@ -12515,7 +12310,6 @@
         </w:rPr>
         <w:t>{{</w:t>
       </w:r>
-      <w:proofErr w:type="spellStart"/>
       <w:r>
         <w:rPr>
           <w:rFonts w:ascii="Arial" w:hAnsi="Arial" w:cs="Arial"/>
@@ -12525,7 +12319,6 @@
         </w:rPr>
         <w:t>Categoria_Titular</w:t>
       </w:r>
-      <w:proofErr w:type="spellEnd"/>
       <w:r>
         <w:rPr>
           <w:rFonts w:ascii="Arial" w:hAnsi="Arial" w:cs="Arial"/>
@@ -12600,7 +12393,6 @@
         </w:rPr>
         <w:t>{{</w:t>
       </w:r>
-      <w:proofErr w:type="spellStart"/>
       <w:r>
         <w:rPr>
           <w:rFonts w:ascii="Arial" w:hAnsi="Arial" w:cs="Arial"/>
@@ -12609,7 +12401,6 @@
         </w:rPr>
         <w:t>Nom_CTCompleto</w:t>
       </w:r>
-      <w:proofErr w:type="spellEnd"/>
       <w:r>
         <w:rPr>
           <w:rFonts w:ascii="Arial" w:hAnsi="Arial" w:cs="Arial"/>
@@ -12658,7 +12449,6 @@
         </w:rPr>
         <w:t>{{</w:t>
       </w:r>
-      <w:proofErr w:type="spellStart"/>
       <w:r>
         <w:rPr>
           <w:rFonts w:ascii="Arial" w:hAnsi="Arial" w:cs="Arial"/>
@@ -12667,7 +12457,6 @@
         </w:rPr>
         <w:t>Clave_CT</w:t>
       </w:r>
-      <w:proofErr w:type="spellEnd"/>
       <w:r>
         <w:rPr>
           <w:rFonts w:ascii="Arial" w:hAnsi="Arial" w:cs="Arial"/>
@@ -12750,7 +12539,6 @@
         </w:rPr>
         <w:t>{{</w:t>
       </w:r>
-      <w:proofErr w:type="spellStart"/>
       <w:r>
         <w:rPr>
           <w:rFonts w:ascii="Arial" w:hAnsi="Arial" w:cs="Arial"/>
@@ -12760,7 +12548,6 @@
         </w:rPr>
         <w:t>Domicilio_CT</w:t>
       </w:r>
-      <w:proofErr w:type="spellEnd"/>
       <w:r>
         <w:rPr>
           <w:rFonts w:ascii="Arial" w:hAnsi="Arial" w:cs="Arial"/>
@@ -12787,7 +12574,6 @@
         </w:rPr>
         <w:t>{{</w:t>
       </w:r>
-      <w:proofErr w:type="spellStart"/>
       <w:r>
         <w:rPr>
           <w:rFonts w:ascii="Arial" w:hAnsi="Arial" w:cs="Arial"/>
@@ -12796,7 +12582,6 @@
         </w:rPr>
         <w:t>Poblacion</w:t>
       </w:r>
-      <w:proofErr w:type="spellEnd"/>
       <w:r>
         <w:rPr>
           <w:rFonts w:ascii="Arial" w:hAnsi="Arial" w:cs="Arial"/>
@@ -12863,7 +12648,6 @@
         </w:rPr>
         <w:t>{{</w:t>
       </w:r>
-      <w:proofErr w:type="spellStart"/>
       <w:r>
         <w:rPr>
           <w:rFonts w:ascii="Arial" w:hAnsi="Arial" w:cs="Arial"/>
@@ -12872,7 +12656,6 @@
         </w:rPr>
         <w:t>Funcion_Interino</w:t>
       </w:r>
-      <w:proofErr w:type="spellEnd"/>
       <w:r>
         <w:rPr>
           <w:rFonts w:ascii="Arial" w:hAnsi="Arial" w:cs="Arial"/>
@@ -12916,25 +12699,7 @@
           <w:sz w:val="20"/>
           <w:szCs w:val="20"/>
         </w:rPr>
-        <w:t xml:space="preserve">Exhortándole para que en esta responsabilidad se desempeñe con entusiasmo y dedicación   y al tomar posesión del cargo, deberá notificarlo por escrito a estas oficinas no excediendo de 72 </w:t>
-      </w:r>
-      <w:proofErr w:type="spellStart"/>
-      <w:r>
-        <w:rPr>
-          <w:rFonts w:ascii="Arial" w:hAnsi="Arial" w:cs="Arial"/>
-          <w:sz w:val="20"/>
-          <w:szCs w:val="20"/>
-        </w:rPr>
-        <w:t>Hrs</w:t>
-      </w:r>
-      <w:proofErr w:type="spellEnd"/>
-      <w:r>
-        <w:rPr>
-          <w:rFonts w:ascii="Arial" w:hAnsi="Arial" w:cs="Arial"/>
-          <w:sz w:val="20"/>
-          <w:szCs w:val="20"/>
-        </w:rPr>
-        <w:t>., con el visto bueno de la autoridad inmediata superior.</w:t>
+        <w:t>Exhortándole para que en esta responsabilidad se desempeñe con entusiasmo y dedicación   y al tomar posesión del cargo, deberá notificarlo por escrito a estas oficinas no excediendo de 72 Hrs., con el visto bueno de la autoridad inmediata superior.</w:t>
       </w:r>
     </w:p>
     <w:p>
@@ -12989,7 +12754,6 @@
         </w:rPr>
         <w:t>{{</w:t>
       </w:r>
-      <w:proofErr w:type="spellStart"/>
       <w:r>
         <w:rPr>
           <w:rFonts w:ascii="Arial" w:hAnsi="Arial" w:cs="Arial"/>
@@ -12998,7 +12762,6 @@
         </w:rPr>
         <w:t>T_Movimiento</w:t>
       </w:r>
-      <w:proofErr w:type="spellEnd"/>
       <w:r>
         <w:rPr>
           <w:rFonts w:ascii="Arial" w:hAnsi="Arial" w:cs="Arial"/>
@@ -13047,7 +12810,6 @@
         </w:rPr>
         <w:t>{{</w:t>
       </w:r>
-      <w:proofErr w:type="spellStart"/>
       <w:r>
         <w:rPr>
           <w:rFonts w:ascii="Arial" w:hAnsi="Arial" w:cs="Arial"/>
@@ -13056,7 +12818,6 @@
         </w:rPr>
         <w:t>Nombre_Titular</w:t>
       </w:r>
-      <w:proofErr w:type="spellEnd"/>
       <w:r>
         <w:rPr>
           <w:rFonts w:ascii="Arial" w:hAnsi="Arial" w:cs="Arial"/>
@@ -13183,16 +12944,7 @@
           <w:sz w:val="20"/>
           <w:szCs w:val="20"/>
         </w:rPr>
-        <w:t xml:space="preserve">A T E N T A M E N T </w:t>
-      </w:r>
-      <w:proofErr w:type="gramStart"/>
-      <w:r>
-        <w:rPr>
-          <w:rFonts w:ascii="Arial" w:hAnsi="Arial" w:cs="Arial"/>
-          <w:sz w:val="20"/>
-          <w:szCs w:val="20"/>
-        </w:rPr>
-        <w:t xml:space="preserve">E  </w:t>
+        <w:t xml:space="preserve">A T E N T A M E N T E  </w:t>
       </w:r>
       <w:r>
         <w:rPr>
@@ -13202,7 +12954,6 @@
         </w:rPr>
         <w:t>,</w:t>
       </w:r>
-      <w:proofErr w:type="gramEnd"/>
       <w:r>
         <w:rPr>
           <w:rFonts w:ascii="Arial" w:hAnsi="Arial" w:cs="Arial"/>
@@ -13264,18 +13015,7 @@
           <w:sz w:val="20"/>
           <w:szCs w:val="20"/>
         </w:rPr>
-        <w:t>DRA. LUZ MARIA DEL PILAR</w:t>
-      </w:r>
-      <w:bookmarkStart w:id="8" w:name="_GoBack"/>
-      <w:bookmarkEnd w:id="8"/>
-      <w:r>
-        <w:rPr>
-          <w:b/>
-          <w:bCs/>
-          <w:sz w:val="20"/>
-          <w:szCs w:val="20"/>
-        </w:rPr>
-        <w:t xml:space="preserve"> VERGARA MONTELONGO</w:t>
+        <w:t>DRA. LUZ MARIA DEL PILAR VERGARA MONTELONGO</w:t>
       </w:r>
       <w:r>
         <w:rPr>
@@ -13353,24 +13093,13 @@
           <w:szCs w:val="16"/>
         </w:rPr>
       </w:pPr>
-      <w:proofErr w:type="spellStart"/>
-      <w:proofErr w:type="gramStart"/>
       <w:r>
         <w:rPr>
           <w:sz w:val="16"/>
           <w:szCs w:val="16"/>
         </w:rPr>
-        <w:t>c.c.p.:C</w:t>
-      </w:r>
-      <w:proofErr w:type="spellEnd"/>
-      <w:r>
-        <w:rPr>
-          <w:sz w:val="16"/>
-          <w:szCs w:val="16"/>
-        </w:rPr>
-        <w:t>.</w:t>
-      </w:r>
-      <w:proofErr w:type="gramEnd"/>
+        <w:t>c.c.p.:C.</w:t>
+      </w:r>
       <w:r>
         <w:rPr>
           <w:sz w:val="16"/>
@@ -13414,52 +13143,47 @@
           <w:szCs w:val="16"/>
         </w:rPr>
       </w:pPr>
-      <w:proofErr w:type="spellStart"/>
       <w:r>
         <w:rPr>
           <w:sz w:val="16"/>
           <w:szCs w:val="16"/>
         </w:rPr>
-        <w:t>c.c.p</w:t>
-      </w:r>
-      <w:proofErr w:type="spellEnd"/>
+        <w:t xml:space="preserve">c.c.p. </w:t>
+      </w:r>
       <w:r>
         <w:rPr>
           <w:sz w:val="16"/>
           <w:szCs w:val="16"/>
         </w:rPr>
-        <w:t xml:space="preserve">. </w:t>
+        <w:t>C.</w:t>
       </w:r>
       <w:r>
         <w:rPr>
           <w:sz w:val="16"/>
           <w:szCs w:val="16"/>
         </w:rPr>
-        <w:t>C.</w:t>
+        <w:t>{{</w:t>
       </w:r>
       <w:r>
         <w:rPr>
           <w:sz w:val="16"/>
           <w:szCs w:val="16"/>
         </w:rPr>
-        <w:t>{{</w:t>
-      </w:r>
-      <w:proofErr w:type="spellStart"/>
+        <w:t>P_Sup</w:t>
+      </w:r>
       <w:r>
         <w:rPr>
           <w:sz w:val="16"/>
           <w:szCs w:val="16"/>
         </w:rPr>
-        <w:t>P_Sup</w:t>
-      </w:r>
-      <w:proofErr w:type="spellEnd"/>
-      <w:proofErr w:type="gramStart"/>
+        <w:t>}}</w:t>
+      </w:r>
       <w:r>
         <w:rPr>
           <w:sz w:val="16"/>
           <w:szCs w:val="16"/>
         </w:rPr>
-        <w:t>}}</w:t>
+        <w:t xml:space="preserve"> </w:t>
       </w:r>
       <w:r>
         <w:rPr>
@@ -13473,22 +13197,7 @@
           <w:sz w:val="16"/>
           <w:szCs w:val="16"/>
         </w:rPr>
-        <w:t xml:space="preserve"> </w:t>
-      </w:r>
-      <w:r>
-        <w:rPr>
-          <w:sz w:val="16"/>
-          <w:szCs w:val="16"/>
-        </w:rPr>
-        <w:t>{</w:t>
-      </w:r>
-      <w:proofErr w:type="gramEnd"/>
-      <w:r>
-        <w:rPr>
-          <w:sz w:val="16"/>
-          <w:szCs w:val="16"/>
-        </w:rPr>
-        <w:t>{</w:t>
+        <w:t>{{</w:t>
       </w:r>
       <w:r>
         <w:rPr>
@@ -13540,8 +13249,6 @@
           <w:szCs w:val="16"/>
         </w:rPr>
       </w:pPr>
-      <w:proofErr w:type="spellStart"/>
-      <w:proofErr w:type="gramStart"/>
       <w:r>
         <w:rPr>
           <w:sz w:val="16"/>
@@ -13554,17 +13261,8 @@
           <w:sz w:val="16"/>
           <w:szCs w:val="16"/>
         </w:rPr>
-        <w:t>C</w:t>
-      </w:r>
-      <w:proofErr w:type="spellEnd"/>
-      <w:r>
-        <w:rPr>
-          <w:sz w:val="16"/>
-          <w:szCs w:val="16"/>
-        </w:rPr>
-        <w:t>.</w:t>
-      </w:r>
-      <w:proofErr w:type="gramEnd"/>
+        <w:t>C.</w:t>
+      </w:r>
       <w:r>
         <w:rPr>
           <w:sz w:val="16"/>
@@ -13581,7 +13279,6 @@
         </w:rPr>
         <w:t>{{</w:t>
       </w:r>
-      <w:proofErr w:type="spellStart"/>
       <w:r>
         <w:rPr>
           <w:sz w:val="16"/>
@@ -13590,7 +13287,6 @@
         </w:rPr>
         <w:t>P_Dir</w:t>
       </w:r>
-      <w:proofErr w:type="spellEnd"/>
       <w:r>
         <w:rPr>
           <w:sz w:val="16"/>
@@ -13646,21 +13342,12 @@
           <w:szCs w:val="16"/>
         </w:rPr>
       </w:pPr>
-      <w:proofErr w:type="spellStart"/>
       <w:r>
         <w:rPr>
           <w:sz w:val="16"/>
           <w:szCs w:val="16"/>
         </w:rPr>
-        <w:t>c.c.p</w:t>
-      </w:r>
-      <w:proofErr w:type="spellEnd"/>
-      <w:r>
-        <w:rPr>
-          <w:sz w:val="16"/>
-          <w:szCs w:val="16"/>
-        </w:rPr>
-        <w:t>.   MINUTARIO.</w:t>
+        <w:t>c.c.p.   MINUTARIO.</w:t>
       </w:r>
     </w:p>
     <w:p>
@@ -13700,23 +13387,7 @@
           <w:sz w:val="16"/>
           <w:szCs w:val="16"/>
         </w:rPr>
-        <w:t>{{</w:t>
-      </w:r>
-      <w:proofErr w:type="spellStart"/>
-      <w:r>
-        <w:rPr>
-          <w:sz w:val="16"/>
-          <w:szCs w:val="16"/>
-        </w:rPr>
-        <w:t>quienlohizo</w:t>
-      </w:r>
-      <w:proofErr w:type="spellEnd"/>
-      <w:r>
-        <w:rPr>
-          <w:sz w:val="16"/>
-          <w:szCs w:val="16"/>
-        </w:rPr>
-        <w:t>}}</w:t>
+        <w:t>{{quienlohizo}}</w:t>
       </w:r>
     </w:p>
     <w:p>
@@ -13733,9 +13404,9 @@
     <w:p>
       <w:pPr>
         <w:sectPr>
-          <w:headerReference w:type="default" r:id="rId9"/>
-          <w:footerReference w:type="default" r:id="rId10"/>
-          <w:headerReference w:type="first" r:id="rId11"/>
+          <w:headerReference w:type="default" r:id="rId14"/>
+          <w:footerReference w:type="default" r:id="rId15"/>
+          <w:headerReference w:type="first" r:id="rId16"/>
           <w:pgSz w:w="12240" w:h="15840"/>
           <w:pgMar w:top="1418" w:right="1701" w:bottom="1418" w:left="1701" w:header="709" w:footer="709" w:gutter="0"/>
           <w:cols w:space="708"/>
@@ -14004,7 +13675,6 @@
               </w:rPr>
               <w:t>{{</w:t>
             </w:r>
-            <w:proofErr w:type="spellStart"/>
             <w:r>
               <w:rPr>
                 <w:rFonts w:ascii="Arial" w:hAnsi="Arial" w:cs="Arial"/>
@@ -14013,7 +13683,6 @@
               </w:rPr>
               <w:t>Nombre_Interino</w:t>
             </w:r>
-            <w:proofErr w:type="spellEnd"/>
             <w:r>
               <w:rPr>
                 <w:rFonts w:ascii="Arial" w:hAnsi="Arial" w:cs="Arial"/>
@@ -14055,7 +13724,6 @@
               </w:rPr>
               <w:t>{{</w:t>
             </w:r>
-            <w:proofErr w:type="spellStart"/>
             <w:r>
               <w:rPr>
                 <w:rFonts w:ascii="Arial" w:hAnsi="Arial" w:cs="Arial"/>
@@ -14065,7 +13733,6 @@
               </w:rPr>
               <w:t>Nombre_Titular</w:t>
             </w:r>
-            <w:proofErr w:type="spellEnd"/>
             <w:r>
               <w:rPr>
                 <w:rFonts w:ascii="Arial" w:hAnsi="Arial" w:cs="Arial"/>
@@ -14106,7 +13773,6 @@
               </w:rPr>
               <w:t>{{</w:t>
             </w:r>
-            <w:proofErr w:type="spellStart"/>
             <w:r>
               <w:rPr>
                 <w:rFonts w:ascii="Arial" w:hAnsi="Arial" w:cs="Arial"/>
@@ -14115,7 +13781,6 @@
               </w:rPr>
               <w:t>T_Movimiento</w:t>
             </w:r>
-            <w:proofErr w:type="spellEnd"/>
             <w:r>
               <w:rPr>
                 <w:rFonts w:ascii="Arial" w:hAnsi="Arial" w:cs="Arial"/>
@@ -14936,7 +14601,7 @@
               </wp:anchor>
             </w:drawing>
           </mc:Choice>
-          <mc:Fallback xmlns:cx1="http://schemas.microsoft.com/office/drawing/2015/9/8/chartex" xmlns:cx2="http://schemas.microsoft.com/office/drawing/2015/10/21/chartex" xmlns:cx3="http://schemas.microsoft.com/office/drawing/2016/5/9/chartex" xmlns:cx4="http://schemas.microsoft.com/office/drawing/2016/5/10/chartex" xmlns:cx5="http://schemas.microsoft.com/office/drawing/2016/5/11/chartex" xmlns:cx6="http://schemas.microsoft.com/office/drawing/2016/5/12/chartex" xmlns:cx7="http://schemas.microsoft.com/office/drawing/2016/5/13/chartex" xmlns:cx8="http://schemas.microsoft.com/office/drawing/2016/5/14/chartex" xmlns:aink="http://schemas.microsoft.com/office/drawing/2016/ink" xmlns:am3d="http://schemas.microsoft.com/office/drawing/2017/model3d" xmlns:oel="http://schemas.microsoft.com/office/2019/extlst" xmlns:w16cex="http://schemas.microsoft.com/office/word/2018/wordml/cex" xmlns:w16cid="http://schemas.microsoft.com/office/word/2016/wordml/cid" xmlns:w16="http://schemas.microsoft.com/office/word/2018/wordml" xmlns:w16du="http://schemas.microsoft.com/office/word/2023/wordml/word16du" xmlns:w16sdtdh="http://schemas.microsoft.com/office/word/2020/wordml/sdtdatahash">
+          <mc:Fallback xmlns:w16sdtdh="http://schemas.microsoft.com/office/word/2020/wordml/sdtdatahash" xmlns:w16du="http://schemas.microsoft.com/office/word/2023/wordml/word16du" xmlns:w16="http://schemas.microsoft.com/office/word/2018/wordml" xmlns:w16cid="http://schemas.microsoft.com/office/word/2016/wordml/cid" xmlns:w16cex="http://schemas.microsoft.com/office/word/2018/wordml/cex" xmlns:oel="http://schemas.microsoft.com/office/2019/extlst" xmlns:am3d="http://schemas.microsoft.com/office/drawing/2017/model3d" xmlns:aink="http://schemas.microsoft.com/office/drawing/2016/ink" xmlns:cx8="http://schemas.microsoft.com/office/drawing/2016/5/14/chartex" xmlns:cx7="http://schemas.microsoft.com/office/drawing/2016/5/13/chartex" xmlns:cx6="http://schemas.microsoft.com/office/drawing/2016/5/12/chartex" xmlns:cx5="http://schemas.microsoft.com/office/drawing/2016/5/11/chartex" xmlns:cx4="http://schemas.microsoft.com/office/drawing/2016/5/10/chartex" xmlns:cx3="http://schemas.microsoft.com/office/drawing/2016/5/9/chartex" xmlns:cx2="http://schemas.microsoft.com/office/drawing/2015/10/21/chartex" xmlns:cx1="http://schemas.microsoft.com/office/drawing/2015/9/8/chartex">
             <w:pict>
               <v:line w14:anchorId="3DB20B95" id="Conector recto 9" o:spid="_x0000_s1026" style="position:absolute;flip:y;z-index:251678720;visibility:visible;mso-wrap-style:square;mso-wrap-distance-left:9pt;mso-wrap-distance-top:0;mso-wrap-distance-right:9pt;mso-wrap-distance-bottom:0;mso-position-horizontal:absolute;mso-position-horizontal-relative:text;mso-position-vertical:absolute;mso-position-vertical-relative:text" from="504.35pt,11.2pt" to="618.35pt,11.95pt" o:gfxdata="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" strokecolor="black [3200]" strokeweight=".5pt">
                 <v:stroke joinstyle="miter"/>
@@ -15014,7 +14679,6 @@
         </w:rPr>
         <w:t>{{</w:t>
       </w:r>
-      <w:proofErr w:type="spellStart"/>
       <w:r>
         <w:rPr>
           <w:rFonts w:ascii="Tahoma" w:hAnsi="Tahoma" w:cs="Tahoma"/>
@@ -15025,7 +14689,6 @@
         </w:rPr>
         <w:t>F_Hoy</w:t>
       </w:r>
-      <w:proofErr w:type="spellEnd"/>
       <w:r>
         <w:rPr>
           <w:rFonts w:ascii="Tahoma" w:hAnsi="Tahoma" w:cs="Tahoma"/>
@@ -15066,7 +14729,7 @@
       </w:pPr>
     </w:p>
     <w:sectPr>
-      <w:headerReference w:type="first" r:id="rId12"/>
+      <w:headerReference w:type="first" r:id="rId17"/>
       <w:pgSz w:w="15840" w:h="12240" w:orient="landscape" w:code="1"/>
       <w:pgMar w:top="1701" w:right="1418" w:bottom="1418" w:left="1418" w:header="709" w:footer="709" w:gutter="0"/>
       <w:cols w:space="708"/>
@@ -15106,6 +14769,36 @@
 </w:ftr>
 </file>
 
+<file path=word/footer2.xml><?xml version="1.0" encoding="utf-8"?>
+<w:ftr xmlns:wpc="http://schemas.microsoft.com/office/word/2010/wordprocessingCanvas" xmlns:cx="http://schemas.microsoft.com/office/drawing/2014/chartex" xmlns:mc="http://schemas.openxmlformats.org/markup-compatibility/2006" xmlns:o="urn:schemas-microsoft-com:office:office" xmlns:r="http://schemas.openxmlformats.org/officeDocument/2006/relationships" xmlns:m="http://schemas.openxmlformats.org/officeDocument/2006/math" xmlns:v="urn:schemas-microsoft-com:vml" xmlns:wp14="http://schemas.microsoft.com/office/word/2010/wordprocessingDrawing" xmlns:wp="http://schemas.openxmlformats.org/drawingml/2006/wordprocessingDrawing" xmlns:w10="urn:schemas-microsoft-com:office:word" xmlns:w="http://schemas.openxmlformats.org/wordprocessingml/2006/main" xmlns:w14="http://schemas.microsoft.com/office/word/2010/wordml" xmlns:w15="http://schemas.microsoft.com/office/word/2012/wordml" xmlns:w16se="http://schemas.microsoft.com/office/word/2015/wordml/symex" xmlns:wpg="http://schemas.microsoft.com/office/word/2010/wordprocessingGroup" xmlns:wpi="http://schemas.microsoft.com/office/word/2010/wordprocessingInk" xmlns:wne="http://schemas.microsoft.com/office/word/2006/wordml" xmlns:wps="http://schemas.microsoft.com/office/word/2010/wordprocessingShape" mc:Ignorable="w14 w15 w16se wp14">
+  <w:p>
+    <w:pPr>
+      <w:pStyle w:val="Piedepgina"/>
+    </w:pPr>
+  </w:p>
+</w:ftr>
+</file>
+
+<file path=word/footer3.xml><?xml version="1.0" encoding="utf-8"?>
+<w:ftr xmlns:wpc="http://schemas.microsoft.com/office/word/2010/wordprocessingCanvas" xmlns:cx="http://schemas.microsoft.com/office/drawing/2014/chartex" xmlns:mc="http://schemas.openxmlformats.org/markup-compatibility/2006" xmlns:o="urn:schemas-microsoft-com:office:office" xmlns:r="http://schemas.openxmlformats.org/officeDocument/2006/relationships" xmlns:m="http://schemas.openxmlformats.org/officeDocument/2006/math" xmlns:v="urn:schemas-microsoft-com:vml" xmlns:wp14="http://schemas.microsoft.com/office/word/2010/wordprocessingDrawing" xmlns:wp="http://schemas.openxmlformats.org/drawingml/2006/wordprocessingDrawing" xmlns:w10="urn:schemas-microsoft-com:office:word" xmlns:w="http://schemas.openxmlformats.org/wordprocessingml/2006/main" xmlns:w14="http://schemas.microsoft.com/office/word/2010/wordml" xmlns:w15="http://schemas.microsoft.com/office/word/2012/wordml" xmlns:w16se="http://schemas.microsoft.com/office/word/2015/wordml/symex" xmlns:wpg="http://schemas.microsoft.com/office/word/2010/wordprocessingGroup" xmlns:wpi="http://schemas.microsoft.com/office/word/2010/wordprocessingInk" xmlns:wne="http://schemas.microsoft.com/office/word/2006/wordml" xmlns:wps="http://schemas.microsoft.com/office/word/2010/wordprocessingShape" mc:Ignorable="w14 w15 w16se wp14">
+  <w:p>
+    <w:pPr>
+      <w:pStyle w:val="Piedepgina"/>
+    </w:pPr>
+  </w:p>
+</w:ftr>
+</file>
+
+<file path=word/footer4.xml><?xml version="1.0" encoding="utf-8"?>
+<w:ftr xmlns:wpc="http://schemas.microsoft.com/office/word/2010/wordprocessingCanvas" xmlns:cx="http://schemas.microsoft.com/office/drawing/2014/chartex" xmlns:mc="http://schemas.openxmlformats.org/markup-compatibility/2006" xmlns:o="urn:schemas-microsoft-com:office:office" xmlns:r="http://schemas.openxmlformats.org/officeDocument/2006/relationships" xmlns:m="http://schemas.openxmlformats.org/officeDocument/2006/math" xmlns:v="urn:schemas-microsoft-com:vml" xmlns:wp14="http://schemas.microsoft.com/office/word/2010/wordprocessingDrawing" xmlns:wp="http://schemas.openxmlformats.org/drawingml/2006/wordprocessingDrawing" xmlns:w10="urn:schemas-microsoft-com:office:word" xmlns:w="http://schemas.openxmlformats.org/wordprocessingml/2006/main" xmlns:w14="http://schemas.microsoft.com/office/word/2010/wordml" xmlns:w15="http://schemas.microsoft.com/office/word/2012/wordml" xmlns:w16se="http://schemas.microsoft.com/office/word/2015/wordml/symex" xmlns:wpg="http://schemas.microsoft.com/office/word/2010/wordprocessingGroup" xmlns:wpi="http://schemas.microsoft.com/office/word/2010/wordprocessingInk" xmlns:wne="http://schemas.microsoft.com/office/word/2006/wordml" xmlns:wps="http://schemas.microsoft.com/office/word/2010/wordprocessingShape" mc:Ignorable="w14 w15 w16se wp14">
+  <w:p>
+    <w:pPr>
+      <w:pStyle w:val="Piedepgina"/>
+    </w:pPr>
+  </w:p>
+</w:ftr>
+</file>
+
 <file path=word/footnotes.xml><?xml version="1.0" encoding="utf-8"?>
 <w:footnotes xmlns:wpc="http://schemas.microsoft.com/office/word/2010/wordprocessingCanvas" xmlns:cx="http://schemas.microsoft.com/office/drawing/2014/chartex" xmlns:mc="http://schemas.openxmlformats.org/markup-compatibility/2006" xmlns:o="urn:schemas-microsoft-com:office:office" xmlns:r="http://schemas.openxmlformats.org/officeDocument/2006/relationships" xmlns:m="http://schemas.openxmlformats.org/officeDocument/2006/math" xmlns:v="urn:schemas-microsoft-com:vml" xmlns:wp14="http://schemas.microsoft.com/office/word/2010/wordprocessingDrawing" xmlns:wp="http://schemas.openxmlformats.org/drawingml/2006/wordprocessingDrawing" xmlns:w10="urn:schemas-microsoft-com:office:word" xmlns:w="http://schemas.openxmlformats.org/wordprocessingml/2006/main" xmlns:w14="http://schemas.microsoft.com/office/word/2010/wordml" xmlns:w15="http://schemas.microsoft.com/office/word/2012/wordml" xmlns:w16se="http://schemas.microsoft.com/office/word/2015/wordml/symex" xmlns:wpg="http://schemas.microsoft.com/office/word/2010/wordprocessingGroup" xmlns:wpi="http://schemas.microsoft.com/office/word/2010/wordprocessingInk" xmlns:wne="http://schemas.microsoft.com/office/word/2006/wordml" xmlns:wps="http://schemas.microsoft.com/office/word/2010/wordprocessingShape" mc:Ignorable="w14 w15 w16se wp14">
   <w:footnote w:type="separator" w:id="-1">
@@ -15126,6 +14819,26 @@
 </file>
 
 <file path=word/header1.xml><?xml version="1.0" encoding="utf-8"?>
+<w:hdr xmlns:wpc="http://schemas.microsoft.com/office/word/2010/wordprocessingCanvas" xmlns:cx="http://schemas.microsoft.com/office/drawing/2014/chartex" xmlns:mc="http://schemas.openxmlformats.org/markup-compatibility/2006" xmlns:o="urn:schemas-microsoft-com:office:office" xmlns:r="http://schemas.openxmlformats.org/officeDocument/2006/relationships" xmlns:m="http://schemas.openxmlformats.org/officeDocument/2006/math" xmlns:v="urn:schemas-microsoft-com:vml" xmlns:wp14="http://schemas.microsoft.com/office/word/2010/wordprocessingDrawing" xmlns:wp="http://schemas.openxmlformats.org/drawingml/2006/wordprocessingDrawing" xmlns:w10="urn:schemas-microsoft-com:office:word" xmlns:w="http://schemas.openxmlformats.org/wordprocessingml/2006/main" xmlns:w14="http://schemas.microsoft.com/office/word/2010/wordml" xmlns:w15="http://schemas.microsoft.com/office/word/2012/wordml" xmlns:w16se="http://schemas.microsoft.com/office/word/2015/wordml/symex" xmlns:wpg="http://schemas.microsoft.com/office/word/2010/wordprocessingGroup" xmlns:wpi="http://schemas.microsoft.com/office/word/2010/wordprocessingInk" xmlns:wne="http://schemas.microsoft.com/office/word/2006/wordml" xmlns:wps="http://schemas.microsoft.com/office/word/2010/wordprocessingShape" mc:Ignorable="w14 w15 w16se wp14">
+  <w:p>
+    <w:pPr>
+      <w:pStyle w:val="Encabezado"/>
+    </w:pPr>
+  </w:p>
+</w:hdr>
+</file>
+
+<file path=word/header2.xml><?xml version="1.0" encoding="utf-8"?>
+<w:hdr xmlns:wpc="http://schemas.microsoft.com/office/word/2010/wordprocessingCanvas" xmlns:cx="http://schemas.microsoft.com/office/drawing/2014/chartex" xmlns:mc="http://schemas.openxmlformats.org/markup-compatibility/2006" xmlns:o="urn:schemas-microsoft-com:office:office" xmlns:r="http://schemas.openxmlformats.org/officeDocument/2006/relationships" xmlns:m="http://schemas.openxmlformats.org/officeDocument/2006/math" xmlns:v="urn:schemas-microsoft-com:vml" xmlns:wp14="http://schemas.microsoft.com/office/word/2010/wordprocessingDrawing" xmlns:wp="http://schemas.openxmlformats.org/drawingml/2006/wordprocessingDrawing" xmlns:w10="urn:schemas-microsoft-com:office:word" xmlns:w="http://schemas.openxmlformats.org/wordprocessingml/2006/main" xmlns:w14="http://schemas.microsoft.com/office/word/2010/wordml" xmlns:w15="http://schemas.microsoft.com/office/word/2012/wordml" xmlns:w16se="http://schemas.microsoft.com/office/word/2015/wordml/symex" xmlns:wpg="http://schemas.microsoft.com/office/word/2010/wordprocessingGroup" xmlns:wpi="http://schemas.microsoft.com/office/word/2010/wordprocessingInk" xmlns:wne="http://schemas.microsoft.com/office/word/2006/wordml" xmlns:wps="http://schemas.microsoft.com/office/word/2010/wordprocessingShape" mc:Ignorable="w14 w15 w16se wp14">
+  <w:p>
+    <w:pPr>
+      <w:pStyle w:val="Encabezado"/>
+    </w:pPr>
+  </w:p>
+</w:hdr>
+</file>
+
+<file path=word/header3.xml><?xml version="1.0" encoding="utf-8"?>
 <w:hdr xmlns:wpc="http://schemas.microsoft.com/office/word/2010/wordprocessingCanvas" xmlns:cx="http://schemas.microsoft.com/office/drawing/2014/chartex" xmlns:mc="http://schemas.openxmlformats.org/markup-compatibility/2006" xmlns:o="urn:schemas-microsoft-com:office:office" xmlns:r="http://schemas.openxmlformats.org/officeDocument/2006/relationships" xmlns:m="http://schemas.openxmlformats.org/officeDocument/2006/math" xmlns:v="urn:schemas-microsoft-com:vml" xmlns:wp14="http://schemas.microsoft.com/office/word/2010/wordprocessingDrawing" xmlns:wp="http://schemas.openxmlformats.org/drawingml/2006/wordprocessingDrawing" xmlns:w10="urn:schemas-microsoft-com:office:word" xmlns:w="http://schemas.openxmlformats.org/wordprocessingml/2006/main" xmlns:w14="http://schemas.microsoft.com/office/word/2010/wordml" xmlns:w15="http://schemas.microsoft.com/office/word/2012/wordml" xmlns:w16se="http://schemas.microsoft.com/office/word/2015/wordml/symex" xmlns:wpg="http://schemas.microsoft.com/office/word/2010/wordprocessingGroup" xmlns:wpi="http://schemas.microsoft.com/office/word/2010/wordprocessingInk" xmlns:wne="http://schemas.microsoft.com/office/word/2006/wordml" xmlns:wps="http://schemas.microsoft.com/office/word/2010/wordprocessingShape" mc:Ignorable="w14 w15 w16se wp14">
   <w:tbl>
     <w:tblPr>
@@ -15193,7 +14906,7 @@
               <v:shape id="_x0000_i1025" type="#_x0000_t75" style="width:82.5pt;height:56.25pt">
                 <v:imagedata r:id="rId1" o:title=""/>
               </v:shape>
-              <o:OLEObject Type="Embed" ProgID="PBrush" ShapeID="_x0000_i1025" DrawAspect="Content" ObjectID="_1823246794" r:id="rId2"/>
+              <o:OLEObject Type="Embed" ProgID="PBrush" ShapeID="_x0000_i1025" DrawAspect="Content" ObjectID="_1829799095" r:id="rId2"/>
             </w:object>
           </w:r>
         </w:p>
@@ -15271,7 +14984,7 @@
 </w:hdr>
 </file>
 
-<file path=word/header2.xml><?xml version="1.0" encoding="utf-8"?>
+<file path=word/header4.xml><?xml version="1.0" encoding="utf-8"?>
 <w:hdr xmlns:wpc="http://schemas.microsoft.com/office/word/2010/wordprocessingCanvas" xmlns:cx="http://schemas.microsoft.com/office/drawing/2014/chartex" xmlns:mc="http://schemas.openxmlformats.org/markup-compatibility/2006" xmlns:o="urn:schemas-microsoft-com:office:office" xmlns:r="http://schemas.openxmlformats.org/officeDocument/2006/relationships" xmlns:m="http://schemas.openxmlformats.org/officeDocument/2006/math" xmlns:v="urn:schemas-microsoft-com:vml" xmlns:wp14="http://schemas.microsoft.com/office/word/2010/wordprocessingDrawing" xmlns:wp="http://schemas.openxmlformats.org/drawingml/2006/wordprocessingDrawing" xmlns:w10="urn:schemas-microsoft-com:office:word" xmlns:w="http://schemas.openxmlformats.org/wordprocessingml/2006/main" xmlns:w14="http://schemas.microsoft.com/office/word/2010/wordml" xmlns:w15="http://schemas.microsoft.com/office/word/2012/wordml" xmlns:w16se="http://schemas.microsoft.com/office/word/2015/wordml/symex" xmlns:wpg="http://schemas.microsoft.com/office/word/2010/wordprocessingGroup" xmlns:wpi="http://schemas.microsoft.com/office/word/2010/wordprocessingInk" xmlns:wne="http://schemas.microsoft.com/office/word/2006/wordml" xmlns:wps="http://schemas.microsoft.com/office/word/2010/wordprocessingShape" mc:Ignorable="w14 w15 w16se wp14">
   <w:p>
     <w:pPr>
@@ -15382,7 +15095,7 @@
 </w:hdr>
 </file>
 
-<file path=word/header3.xml><?xml version="1.0" encoding="utf-8"?>
+<file path=word/header5.xml><?xml version="1.0" encoding="utf-8"?>
 <w:hdr xmlns:wpc="http://schemas.microsoft.com/office/word/2010/wordprocessingCanvas" xmlns:cx="http://schemas.microsoft.com/office/drawing/2014/chartex" xmlns:mc="http://schemas.openxmlformats.org/markup-compatibility/2006" xmlns:o="urn:schemas-microsoft-com:office:office" xmlns:r="http://schemas.openxmlformats.org/officeDocument/2006/relationships" xmlns:m="http://schemas.openxmlformats.org/officeDocument/2006/math" xmlns:v="urn:schemas-microsoft-com:vml" xmlns:wp14="http://schemas.microsoft.com/office/word/2010/wordprocessingDrawing" xmlns:wp="http://schemas.openxmlformats.org/drawingml/2006/wordprocessingDrawing" xmlns:w10="urn:schemas-microsoft-com:office:word" xmlns:w="http://schemas.openxmlformats.org/wordprocessingml/2006/main" xmlns:w14="http://schemas.microsoft.com/office/word/2010/wordml" xmlns:w15="http://schemas.microsoft.com/office/word/2012/wordml" xmlns:w16se="http://schemas.microsoft.com/office/word/2015/wordml/symex" xmlns:wpg="http://schemas.microsoft.com/office/word/2010/wordprocessingGroup" xmlns:wpi="http://schemas.microsoft.com/office/word/2010/wordprocessingInk" xmlns:wne="http://schemas.microsoft.com/office/word/2006/wordml" xmlns:wps="http://schemas.microsoft.com/office/word/2010/wordprocessingShape" mc:Ignorable="w14 w15 w16se wp14">
   <w:p>
     <w:pPr>
@@ -15392,30 +15105,33 @@
 </w:hdr>
 </file>
 
-<file path=word/header4.xml><?xml version="1.0" encoding="utf-8"?>
+<file path=word/header6.xml><?xml version="1.0" encoding="utf-8"?>
 <w:hdr xmlns:wpc="http://schemas.microsoft.com/office/word/2010/wordprocessingCanvas" xmlns:cx="http://schemas.microsoft.com/office/drawing/2014/chartex" xmlns:mc="http://schemas.openxmlformats.org/markup-compatibility/2006" xmlns:o="urn:schemas-microsoft-com:office:office" xmlns:r="http://schemas.openxmlformats.org/officeDocument/2006/relationships" xmlns:m="http://schemas.openxmlformats.org/officeDocument/2006/math" xmlns:v="urn:schemas-microsoft-com:vml" xmlns:wp14="http://schemas.microsoft.com/office/word/2010/wordprocessingDrawing" xmlns:wp="http://schemas.openxmlformats.org/drawingml/2006/wordprocessingDrawing" xmlns:w10="urn:schemas-microsoft-com:office:word" xmlns:w="http://schemas.openxmlformats.org/wordprocessingml/2006/main" xmlns:w14="http://schemas.microsoft.com/office/word/2010/wordml" xmlns:w15="http://schemas.microsoft.com/office/word/2012/wordml" xmlns:w16se="http://schemas.microsoft.com/office/word/2015/wordml/symex" xmlns:wpg="http://schemas.microsoft.com/office/word/2010/wordprocessingGroup" xmlns:wpi="http://schemas.microsoft.com/office/word/2010/wordprocessingInk" xmlns:wne="http://schemas.microsoft.com/office/word/2006/wordml" xmlns:wps="http://schemas.microsoft.com/office/word/2010/wordprocessingShape" mc:Ignorable="w14 w15 w16se wp14">
   <w:p>
     <w:pPr>
       <w:pStyle w:val="Encabezado"/>
     </w:pPr>
+    <w:bookmarkStart w:id="8" w:name="_GoBack"/>
     <w:r>
       <w:rPr>
         <w:noProof/>
-        <w:lang w:val="en-US" w:eastAsia="en-US"/>
+        <w:sz w:val="16"/>
+        <w:szCs w:val="16"/>
+        <w:lang w:val="en-US"/>
       </w:rPr>
       <w:drawing>
-        <wp:anchor distT="0" distB="0" distL="114300" distR="114300" simplePos="0" relativeHeight="251670528" behindDoc="1" locked="0" layoutInCell="1" allowOverlap="1" wp14:anchorId="0943904C" wp14:editId="6043DE05">
+        <wp:anchor distT="0" distB="0" distL="114300" distR="114300" simplePos="0" relativeHeight="251670528" behindDoc="1" locked="0" layoutInCell="1" allowOverlap="1" wp14:anchorId="2CC8498D" wp14:editId="28B7CCE4">
           <wp:simplePos x="0" y="0"/>
-          <wp:positionH relativeFrom="column">
-            <wp:posOffset>-838200</wp:posOffset>
+          <wp:positionH relativeFrom="margin">
+            <wp:align>center</wp:align>
           </wp:positionH>
           <wp:positionV relativeFrom="paragraph">
-            <wp:posOffset>-191135</wp:posOffset>
+            <wp:posOffset>-172085</wp:posOffset>
           </wp:positionV>
-          <wp:extent cx="7353300" cy="9703727"/>
-          <wp:effectExtent l="0" t="0" r="0" b="0"/>
+          <wp:extent cx="7340279" cy="9498842"/>
+          <wp:effectExtent l="0" t="0" r="0" b="7620"/>
           <wp:wrapNone/>
-          <wp:docPr id="29" name="Imagen 29"/>
+          <wp:docPr id="1196353157" name="Imagen 2"/>
           <wp:cNvGraphicFramePr>
             <a:graphicFrameLocks xmlns:a="http://schemas.openxmlformats.org/drawingml/2006/main" noChangeAspect="1"/>
           </wp:cNvGraphicFramePr>
@@ -15423,11 +15139,11 @@
             <a:graphicData uri="http://schemas.openxmlformats.org/drawingml/2006/picture">
               <pic:pic xmlns:pic="http://schemas.openxmlformats.org/drawingml/2006/picture">
                 <pic:nvPicPr>
-                  <pic:cNvPr id="29" name="membretada oficial SEED 2025 (EDUC ESPECIAL).jpg"/>
+                  <pic:cNvPr id="1196353157" name="Imagen 1196353157"/>
                   <pic:cNvPicPr/>
                 </pic:nvPicPr>
                 <pic:blipFill>
-                  <a:blip r:embed="rId1" cstate="print">
+                  <a:blip r:embed="rId1">
                     <a:extLst>
                       <a:ext uri="{28A0092B-C50C-407E-A947-70E740481C1C}">
                         <a14:useLocalDpi xmlns:a14="http://schemas.microsoft.com/office/drawing/2010/main" val="0"/>
@@ -15441,7 +15157,7 @@
                 <pic:spPr>
                   <a:xfrm>
                     <a:off x="0" y="0"/>
-                    <a:ext cx="7353300" cy="9703727"/>
+                    <a:ext cx="7340279" cy="9498842"/>
                   </a:xfrm>
                   <a:prstGeom prst="rect">
                     <a:avLst/>
@@ -15459,11 +15175,12 @@
         </wp:anchor>
       </w:drawing>
     </w:r>
+    <w:bookmarkEnd w:id="8"/>
   </w:p>
 </w:hdr>
 </file>
 
-<file path=word/header5.xml><?xml version="1.0" encoding="utf-8"?>
+<file path=word/header7.xml><?xml version="1.0" encoding="utf-8"?>
 <w:hdr xmlns:wpc="http://schemas.microsoft.com/office/word/2010/wordprocessingCanvas" xmlns:cx="http://schemas.microsoft.com/office/drawing/2014/chartex" xmlns:mc="http://schemas.openxmlformats.org/markup-compatibility/2006" xmlns:o="urn:schemas-microsoft-com:office:office" xmlns:r="http://schemas.openxmlformats.org/officeDocument/2006/relationships" xmlns:m="http://schemas.openxmlformats.org/officeDocument/2006/math" xmlns:v="urn:schemas-microsoft-com:vml" xmlns:wp14="http://schemas.microsoft.com/office/word/2010/wordprocessingDrawing" xmlns:wp="http://schemas.openxmlformats.org/drawingml/2006/wordprocessingDrawing" xmlns:w10="urn:schemas-microsoft-com:office:word" xmlns:w="http://schemas.openxmlformats.org/wordprocessingml/2006/main" xmlns:w14="http://schemas.microsoft.com/office/word/2010/wordml" xmlns:w15="http://schemas.microsoft.com/office/word/2012/wordml" xmlns:w16se="http://schemas.microsoft.com/office/word/2015/wordml/symex" xmlns:wpg="http://schemas.microsoft.com/office/word/2010/wordprocessingGroup" xmlns:wpi="http://schemas.microsoft.com/office/word/2010/wordprocessingInk" xmlns:wne="http://schemas.microsoft.com/office/word/2006/wordml" xmlns:wps="http://schemas.microsoft.com/office/word/2010/wordprocessingShape" mc:Ignorable="w14 w15 w16se wp14">
   <w:p>
     <w:pPr>
@@ -15502,7 +15219,7 @@
         <v:shape id="_x0000_s2049" type="#_x0000_t75" style="position:absolute;margin-left:-10.15pt;margin-top:-19.7pt;width:89.25pt;height:63.75pt;z-index:251666432;mso-wrap-style:tight">
           <v:imagedata r:id="rId1" o:title=""/>
         </v:shape>
-        <o:OLEObject Type="Embed" ProgID="PBrush" ShapeID="_x0000_s2049" DrawAspect="Content" ObjectID="_1823246795" r:id="rId2"/>
+        <o:OLEObject Type="Embed" ProgID="PBrush" ShapeID="_x0000_s2049" DrawAspect="Content" ObjectID="_1829799096" r:id="rId2"/>
       </w:object>
     </w:r>
   </w:p>
@@ -16884,7 +16601,7 @@
 </file>
 
 <file path=customXml/itemProps1.xml><?xml version="1.0" encoding="utf-8"?>
-<ds:datastoreItem xmlns:ds="http://schemas.openxmlformats.org/officeDocument/2006/customXml" ds:itemID="{6810B209-A26D-49CF-A0B5-DDD36F8747CB}">
+<ds:datastoreItem xmlns:ds="http://schemas.openxmlformats.org/officeDocument/2006/customXml" ds:itemID="{AF884BAB-9AF3-4644-89CD-A088EE97D75B}">
   <ds:schemaRefs>
     <ds:schemaRef ds:uri="http://schemas.openxmlformats.org/officeDocument/2006/bibliography"/>
   </ds:schemaRefs>

--- a/gestion_escolar/templates/tramites/Plantillas/Word/REINGRESO.docx
+++ b/gestion_escolar/templates/tramites/Plantillas/Word/REINGRESO.docx
@@ -406,7 +406,7 @@
     </w:p>
     <w:tbl>
       <w:tblPr>
-        <w:tblW w:w="9161" w:type="dxa"/>
+        <w:tblW w:w="9333" w:type="dxa"/>
         <w:tblBorders>
           <w:top w:val="single" w:sz="18" w:space="0" w:color="auto"/>
           <w:left w:val="single" w:sz="18" w:space="0" w:color="auto"/>
@@ -455,7 +455,7 @@
         <w:gridCol w:w="629"/>
         <w:gridCol w:w="91"/>
         <w:gridCol w:w="629"/>
-        <w:gridCol w:w="1171"/>
+        <w:gridCol w:w="1343"/>
       </w:tblGrid>
       <w:tr>
         <w:trPr>
@@ -492,7 +492,7 @@
         </w:tc>
         <w:tc>
           <w:tcPr>
-            <w:tcW w:w="8376" w:type="dxa"/>
+            <w:tcW w:w="8548" w:type="dxa"/>
             <w:gridSpan w:val="34"/>
             <w:tcBorders>
               <w:top w:val="single" w:sz="18" w:space="0" w:color="auto"/>
@@ -651,7 +651,7 @@
         </w:tc>
         <w:tc>
           <w:tcPr>
-            <w:tcW w:w="4064" w:type="dxa"/>
+            <w:tcW w:w="4236" w:type="dxa"/>
             <w:gridSpan w:val="13"/>
             <w:tcBorders>
               <w:top w:val="single" w:sz="8" w:space="0" w:color="auto"/>
@@ -788,7 +788,7 @@
         </w:tc>
         <w:tc>
           <w:tcPr>
-            <w:tcW w:w="3158" w:type="dxa"/>
+            <w:tcW w:w="3330" w:type="dxa"/>
             <w:gridSpan w:val="7"/>
             <w:tcBorders>
               <w:top w:val="nil"/>
@@ -814,6 +814,14 @@
                 <w:szCs w:val="16"/>
               </w:rPr>
               <w:t xml:space="preserve"> </w:t>
+            </w:r>
+            <w:r>
+              <w:rPr>
+                <w:rFonts w:ascii="Arial" w:hAnsi="Arial" w:cs="Arial"/>
+                <w:sz w:val="16"/>
+                <w:szCs w:val="16"/>
+              </w:rPr>
+              <w:t>{{Horas_Categoria}}</w:t>
             </w:r>
           </w:p>
         </w:tc>
@@ -919,13 +927,13 @@
                 <w:sz w:val="16"/>
                 <w:szCs w:val="16"/>
               </w:rPr>
-              <w:t>Asignatura:</w:t>
-            </w:r>
-          </w:p>
-        </w:tc>
-        <w:tc>
-          <w:tcPr>
-            <w:tcW w:w="3524" w:type="dxa"/>
+              <w:t>Función:</w:t>
+            </w:r>
+          </w:p>
+        </w:tc>
+        <w:tc>
+          <w:tcPr>
+            <w:tcW w:w="3696" w:type="dxa"/>
             <w:gridSpan w:val="8"/>
             <w:tcBorders>
               <w:top w:val="nil"/>
@@ -950,7 +958,15 @@
                 <w:sz w:val="16"/>
                 <w:szCs w:val="16"/>
               </w:rPr>
-              <w:t xml:space="preserve"> </w:t>
+              <w:t>{{Funcion_Titular</w:t>
+            </w:r>
+            <w:r>
+              <w:rPr>
+                <w:rFonts w:ascii="Arial" w:hAnsi="Arial" w:cs="Arial"/>
+                <w:sz w:val="16"/>
+                <w:szCs w:val="16"/>
+              </w:rPr>
+              <w:t>}}</w:t>
             </w:r>
           </w:p>
         </w:tc>
@@ -991,7 +1007,7 @@
         </w:tc>
         <w:tc>
           <w:tcPr>
-            <w:tcW w:w="7304" w:type="dxa"/>
+            <w:tcW w:w="7476" w:type="dxa"/>
             <w:gridSpan w:val="27"/>
             <w:tcBorders>
               <w:top w:val="nil"/>
@@ -1043,7 +1059,7 @@
         </w:trPr>
         <w:tc>
           <w:tcPr>
-            <w:tcW w:w="9161" w:type="dxa"/>
+            <w:tcW w:w="9333" w:type="dxa"/>
             <w:gridSpan w:val="35"/>
             <w:tcBorders>
               <w:top w:val="nil"/>
@@ -1268,7 +1284,7 @@
         </w:tc>
         <w:tc>
           <w:tcPr>
-            <w:tcW w:w="1800" w:type="dxa"/>
+            <w:tcW w:w="1972" w:type="dxa"/>
             <w:gridSpan w:val="2"/>
             <w:tcBorders>
               <w:top w:val="single" w:sz="8" w:space="0" w:color="auto"/>
@@ -1294,6 +1310,14 @@
                 <w:szCs w:val="16"/>
               </w:rPr>
               <w:t> </w:t>
+            </w:r>
+            <w:r>
+              <w:rPr>
+                <w:rFonts w:ascii="Arial" w:hAnsi="Arial" w:cs="Arial"/>
+                <w:sz w:val="16"/>
+                <w:szCs w:val="16"/>
+              </w:rPr>
+              <w:t>{{Horario_Turno}}</w:t>
             </w:r>
           </w:p>
         </w:tc>
@@ -1593,7 +1617,7 @@
         </w:tc>
         <w:tc>
           <w:tcPr>
-            <w:tcW w:w="1171" w:type="dxa"/>
+            <w:tcW w:w="1343" w:type="dxa"/>
             <w:tcBorders>
               <w:top w:val="nil"/>
               <w:bottom w:val="single" w:sz="8" w:space="0" w:color="auto"/>
@@ -1657,7 +1681,7 @@
         </w:tc>
         <w:tc>
           <w:tcPr>
-            <w:tcW w:w="8194" w:type="dxa"/>
+            <w:tcW w:w="8366" w:type="dxa"/>
             <w:gridSpan w:val="33"/>
             <w:tcBorders>
               <w:top w:val="nil"/>
@@ -1831,7 +1855,7 @@
         </w:tc>
         <w:tc>
           <w:tcPr>
-            <w:tcW w:w="3694" w:type="dxa"/>
+            <w:tcW w:w="3866" w:type="dxa"/>
             <w:gridSpan w:val="10"/>
             <w:tcBorders>
               <w:top w:val="nil"/>
@@ -2044,7 +2068,7 @@
         </w:tc>
         <w:tc>
           <w:tcPr>
-            <w:tcW w:w="1891" w:type="dxa"/>
+            <w:tcW w:w="2063" w:type="dxa"/>
             <w:gridSpan w:val="3"/>
             <w:tcBorders>
               <w:top w:val="nil"/>
@@ -2129,7 +2153,7 @@
         </w:tc>
         <w:tc>
           <w:tcPr>
-            <w:tcW w:w="7295" w:type="dxa"/>
+            <w:tcW w:w="7467" w:type="dxa"/>
             <w:gridSpan w:val="26"/>
             <w:tcBorders>
               <w:top w:val="nil"/>
@@ -2167,7 +2191,7 @@
         </w:trPr>
         <w:tc>
           <w:tcPr>
-            <w:tcW w:w="9161" w:type="dxa"/>
+            <w:tcW w:w="9333" w:type="dxa"/>
             <w:gridSpan w:val="35"/>
             <w:tcBorders>
               <w:top w:val="nil"/>
@@ -2369,7 +2393,7 @@
         </w:tc>
         <w:tc>
           <w:tcPr>
-            <w:tcW w:w="3600" w:type="dxa"/>
+            <w:tcW w:w="3772" w:type="dxa"/>
             <w:gridSpan w:val="9"/>
             <w:tcBorders>
               <w:top w:val="single" w:sz="8" w:space="0" w:color="auto"/>
@@ -2446,7 +2470,7 @@
     </w:p>
     <w:tbl>
       <w:tblPr>
-        <w:tblW w:w="9191" w:type="dxa"/>
+        <w:tblW w:w="9359" w:type="dxa"/>
         <w:tblCellMar>
           <w:left w:w="70" w:type="dxa"/>
           <w:right w:w="70" w:type="dxa"/>
@@ -2454,34 +2478,27 @@
         <w:tblLook w:val="0000" w:firstRow="0" w:lastRow="0" w:firstColumn="0" w:lastColumn="0" w:noHBand="0" w:noVBand="0"/>
       </w:tblPr>
       <w:tblGrid>
-        <w:gridCol w:w="801"/>
-        <w:gridCol w:w="172"/>
-        <w:gridCol w:w="172"/>
-        <w:gridCol w:w="173"/>
-        <w:gridCol w:w="170"/>
-        <w:gridCol w:w="109"/>
-        <w:gridCol w:w="235"/>
-        <w:gridCol w:w="1033"/>
-        <w:gridCol w:w="164"/>
-        <w:gridCol w:w="350"/>
-        <w:gridCol w:w="751"/>
-        <w:gridCol w:w="112"/>
-        <w:gridCol w:w="325"/>
-        <w:gridCol w:w="332"/>
-        <w:gridCol w:w="658"/>
-        <w:gridCol w:w="214"/>
-        <w:gridCol w:w="93"/>
-        <w:gridCol w:w="550"/>
-        <w:gridCol w:w="175"/>
-        <w:gridCol w:w="172"/>
-        <w:gridCol w:w="574"/>
-        <w:gridCol w:w="153"/>
-        <w:gridCol w:w="265"/>
-        <w:gridCol w:w="83"/>
-        <w:gridCol w:w="106"/>
-        <w:gridCol w:w="784"/>
-        <w:gridCol w:w="232"/>
-        <w:gridCol w:w="365"/>
+        <w:gridCol w:w="828"/>
+        <w:gridCol w:w="92"/>
+        <w:gridCol w:w="491"/>
+        <w:gridCol w:w="157"/>
+        <w:gridCol w:w="212"/>
+        <w:gridCol w:w="1067"/>
+        <w:gridCol w:w="1061"/>
+        <w:gridCol w:w="309"/>
+        <w:gridCol w:w="982"/>
+        <w:gridCol w:w="140"/>
+        <w:gridCol w:w="140"/>
+        <w:gridCol w:w="140"/>
+        <w:gridCol w:w="345"/>
+        <w:gridCol w:w="169"/>
+        <w:gridCol w:w="400"/>
+        <w:gridCol w:w="272"/>
+        <w:gridCol w:w="691"/>
+        <w:gridCol w:w="140"/>
+        <w:gridCol w:w="441"/>
+        <w:gridCol w:w="837"/>
+        <w:gridCol w:w="445"/>
       </w:tblGrid>
       <w:tr>
         <w:trPr>
@@ -2489,7 +2506,7 @@
         </w:trPr>
         <w:tc>
           <w:tcPr>
-            <w:tcW w:w="801" w:type="dxa"/>
+            <w:tcW w:w="828" w:type="dxa"/>
             <w:tcBorders>
               <w:top w:val="single" w:sz="18" w:space="0" w:color="auto"/>
               <w:left w:val="single" w:sz="18" w:space="0" w:color="auto"/>
@@ -2520,8 +2537,8 @@
         </w:tc>
         <w:tc>
           <w:tcPr>
-            <w:tcW w:w="8390" w:type="dxa"/>
-            <w:gridSpan w:val="27"/>
+            <w:tcW w:w="8531" w:type="dxa"/>
+            <w:gridSpan w:val="20"/>
             <w:tcBorders>
               <w:top w:val="single" w:sz="18" w:space="0" w:color="auto"/>
               <w:left w:val="nil"/>
@@ -2573,7 +2590,7 @@
         </w:trPr>
         <w:tc>
           <w:tcPr>
-            <w:tcW w:w="801" w:type="dxa"/>
+            <w:tcW w:w="828" w:type="dxa"/>
             <w:tcBorders>
               <w:top w:val="nil"/>
               <w:left w:val="single" w:sz="18" w:space="0" w:color="auto"/>
@@ -2604,8 +2621,8 @@
         </w:tc>
         <w:tc>
           <w:tcPr>
-            <w:tcW w:w="3735" w:type="dxa"/>
-            <w:gridSpan w:val="12"/>
+            <w:tcW w:w="3389" w:type="dxa"/>
+            <w:gridSpan w:val="7"/>
             <w:tcBorders>
               <w:top w:val="single" w:sz="4" w:space="0" w:color="auto"/>
               <w:left w:val="nil"/>
@@ -2652,8 +2669,7 @@
         </w:tc>
         <w:tc>
           <w:tcPr>
-            <w:tcW w:w="897" w:type="dxa"/>
-            <w:gridSpan w:val="2"/>
+            <w:tcW w:w="982" w:type="dxa"/>
             <w:tcBorders>
               <w:top w:val="nil"/>
               <w:left w:val="nil"/>
@@ -2684,8 +2700,8 @@
         </w:tc>
         <w:tc>
           <w:tcPr>
-            <w:tcW w:w="3758" w:type="dxa"/>
-            <w:gridSpan w:val="13"/>
+            <w:tcW w:w="4160" w:type="dxa"/>
+            <w:gridSpan w:val="12"/>
             <w:tcBorders>
               <w:top w:val="single" w:sz="4" w:space="0" w:color="auto"/>
               <w:left w:val="nil"/>
@@ -2737,8 +2753,8 @@
         </w:trPr>
         <w:tc>
           <w:tcPr>
-            <w:tcW w:w="1488" w:type="dxa"/>
-            <w:gridSpan w:val="5"/>
+            <w:tcW w:w="920" w:type="dxa"/>
+            <w:gridSpan w:val="2"/>
             <w:tcBorders>
               <w:top w:val="nil"/>
               <w:left w:val="single" w:sz="18" w:space="0" w:color="auto"/>
@@ -2763,19 +2779,19 @@
                 <w:sz w:val="16"/>
                 <w:szCs w:val="16"/>
               </w:rPr>
-              <w:t>Estado civil:</w:t>
-            </w:r>
-          </w:p>
-        </w:tc>
-        <w:tc>
-          <w:tcPr>
-            <w:tcW w:w="344" w:type="dxa"/>
-            <w:gridSpan w:val="2"/>
-            <w:tcBorders>
-              <w:top w:val="nil"/>
-              <w:left w:val="single" w:sz="4" w:space="0" w:color="auto"/>
+              <w:t>Domicilio:</w:t>
+            </w:r>
+          </w:p>
+        </w:tc>
+        <w:tc>
+          <w:tcPr>
+            <w:tcW w:w="8439" w:type="dxa"/>
+            <w:gridSpan w:val="19"/>
+            <w:tcBorders>
+              <w:top w:val="nil"/>
+              <w:left w:val="nil"/>
               <w:bottom w:val="single" w:sz="4" w:space="0" w:color="auto"/>
-              <w:right w:val="single" w:sz="4" w:space="0" w:color="auto"/>
+              <w:right w:val="single" w:sz="18" w:space="0" w:color="auto"/>
             </w:tcBorders>
             <w:shd w:val="clear" w:color="auto" w:fill="auto"/>
             <w:noWrap/>
@@ -2783,229 +2799,107 @@
           </w:tcPr>
           <w:p>
             <w:pPr>
-              <w:jc w:val="center"/>
-              <w:rPr>
-                <w:rFonts w:ascii="Arial" w:hAnsi="Arial" w:cs="Arial"/>
-                <w:sz w:val="16"/>
-                <w:szCs w:val="16"/>
-              </w:rPr>
-            </w:pPr>
-          </w:p>
-        </w:tc>
-        <w:tc>
-          <w:tcPr>
-            <w:tcW w:w="1197" w:type="dxa"/>
-            <w:gridSpan w:val="2"/>
-            <w:tcBorders>
-              <w:top w:val="nil"/>
-              <w:left w:val="nil"/>
-              <w:bottom w:val="nil"/>
-              <w:right w:val="nil"/>
-            </w:tcBorders>
-            <w:shd w:val="clear" w:color="auto" w:fill="auto"/>
-            <w:noWrap/>
-            <w:vAlign w:val="bottom"/>
-          </w:tcPr>
-          <w:p>
-            <w:pPr>
-              <w:rPr>
-                <w:rFonts w:ascii="Arial" w:hAnsi="Arial" w:cs="Arial"/>
-                <w:sz w:val="16"/>
-                <w:szCs w:val="16"/>
-              </w:rPr>
-            </w:pPr>
-            <w:r>
-              <w:rPr>
-                <w:rFonts w:ascii="Arial" w:hAnsi="Arial" w:cs="Arial"/>
-                <w:sz w:val="16"/>
-                <w:szCs w:val="16"/>
-              </w:rPr>
-              <w:t>Casado (a)</w:t>
-            </w:r>
-          </w:p>
-        </w:tc>
-        <w:tc>
-          <w:tcPr>
-            <w:tcW w:w="350" w:type="dxa"/>
-            <w:tcBorders>
-              <w:top w:val="nil"/>
-              <w:left w:val="single" w:sz="4" w:space="0" w:color="auto"/>
-              <w:bottom w:val="single" w:sz="4" w:space="0" w:color="auto"/>
-              <w:right w:val="single" w:sz="4" w:space="0" w:color="auto"/>
-            </w:tcBorders>
-            <w:shd w:val="clear" w:color="auto" w:fill="auto"/>
-            <w:noWrap/>
-            <w:vAlign w:val="bottom"/>
-          </w:tcPr>
-          <w:p>
-            <w:pPr>
-              <w:jc w:val="center"/>
-              <w:rPr>
-                <w:rFonts w:ascii="Arial" w:hAnsi="Arial" w:cs="Arial"/>
-                <w:sz w:val="16"/>
-                <w:szCs w:val="16"/>
-              </w:rPr>
-            </w:pPr>
-          </w:p>
-        </w:tc>
-        <w:tc>
-          <w:tcPr>
-            <w:tcW w:w="1458" w:type="dxa"/>
-            <w:gridSpan w:val="4"/>
-            <w:tcBorders>
-              <w:top w:val="nil"/>
-              <w:left w:val="nil"/>
-              <w:bottom w:val="nil"/>
-              <w:right w:val="nil"/>
-            </w:tcBorders>
-            <w:shd w:val="clear" w:color="auto" w:fill="auto"/>
-            <w:noWrap/>
-            <w:vAlign w:val="bottom"/>
-          </w:tcPr>
-          <w:p>
-            <w:pPr>
-              <w:rPr>
-                <w:rFonts w:ascii="Arial" w:hAnsi="Arial" w:cs="Arial"/>
-                <w:sz w:val="16"/>
-                <w:szCs w:val="16"/>
-              </w:rPr>
-            </w:pPr>
-            <w:r>
-              <w:rPr>
-                <w:rFonts w:ascii="Arial" w:hAnsi="Arial" w:cs="Arial"/>
-                <w:sz w:val="16"/>
-                <w:szCs w:val="16"/>
-              </w:rPr>
-              <w:t>Viudo (a)</w:t>
-            </w:r>
-          </w:p>
-        </w:tc>
-        <w:tc>
-          <w:tcPr>
-            <w:tcW w:w="596" w:type="dxa"/>
-            <w:tcBorders>
-              <w:top w:val="single" w:sz="4" w:space="0" w:color="auto"/>
-              <w:left w:val="single" w:sz="4" w:space="0" w:color="auto"/>
-              <w:bottom w:val="single" w:sz="4" w:space="0" w:color="auto"/>
-              <w:right w:val="single" w:sz="4" w:space="0" w:color="auto"/>
-            </w:tcBorders>
-            <w:shd w:val="clear" w:color="auto" w:fill="auto"/>
-            <w:noWrap/>
-            <w:vAlign w:val="bottom"/>
-          </w:tcPr>
-          <w:p>
-            <w:pPr>
-              <w:jc w:val="center"/>
-              <w:rPr>
-                <w:rFonts w:ascii="Arial" w:hAnsi="Arial" w:cs="Arial"/>
-                <w:sz w:val="16"/>
-                <w:szCs w:val="16"/>
-              </w:rPr>
-            </w:pPr>
-            <w:r>
-              <w:rPr>
-                <w:rFonts w:ascii="Arial" w:hAnsi="Arial" w:cs="Arial"/>
-                <w:sz w:val="16"/>
-                <w:szCs w:val="16"/>
+              <w:rPr>
+                <w:rFonts w:ascii="Arial" w:hAnsi="Arial" w:cs="Arial"/>
+                <w:sz w:val="16"/>
+                <w:szCs w:val="16"/>
+                <w:lang w:val="en-US"/>
+              </w:rPr>
+            </w:pPr>
+            <w:r>
+              <w:rPr>
+                <w:rFonts w:ascii="Arial" w:hAnsi="Arial" w:cs="Arial"/>
+                <w:sz w:val="16"/>
+                <w:szCs w:val="16"/>
+                <w:lang w:val="en-US"/>
               </w:rPr>
               <w:t xml:space="preserve"> </w:t>
             </w:r>
-          </w:p>
-        </w:tc>
-        <w:tc>
-          <w:tcPr>
-            <w:tcW w:w="1926" w:type="dxa"/>
-            <w:gridSpan w:val="7"/>
-            <w:tcBorders>
-              <w:top w:val="nil"/>
-              <w:left w:val="nil"/>
-              <w:bottom w:val="nil"/>
-              <w:right w:val="nil"/>
-            </w:tcBorders>
-            <w:shd w:val="clear" w:color="auto" w:fill="auto"/>
-            <w:noWrap/>
-            <w:vAlign w:val="bottom"/>
-          </w:tcPr>
-          <w:p>
-            <w:pPr>
-              <w:rPr>
-                <w:rFonts w:ascii="Arial" w:hAnsi="Arial" w:cs="Arial"/>
-                <w:sz w:val="16"/>
-                <w:szCs w:val="16"/>
-              </w:rPr>
-            </w:pPr>
-            <w:r>
-              <w:rPr>
-                <w:rFonts w:ascii="Arial" w:hAnsi="Arial" w:cs="Arial"/>
-                <w:sz w:val="16"/>
-                <w:szCs w:val="16"/>
-              </w:rPr>
-              <w:t>Divorciado (a)</w:t>
-            </w:r>
-          </w:p>
-        </w:tc>
-        <w:tc>
-          <w:tcPr>
-            <w:tcW w:w="263" w:type="dxa"/>
-            <w:tcBorders>
-              <w:top w:val="nil"/>
-              <w:left w:val="single" w:sz="4" w:space="0" w:color="auto"/>
-              <w:bottom w:val="single" w:sz="4" w:space="0" w:color="auto"/>
-              <w:right w:val="single" w:sz="4" w:space="0" w:color="auto"/>
-            </w:tcBorders>
-            <w:shd w:val="clear" w:color="auto" w:fill="auto"/>
-            <w:noWrap/>
-            <w:vAlign w:val="bottom"/>
-          </w:tcPr>
-          <w:p>
-            <w:pPr>
-              <w:jc w:val="center"/>
-              <w:rPr>
-                <w:rFonts w:ascii="Arial" w:hAnsi="Arial" w:cs="Arial"/>
-                <w:sz w:val="16"/>
-                <w:szCs w:val="16"/>
-              </w:rPr>
-            </w:pPr>
-            <w:r>
-              <w:rPr>
-                <w:rFonts w:ascii="Arial" w:hAnsi="Arial" w:cs="Arial"/>
-                <w:sz w:val="16"/>
-                <w:szCs w:val="16"/>
-              </w:rPr>
-              <w:t>X</w:t>
-            </w:r>
-          </w:p>
-        </w:tc>
-        <w:tc>
-          <w:tcPr>
-            <w:tcW w:w="1569" w:type="dxa"/>
-            <w:gridSpan w:val="5"/>
-            <w:tcBorders>
-              <w:top w:val="nil"/>
-              <w:left w:val="nil"/>
-              <w:bottom w:val="nil"/>
-              <w:right w:val="single" w:sz="18" w:space="0" w:color="auto"/>
-            </w:tcBorders>
-            <w:shd w:val="clear" w:color="auto" w:fill="auto"/>
-            <w:noWrap/>
-            <w:vAlign w:val="bottom"/>
-          </w:tcPr>
-          <w:p>
-            <w:pPr>
-              <w:rPr>
-                <w:rFonts w:ascii="Arial" w:hAnsi="Arial" w:cs="Arial"/>
-                <w:sz w:val="16"/>
-                <w:szCs w:val="16"/>
-              </w:rPr>
-            </w:pPr>
-            <w:r>
-              <w:rPr>
-                <w:rFonts w:ascii="Arial" w:hAnsi="Arial" w:cs="Arial"/>
-                <w:sz w:val="16"/>
-                <w:szCs w:val="16"/>
-              </w:rPr>
-              <w:t>Soltero (a)</w:t>
-            </w:r>
+            <w:bookmarkStart w:id="2" w:name="DOMICILIO_DEL_AFILIADO"/>
+            <w:r>
+              <w:rPr>
+                <w:rFonts w:ascii="Arial" w:hAnsi="Arial" w:cs="Arial"/>
+                <w:sz w:val="16"/>
+                <w:szCs w:val="16"/>
+                <w:lang w:val="en-US"/>
+              </w:rPr>
+              <w:t xml:space="preserve"> </w:t>
+            </w:r>
+            <w:bookmarkEnd w:id="2"/>
+            <w:r>
+              <w:rPr>
+                <w:rFonts w:ascii="Arial" w:hAnsi="Arial" w:cs="Arial"/>
+                <w:sz w:val="16"/>
+                <w:szCs w:val="16"/>
+                <w:lang w:val="en-US"/>
+              </w:rPr>
+              <w:t>{{</w:t>
+            </w:r>
+            <w:r>
+              <w:rPr>
+                <w:rFonts w:ascii="Arial" w:hAnsi="Arial" w:cs="Arial"/>
+                <w:sz w:val="16"/>
+                <w:szCs w:val="16"/>
+                <w:lang w:val="en-US"/>
+              </w:rPr>
+              <w:t>Dom_Particular</w:t>
+            </w:r>
+            <w:r>
+              <w:rPr>
+                <w:rFonts w:ascii="Arial" w:hAnsi="Arial" w:cs="Arial"/>
+                <w:sz w:val="16"/>
+                <w:szCs w:val="16"/>
+                <w:lang w:val="en-US"/>
+              </w:rPr>
+              <w:t>}}</w:t>
+            </w:r>
+            <w:r>
+              <w:rPr>
+                <w:rFonts w:ascii="Arial" w:hAnsi="Arial" w:cs="Arial"/>
+                <w:sz w:val="16"/>
+                <w:szCs w:val="16"/>
+                <w:lang w:val="en-US"/>
+              </w:rPr>
+              <w:t xml:space="preserve">  C.P. </w:t>
+            </w:r>
+            <w:r>
+              <w:rPr>
+                <w:rFonts w:ascii="Arial" w:hAnsi="Arial" w:cs="Arial"/>
+                <w:sz w:val="16"/>
+                <w:szCs w:val="16"/>
+                <w:lang w:val="en-US"/>
+              </w:rPr>
+              <w:t>{{</w:t>
+            </w:r>
+            <w:r>
+              <w:rPr>
+                <w:rFonts w:ascii="Arial" w:hAnsi="Arial" w:cs="Arial"/>
+                <w:sz w:val="16"/>
+                <w:szCs w:val="16"/>
+                <w:lang w:val="en-US"/>
+              </w:rPr>
+              <w:t>C_P</w:t>
+            </w:r>
+            <w:r>
+              <w:rPr>
+                <w:rFonts w:ascii="Arial" w:hAnsi="Arial" w:cs="Arial"/>
+                <w:sz w:val="16"/>
+                <w:szCs w:val="16"/>
+                <w:lang w:val="en-US"/>
+              </w:rPr>
+              <w:t>_Interino</w:t>
+            </w:r>
+            <w:r>
+              <w:rPr>
+                <w:rFonts w:ascii="Arial" w:hAnsi="Arial" w:cs="Arial"/>
+                <w:sz w:val="16"/>
+                <w:szCs w:val="16"/>
+                <w:lang w:val="en-US"/>
+              </w:rPr>
+              <w:t>}}</w:t>
+            </w:r>
+            <w:bookmarkStart w:id="3" w:name="_GoBack"/>
+            <w:bookmarkEnd w:id="3"/>
           </w:p>
         </w:tc>
       </w:tr>
@@ -3015,7 +2909,7 @@
         </w:trPr>
         <w:tc>
           <w:tcPr>
-            <w:tcW w:w="973" w:type="dxa"/>
+            <w:tcW w:w="920" w:type="dxa"/>
             <w:gridSpan w:val="2"/>
             <w:tcBorders>
               <w:top w:val="nil"/>
@@ -3041,16 +2935,160 @@
                 <w:sz w:val="16"/>
                 <w:szCs w:val="16"/>
               </w:rPr>
-              <w:t>Domicilio:</w:t>
-            </w:r>
-          </w:p>
-        </w:tc>
-        <w:tc>
-          <w:tcPr>
-            <w:tcW w:w="8218" w:type="dxa"/>
-            <w:gridSpan w:val="26"/>
-            <w:tcBorders>
-              <w:top w:val="nil"/>
+              <w:t>Población:</w:t>
+            </w:r>
+          </w:p>
+        </w:tc>
+        <w:tc>
+          <w:tcPr>
+            <w:tcW w:w="2988" w:type="dxa"/>
+            <w:gridSpan w:val="5"/>
+            <w:tcBorders>
+              <w:top w:val="single" w:sz="4" w:space="0" w:color="auto"/>
+              <w:left w:val="nil"/>
+              <w:bottom w:val="single" w:sz="4" w:space="0" w:color="auto"/>
+              <w:right w:val="nil"/>
+            </w:tcBorders>
+            <w:shd w:val="clear" w:color="auto" w:fill="auto"/>
+            <w:noWrap/>
+            <w:vAlign w:val="bottom"/>
+          </w:tcPr>
+          <w:p>
+            <w:pPr>
+              <w:rPr>
+                <w:rFonts w:ascii="Arial" w:hAnsi="Arial" w:cs="Arial"/>
+                <w:sz w:val="16"/>
+                <w:szCs w:val="16"/>
+              </w:rPr>
+            </w:pPr>
+            <w:r>
+              <w:rPr>
+                <w:rFonts w:ascii="Arial" w:hAnsi="Arial" w:cs="Arial"/>
+                <w:sz w:val="16"/>
+                <w:szCs w:val="16"/>
+              </w:rPr>
+              <w:t>{{</w:t>
+            </w:r>
+            <w:r>
+              <w:rPr>
+                <w:rFonts w:ascii="Arial" w:hAnsi="Arial" w:cs="Arial"/>
+                <w:sz w:val="16"/>
+                <w:szCs w:val="16"/>
+              </w:rPr>
+              <w:t>Poblacion</w:t>
+            </w:r>
+            <w:r>
+              <w:rPr>
+                <w:rFonts w:ascii="Arial" w:hAnsi="Arial" w:cs="Arial"/>
+                <w:sz w:val="16"/>
+                <w:szCs w:val="16"/>
+              </w:rPr>
+              <w:t>_</w:t>
+            </w:r>
+            <w:r>
+              <w:rPr>
+                <w:rFonts w:ascii="Arial" w:hAnsi="Arial" w:cs="Arial"/>
+                <w:sz w:val="16"/>
+                <w:szCs w:val="16"/>
+              </w:rPr>
+              <w:t>Interino</w:t>
+            </w:r>
+            <w:r>
+              <w:rPr>
+                <w:rFonts w:ascii="Arial" w:hAnsi="Arial" w:cs="Arial"/>
+                <w:sz w:val="16"/>
+                <w:szCs w:val="16"/>
+              </w:rPr>
+              <w:t>}}</w:t>
+            </w:r>
+            <w:r>
+              <w:rPr>
+                <w:rFonts w:ascii="Arial" w:hAnsi="Arial" w:cs="Arial"/>
+                <w:sz w:val="16"/>
+                <w:szCs w:val="16"/>
+              </w:rPr>
+              <w:t>,</w:t>
+            </w:r>
+            <w:r>
+              <w:rPr>
+                <w:rFonts w:ascii="Arial" w:hAnsi="Arial" w:cs="Arial"/>
+                <w:sz w:val="16"/>
+                <w:szCs w:val="16"/>
+              </w:rPr>
+              <w:t xml:space="preserve"> </w:t>
+            </w:r>
+            <w:r>
+              <w:rPr>
+                <w:rFonts w:ascii="Arial" w:hAnsi="Arial" w:cs="Arial"/>
+                <w:sz w:val="16"/>
+                <w:szCs w:val="16"/>
+              </w:rPr>
+              <w:t xml:space="preserve">  </w:t>
+            </w:r>
+            <w:r>
+              <w:rPr>
+                <w:rFonts w:ascii="Arial" w:hAnsi="Arial" w:cs="Arial"/>
+                <w:sz w:val="16"/>
+                <w:szCs w:val="16"/>
+              </w:rPr>
+              <w:t>{{</w:t>
+            </w:r>
+            <w:r>
+              <w:rPr>
+                <w:rFonts w:ascii="Arial" w:hAnsi="Arial" w:cs="Arial"/>
+                <w:sz w:val="16"/>
+                <w:szCs w:val="16"/>
+              </w:rPr>
+              <w:t>Telefono_Interino</w:t>
+            </w:r>
+            <w:r>
+              <w:rPr>
+                <w:rFonts w:ascii="Arial" w:hAnsi="Arial" w:cs="Arial"/>
+                <w:sz w:val="16"/>
+                <w:szCs w:val="16"/>
+              </w:rPr>
+              <w:t>}}</w:t>
+            </w:r>
+          </w:p>
+        </w:tc>
+        <w:tc>
+          <w:tcPr>
+            <w:tcW w:w="1711" w:type="dxa"/>
+            <w:gridSpan w:val="5"/>
+            <w:tcBorders>
+              <w:top w:val="nil"/>
+              <w:left w:val="nil"/>
+              <w:bottom w:val="nil"/>
+              <w:right w:val="nil"/>
+            </w:tcBorders>
+            <w:shd w:val="clear" w:color="auto" w:fill="auto"/>
+            <w:noWrap/>
+            <w:vAlign w:val="bottom"/>
+          </w:tcPr>
+          <w:p>
+            <w:pPr>
+              <w:rPr>
+                <w:rFonts w:ascii="Arial" w:hAnsi="Arial" w:cs="Arial"/>
+                <w:sz w:val="16"/>
+                <w:szCs w:val="16"/>
+              </w:rPr>
+            </w:pPr>
+            <w:r>
+              <w:rPr>
+                <w:rFonts w:ascii="Arial" w:hAnsi="Arial" w:cs="Arial"/>
+                <w:sz w:val="16"/>
+                <w:szCs w:val="16"/>
+              </w:rPr>
+              <w:t>Pagaduría:</w:t>
+            </w:r>
+          </w:p>
+        </w:tc>
+        <w:tc>
+          <w:tcPr>
+            <w:tcW w:w="3740" w:type="dxa"/>
+            <w:gridSpan w:val="9"/>
+            <w:tcBorders>
+              <w:top w:val="single" w:sz="4" w:space="0" w:color="auto"/>
               <w:left w:val="nil"/>
               <w:bottom w:val="single" w:sz="4" w:space="0" w:color="auto"/>
               <w:right w:val="single" w:sz="18" w:space="0" w:color="auto"/>
@@ -3065,100 +3103,15 @@
                 <w:rFonts w:ascii="Arial" w:hAnsi="Arial" w:cs="Arial"/>
                 <w:sz w:val="16"/>
                 <w:szCs w:val="16"/>
-                <w:lang w:val="en-US"/>
-              </w:rPr>
-            </w:pPr>
-            <w:r>
-              <w:rPr>
-                <w:rFonts w:ascii="Arial" w:hAnsi="Arial" w:cs="Arial"/>
-                <w:sz w:val="16"/>
-                <w:szCs w:val="16"/>
-                <w:lang w:val="en-US"/>
-              </w:rPr>
-              <w:t xml:space="preserve"> </w:t>
-            </w:r>
-            <w:bookmarkStart w:id="2" w:name="DOMICILIO_DEL_AFILIADO"/>
-            <w:r>
-              <w:rPr>
-                <w:rFonts w:ascii="Arial" w:hAnsi="Arial" w:cs="Arial"/>
-                <w:sz w:val="16"/>
-                <w:szCs w:val="16"/>
-                <w:lang w:val="en-US"/>
-              </w:rPr>
-              <w:t xml:space="preserve"> </w:t>
-            </w:r>
-            <w:bookmarkEnd w:id="2"/>
-            <w:r>
-              <w:rPr>
-                <w:rFonts w:ascii="Arial" w:hAnsi="Arial" w:cs="Arial"/>
-                <w:sz w:val="16"/>
-                <w:szCs w:val="16"/>
-                <w:lang w:val="en-US"/>
-              </w:rPr>
-              <w:t>{{</w:t>
-            </w:r>
-            <w:r>
-              <w:rPr>
-                <w:rFonts w:ascii="Arial" w:hAnsi="Arial" w:cs="Arial"/>
-                <w:sz w:val="16"/>
-                <w:szCs w:val="16"/>
-                <w:lang w:val="en-US"/>
-              </w:rPr>
-              <w:t>Dom_Particular</w:t>
-            </w:r>
-            <w:r>
-              <w:rPr>
-                <w:rFonts w:ascii="Arial" w:hAnsi="Arial" w:cs="Arial"/>
-                <w:sz w:val="16"/>
-                <w:szCs w:val="16"/>
-                <w:lang w:val="en-US"/>
-              </w:rPr>
-              <w:t>}}</w:t>
-            </w:r>
-            <w:r>
-              <w:rPr>
-                <w:rFonts w:ascii="Arial" w:hAnsi="Arial" w:cs="Arial"/>
-                <w:sz w:val="16"/>
-                <w:szCs w:val="16"/>
-                <w:lang w:val="en-US"/>
-              </w:rPr>
-              <w:t xml:space="preserve">  C.P. </w:t>
-            </w:r>
-            <w:r>
-              <w:rPr>
-                <w:rFonts w:ascii="Arial" w:hAnsi="Arial" w:cs="Arial"/>
-                <w:sz w:val="16"/>
-                <w:szCs w:val="16"/>
-                <w:lang w:val="en-US"/>
-              </w:rPr>
-              <w:t>{{</w:t>
-            </w:r>
-            <w:r>
-              <w:rPr>
-                <w:rFonts w:ascii="Arial" w:hAnsi="Arial" w:cs="Arial"/>
-                <w:sz w:val="16"/>
-                <w:szCs w:val="16"/>
-                <w:lang w:val="en-US"/>
-              </w:rPr>
-              <w:t>C_P</w:t>
-            </w:r>
-            <w:r>
-              <w:rPr>
-                <w:rFonts w:ascii="Arial" w:hAnsi="Arial" w:cs="Arial"/>
-                <w:sz w:val="16"/>
-                <w:szCs w:val="16"/>
-                <w:lang w:val="en-US"/>
-              </w:rPr>
-              <w:t>_Interino</w:t>
-            </w:r>
-            <w:r>
-              <w:rPr>
-                <w:rFonts w:ascii="Arial" w:hAnsi="Arial" w:cs="Arial"/>
-                <w:sz w:val="16"/>
-                <w:szCs w:val="16"/>
-                <w:lang w:val="en-US"/>
-              </w:rPr>
-              <w:t>}}</w:t>
+              </w:rPr>
+            </w:pPr>
+            <w:r>
+              <w:rPr>
+                <w:rFonts w:ascii="Arial" w:hAnsi="Arial" w:cs="Arial"/>
+                <w:sz w:val="16"/>
+                <w:szCs w:val="16"/>
+              </w:rPr>
+              <w:t> </w:t>
             </w:r>
           </w:p>
         </w:tc>
@@ -3169,8 +3122,8 @@
         </w:trPr>
         <w:tc>
           <w:tcPr>
-            <w:tcW w:w="973" w:type="dxa"/>
-            <w:gridSpan w:val="2"/>
+            <w:tcW w:w="1568" w:type="dxa"/>
+            <w:gridSpan w:val="4"/>
             <w:tcBorders>
               <w:top w:val="nil"/>
               <w:left w:val="single" w:sz="18" w:space="0" w:color="auto"/>
@@ -3195,16 +3148,16 @@
                 <w:sz w:val="16"/>
                 <w:szCs w:val="16"/>
               </w:rPr>
-              <w:t>Población:</w:t>
-            </w:r>
-          </w:p>
-        </w:tc>
-        <w:tc>
-          <w:tcPr>
-            <w:tcW w:w="3269" w:type="dxa"/>
-            <w:gridSpan w:val="10"/>
-            <w:tcBorders>
-              <w:top w:val="single" w:sz="4" w:space="0" w:color="auto"/>
+              <w:t>Nivel de estudios:</w:t>
+            </w:r>
+          </w:p>
+        </w:tc>
+        <w:tc>
+          <w:tcPr>
+            <w:tcW w:w="2340" w:type="dxa"/>
+            <w:gridSpan w:val="3"/>
+            <w:tcBorders>
+              <w:top w:val="nil"/>
               <w:left w:val="nil"/>
               <w:bottom w:val="single" w:sz="4" w:space="0" w:color="auto"/>
               <w:right w:val="nil"/>
@@ -3227,94 +3180,30 @@
                 <w:sz w:val="16"/>
                 <w:szCs w:val="16"/>
               </w:rPr>
-              <w:t>{{</w:t>
-            </w:r>
-            <w:r>
-              <w:rPr>
-                <w:rFonts w:ascii="Arial" w:hAnsi="Arial" w:cs="Arial"/>
-                <w:sz w:val="16"/>
-                <w:szCs w:val="16"/>
-              </w:rPr>
-              <w:t>Poblacion</w:t>
-            </w:r>
-            <w:r>
-              <w:rPr>
-                <w:rFonts w:ascii="Arial" w:hAnsi="Arial" w:cs="Arial"/>
-                <w:sz w:val="16"/>
-                <w:szCs w:val="16"/>
-              </w:rPr>
-              <w:t>_</w:t>
-            </w:r>
-            <w:r>
-              <w:rPr>
-                <w:rFonts w:ascii="Arial" w:hAnsi="Arial" w:cs="Arial"/>
-                <w:sz w:val="16"/>
-                <w:szCs w:val="16"/>
-              </w:rPr>
-              <w:t>Interino</w:t>
-            </w:r>
-            <w:r>
-              <w:rPr>
-                <w:rFonts w:ascii="Arial" w:hAnsi="Arial" w:cs="Arial"/>
-                <w:sz w:val="16"/>
-                <w:szCs w:val="16"/>
-              </w:rPr>
-              <w:t>}}</w:t>
-            </w:r>
-            <w:r>
-              <w:rPr>
-                <w:rFonts w:ascii="Arial" w:hAnsi="Arial" w:cs="Arial"/>
-                <w:sz w:val="16"/>
-                <w:szCs w:val="16"/>
-              </w:rPr>
-              <w:t>,</w:t>
-            </w:r>
-            <w:r>
-              <w:rPr>
-                <w:rFonts w:ascii="Arial" w:hAnsi="Arial" w:cs="Arial"/>
-                <w:sz w:val="16"/>
-                <w:szCs w:val="16"/>
-              </w:rPr>
-              <w:t xml:space="preserve"> </w:t>
-            </w:r>
-            <w:r>
-              <w:rPr>
-                <w:rFonts w:ascii="Arial" w:hAnsi="Arial" w:cs="Arial"/>
-                <w:sz w:val="16"/>
-                <w:szCs w:val="16"/>
-              </w:rPr>
-              <w:t xml:space="preserve">  </w:t>
-            </w:r>
-            <w:r>
-              <w:rPr>
-                <w:rFonts w:ascii="Arial" w:hAnsi="Arial" w:cs="Arial"/>
-                <w:sz w:val="16"/>
-                <w:szCs w:val="16"/>
-              </w:rPr>
-              <w:t>{{</w:t>
-            </w:r>
-            <w:r>
-              <w:rPr>
-                <w:rFonts w:ascii="Arial" w:hAnsi="Arial" w:cs="Arial"/>
-                <w:sz w:val="16"/>
-                <w:szCs w:val="16"/>
-              </w:rPr>
-              <w:t>Telefono_Interino</w:t>
-            </w:r>
-            <w:r>
-              <w:rPr>
-                <w:rFonts w:ascii="Arial" w:hAnsi="Arial" w:cs="Arial"/>
-                <w:sz w:val="16"/>
-                <w:szCs w:val="16"/>
-              </w:rPr>
-              <w:t>}}</w:t>
-            </w:r>
-          </w:p>
-        </w:tc>
-        <w:tc>
-          <w:tcPr>
-            <w:tcW w:w="1498" w:type="dxa"/>
-            <w:gridSpan w:val="5"/>
+              <w:fldChar w:fldCharType="begin"/>
+            </w:r>
+            <w:r>
+              <w:rPr>
+                <w:rFonts w:ascii="Arial" w:hAnsi="Arial" w:cs="Arial"/>
+                <w:sz w:val="16"/>
+                <w:szCs w:val="16"/>
+              </w:rPr>
+              <w:instrText xml:space="preserve"> FILLIN  "NIVEL DE ESTUDIOS DEL AFILIADO"  \* MERGEFORMAT </w:instrText>
+            </w:r>
+            <w:r>
+              <w:rPr>
+                <w:rFonts w:ascii="Arial" w:hAnsi="Arial" w:cs="Arial"/>
+                <w:sz w:val="16"/>
+                <w:szCs w:val="16"/>
+              </w:rPr>
+              <w:fldChar w:fldCharType="end"/>
+            </w:r>
+          </w:p>
+        </w:tc>
+        <w:tc>
+          <w:tcPr>
+            <w:tcW w:w="2056" w:type="dxa"/>
+            <w:gridSpan w:val="6"/>
             <w:tcBorders>
               <w:top w:val="nil"/>
               <w:left w:val="nil"/>
@@ -3339,14 +3228,14 @@
                 <w:sz w:val="16"/>
                 <w:szCs w:val="16"/>
               </w:rPr>
-              <w:t>Pagaduría:</w:t>
-            </w:r>
-          </w:p>
-        </w:tc>
-        <w:tc>
-          <w:tcPr>
-            <w:tcW w:w="3451" w:type="dxa"/>
-            <w:gridSpan w:val="11"/>
+              <w:t>Horario:</w:t>
+            </w:r>
+          </w:p>
+        </w:tc>
+        <w:tc>
+          <w:tcPr>
+            <w:tcW w:w="3395" w:type="dxa"/>
+            <w:gridSpan w:val="8"/>
             <w:tcBorders>
               <w:top w:val="single" w:sz="4" w:space="0" w:color="auto"/>
               <w:left w:val="nil"/>
@@ -3372,6 +3261,14 @@
                 <w:szCs w:val="16"/>
               </w:rPr>
               <w:t> </w:t>
+            </w:r>
+            <w:r>
+              <w:rPr>
+                <w:rFonts w:ascii="Arial" w:hAnsi="Arial" w:cs="Arial"/>
+                <w:sz w:val="16"/>
+                <w:szCs w:val="16"/>
+              </w:rPr>
+              <w:t>{{Horario_Turno}}</w:t>
             </w:r>
           </w:p>
         </w:tc>
@@ -3382,8 +3279,8 @@
         </w:trPr>
         <w:tc>
           <w:tcPr>
-            <w:tcW w:w="1597" w:type="dxa"/>
-            <w:gridSpan w:val="6"/>
+            <w:tcW w:w="1780" w:type="dxa"/>
+            <w:gridSpan w:val="5"/>
             <w:tcBorders>
               <w:top w:val="nil"/>
               <w:left w:val="single" w:sz="18" w:space="0" w:color="auto"/>
@@ -3408,19 +3305,19 @@
                 <w:sz w:val="16"/>
                 <w:szCs w:val="16"/>
               </w:rPr>
-              <w:t>Nivel de estudios:</w:t>
-            </w:r>
-          </w:p>
-        </w:tc>
-        <w:tc>
-          <w:tcPr>
-            <w:tcW w:w="2533" w:type="dxa"/>
-            <w:gridSpan w:val="5"/>
+              <w:t>Clave (s) presupuestal:</w:t>
+            </w:r>
+          </w:p>
+        </w:tc>
+        <w:tc>
+          <w:tcPr>
+            <w:tcW w:w="7579" w:type="dxa"/>
+            <w:gridSpan w:val="16"/>
             <w:tcBorders>
               <w:top w:val="nil"/>
               <w:left w:val="nil"/>
               <w:bottom w:val="single" w:sz="4" w:space="0" w:color="auto"/>
-              <w:right w:val="nil"/>
+              <w:right w:val="single" w:sz="18" w:space="0" w:color="auto"/>
             </w:tcBorders>
             <w:shd w:val="clear" w:color="auto" w:fill="auto"/>
             <w:noWrap/>
@@ -3429,98 +3326,32 @@
           <w:p>
             <w:pPr>
               <w:rPr>
-                <w:rFonts w:ascii="Arial" w:hAnsi="Arial" w:cs="Arial"/>
-                <w:sz w:val="16"/>
-                <w:szCs w:val="16"/>
-              </w:rPr>
-            </w:pPr>
-            <w:r>
-              <w:rPr>
-                <w:rFonts w:ascii="Arial" w:hAnsi="Arial" w:cs="Arial"/>
-                <w:sz w:val="16"/>
-                <w:szCs w:val="16"/>
-              </w:rPr>
-              <w:fldChar w:fldCharType="begin"/>
-            </w:r>
-            <w:r>
-              <w:rPr>
-                <w:rFonts w:ascii="Arial" w:hAnsi="Arial" w:cs="Arial"/>
-                <w:sz w:val="16"/>
-                <w:szCs w:val="16"/>
-              </w:rPr>
-              <w:instrText xml:space="preserve"> FILLIN  "NIVEL DE ESTUDIOS DEL AFILIADO"  \* MERGEFORMAT </w:instrText>
-            </w:r>
-            <w:r>
-              <w:rPr>
-                <w:rFonts w:ascii="Arial" w:hAnsi="Arial" w:cs="Arial"/>
-                <w:sz w:val="16"/>
-                <w:szCs w:val="16"/>
-              </w:rPr>
-              <w:fldChar w:fldCharType="end"/>
-            </w:r>
-          </w:p>
-        </w:tc>
-        <w:tc>
-          <w:tcPr>
-            <w:tcW w:w="2160" w:type="dxa"/>
-            <w:gridSpan w:val="7"/>
-            <w:tcBorders>
-              <w:top w:val="nil"/>
-              <w:left w:val="nil"/>
-              <w:bottom w:val="nil"/>
-              <w:right w:val="nil"/>
-            </w:tcBorders>
-            <w:shd w:val="clear" w:color="auto" w:fill="auto"/>
-            <w:noWrap/>
-            <w:vAlign w:val="bottom"/>
-          </w:tcPr>
-          <w:p>
-            <w:pPr>
-              <w:rPr>
-                <w:rFonts w:ascii="Arial" w:hAnsi="Arial" w:cs="Arial"/>
-                <w:sz w:val="16"/>
-                <w:szCs w:val="16"/>
-              </w:rPr>
-            </w:pPr>
-            <w:r>
-              <w:rPr>
-                <w:rFonts w:ascii="Arial" w:hAnsi="Arial" w:cs="Arial"/>
-                <w:sz w:val="16"/>
-                <w:szCs w:val="16"/>
-              </w:rPr>
-              <w:t>Lugar de nacimiento:</w:t>
-            </w:r>
-          </w:p>
-        </w:tc>
-        <w:tc>
-          <w:tcPr>
-            <w:tcW w:w="2901" w:type="dxa"/>
-            <w:gridSpan w:val="10"/>
-            <w:tcBorders>
-              <w:top w:val="single" w:sz="4" w:space="0" w:color="auto"/>
-              <w:left w:val="nil"/>
-              <w:bottom w:val="single" w:sz="4" w:space="0" w:color="auto"/>
-              <w:right w:val="single" w:sz="18" w:space="0" w:color="auto"/>
-            </w:tcBorders>
-            <w:shd w:val="clear" w:color="auto" w:fill="auto"/>
-            <w:noWrap/>
-            <w:vAlign w:val="bottom"/>
-          </w:tcPr>
-          <w:p>
-            <w:pPr>
-              <w:rPr>
-                <w:rFonts w:ascii="Arial" w:hAnsi="Arial" w:cs="Arial"/>
-                <w:sz w:val="16"/>
-                <w:szCs w:val="16"/>
-              </w:rPr>
-            </w:pPr>
-            <w:r>
-              <w:rPr>
-                <w:rFonts w:ascii="Arial" w:hAnsi="Arial" w:cs="Arial"/>
-                <w:sz w:val="16"/>
-                <w:szCs w:val="16"/>
-              </w:rPr>
-              <w:t xml:space="preserve">  </w:t>
+                <w:rStyle w:val="nfasis"/>
+              </w:rPr>
+            </w:pPr>
+            <w:r>
+              <w:rPr>
+                <w:rFonts w:ascii="Arial" w:hAnsi="Arial" w:cs="Arial"/>
+                <w:sz w:val="16"/>
+                <w:szCs w:val="16"/>
+              </w:rPr>
+              <w:t>{{</w:t>
+            </w:r>
+            <w:r>
+              <w:rPr>
+                <w:rFonts w:ascii="Arial" w:hAnsi="Arial" w:cs="Arial"/>
+                <w:sz w:val="16"/>
+                <w:szCs w:val="16"/>
+              </w:rPr>
+              <w:t>Presupuestal_Interino</w:t>
+            </w:r>
+            <w:r>
+              <w:rPr>
+                <w:rFonts w:ascii="Arial" w:hAnsi="Arial" w:cs="Arial"/>
+                <w:sz w:val="16"/>
+                <w:szCs w:val="16"/>
+              </w:rPr>
+              <w:t>}}</w:t>
             </w:r>
           </w:p>
         </w:tc>
@@ -3531,8 +3362,8 @@
         </w:trPr>
         <w:tc>
           <w:tcPr>
-            <w:tcW w:w="1832" w:type="dxa"/>
-            <w:gridSpan w:val="7"/>
+            <w:tcW w:w="1411" w:type="dxa"/>
+            <w:gridSpan w:val="3"/>
             <w:tcBorders>
               <w:top w:val="nil"/>
               <w:left w:val="single" w:sz="18" w:space="0" w:color="auto"/>
@@ -3557,14 +3388,86 @@
                 <w:sz w:val="16"/>
                 <w:szCs w:val="16"/>
               </w:rPr>
-              <w:t>Clave (s) presupuestal:</w:t>
-            </w:r>
-          </w:p>
-        </w:tc>
-        <w:tc>
-          <w:tcPr>
-            <w:tcW w:w="7359" w:type="dxa"/>
-            <w:gridSpan w:val="21"/>
+              <w:t>Función:</w:t>
+            </w:r>
+          </w:p>
+        </w:tc>
+        <w:tc>
+          <w:tcPr>
+            <w:tcW w:w="4553" w:type="dxa"/>
+            <w:gridSpan w:val="10"/>
+            <w:tcBorders>
+              <w:top w:val="nil"/>
+              <w:left w:val="nil"/>
+              <w:bottom w:val="single" w:sz="4" w:space="0" w:color="auto"/>
+              <w:right w:val="nil"/>
+            </w:tcBorders>
+            <w:shd w:val="clear" w:color="auto" w:fill="auto"/>
+            <w:noWrap/>
+            <w:vAlign w:val="bottom"/>
+          </w:tcPr>
+          <w:p>
+            <w:pPr>
+              <w:rPr>
+                <w:rFonts w:ascii="Arial" w:hAnsi="Arial" w:cs="Arial"/>
+                <w:sz w:val="16"/>
+                <w:szCs w:val="16"/>
+              </w:rPr>
+            </w:pPr>
+            <w:r>
+              <w:rPr>
+                <w:rFonts w:ascii="Arial" w:hAnsi="Arial" w:cs="Arial"/>
+                <w:sz w:val="16"/>
+                <w:szCs w:val="16"/>
+              </w:rPr>
+              <w:t>{{Funcion_Titular</w:t>
+            </w:r>
+            <w:r>
+              <w:rPr>
+                <w:rFonts w:ascii="Arial" w:hAnsi="Arial" w:cs="Arial"/>
+                <w:sz w:val="16"/>
+                <w:szCs w:val="16"/>
+              </w:rPr>
+              <w:t>}}</w:t>
+            </w:r>
+          </w:p>
+        </w:tc>
+        <w:tc>
+          <w:tcPr>
+            <w:tcW w:w="1672" w:type="dxa"/>
+            <w:gridSpan w:val="5"/>
+            <w:tcBorders>
+              <w:top w:val="nil"/>
+              <w:left w:val="nil"/>
+              <w:bottom w:val="nil"/>
+              <w:right w:val="nil"/>
+            </w:tcBorders>
+            <w:shd w:val="clear" w:color="auto" w:fill="auto"/>
+            <w:noWrap/>
+            <w:vAlign w:val="bottom"/>
+          </w:tcPr>
+          <w:p>
+            <w:pPr>
+              <w:rPr>
+                <w:rFonts w:ascii="Arial" w:hAnsi="Arial" w:cs="Arial"/>
+                <w:sz w:val="16"/>
+                <w:szCs w:val="16"/>
+              </w:rPr>
+            </w:pPr>
+            <w:r>
+              <w:rPr>
+                <w:rFonts w:ascii="Arial" w:hAnsi="Arial" w:cs="Arial"/>
+                <w:sz w:val="16"/>
+                <w:szCs w:val="16"/>
+              </w:rPr>
+              <w:t>Número de horas:</w:t>
+            </w:r>
+          </w:p>
+        </w:tc>
+        <w:tc>
+          <w:tcPr>
+            <w:tcW w:w="1723" w:type="dxa"/>
+            <w:gridSpan w:val="3"/>
             <w:tcBorders>
               <w:top w:val="nil"/>
               <w:left w:val="nil"/>
@@ -3578,32 +3481,34 @@
           <w:p>
             <w:pPr>
               <w:rPr>
-                <w:rStyle w:val="nfasis"/>
-              </w:rPr>
-            </w:pPr>
-            <w:r>
-              <w:rPr>
-                <w:rFonts w:ascii="Arial" w:hAnsi="Arial" w:cs="Arial"/>
-                <w:sz w:val="16"/>
-                <w:szCs w:val="16"/>
-              </w:rPr>
-              <w:t>{{</w:t>
-            </w:r>
-            <w:r>
-              <w:rPr>
-                <w:rFonts w:ascii="Arial" w:hAnsi="Arial" w:cs="Arial"/>
-                <w:sz w:val="16"/>
-                <w:szCs w:val="16"/>
-              </w:rPr>
-              <w:t>Presupuestal_Interino</w:t>
-            </w:r>
-            <w:r>
-              <w:rPr>
-                <w:rFonts w:ascii="Arial" w:hAnsi="Arial" w:cs="Arial"/>
-                <w:sz w:val="16"/>
-                <w:szCs w:val="16"/>
-              </w:rPr>
-              <w:t>}}</w:t>
+                <w:rFonts w:ascii="Arial" w:hAnsi="Arial" w:cs="Arial"/>
+                <w:sz w:val="16"/>
+                <w:szCs w:val="16"/>
+              </w:rPr>
+            </w:pPr>
+            <w:r>
+              <w:rPr>
+                <w:rFonts w:ascii="Arial" w:hAnsi="Arial" w:cs="Arial"/>
+                <w:sz w:val="16"/>
+                <w:szCs w:val="16"/>
+              </w:rPr>
+              <w:t xml:space="preserve"> </w:t>
+            </w:r>
+            <w:r>
+              <w:rPr>
+                <w:rFonts w:ascii="Arial" w:hAnsi="Arial" w:cs="Arial"/>
+                <w:sz w:val="16"/>
+                <w:szCs w:val="16"/>
+              </w:rPr>
+              <w:t>{{Horas_Categoria}}</w:t>
+            </w:r>
+            <w:r>
+              <w:rPr>
+                <w:rFonts w:ascii="Arial" w:hAnsi="Arial" w:cs="Arial"/>
+                <w:sz w:val="16"/>
+                <w:szCs w:val="16"/>
+              </w:rPr>
+              <w:t xml:space="preserve"> </w:t>
             </w:r>
           </w:p>
         </w:tc>
@@ -3614,13 +3519,13 @@
         </w:trPr>
         <w:tc>
           <w:tcPr>
-            <w:tcW w:w="973" w:type="dxa"/>
-            <w:gridSpan w:val="2"/>
+            <w:tcW w:w="9359" w:type="dxa"/>
+            <w:gridSpan w:val="21"/>
             <w:tcBorders>
               <w:top w:val="nil"/>
               <w:left w:val="single" w:sz="18" w:space="0" w:color="auto"/>
               <w:bottom w:val="nil"/>
-              <w:right w:val="nil"/>
+              <w:right w:val="single" w:sz="18" w:space="0" w:color="auto"/>
             </w:tcBorders>
             <w:shd w:val="clear" w:color="auto" w:fill="auto"/>
             <w:noWrap/>
@@ -3628,115 +3533,24 @@
           </w:tcPr>
           <w:p>
             <w:pPr>
-              <w:rPr>
-                <w:rFonts w:ascii="Arial" w:hAnsi="Arial" w:cs="Arial"/>
-                <w:sz w:val="16"/>
-                <w:szCs w:val="16"/>
-              </w:rPr>
-            </w:pPr>
-            <w:r>
-              <w:rPr>
-                <w:rFonts w:ascii="Arial" w:hAnsi="Arial" w:cs="Arial"/>
-                <w:sz w:val="16"/>
-                <w:szCs w:val="16"/>
-              </w:rPr>
-              <w:t>Asignatura:</w:t>
-            </w:r>
-          </w:p>
-        </w:tc>
-        <w:tc>
-          <w:tcPr>
-            <w:tcW w:w="5317" w:type="dxa"/>
-            <w:gridSpan w:val="16"/>
-            <w:tcBorders>
-              <w:top w:val="nil"/>
-              <w:left w:val="nil"/>
-              <w:bottom w:val="single" w:sz="4" w:space="0" w:color="auto"/>
-              <w:right w:val="nil"/>
-            </w:tcBorders>
-            <w:shd w:val="clear" w:color="auto" w:fill="auto"/>
-            <w:noWrap/>
-            <w:vAlign w:val="bottom"/>
-          </w:tcPr>
-          <w:p>
-            <w:pPr>
-              <w:rPr>
-                <w:rFonts w:ascii="Arial" w:hAnsi="Arial" w:cs="Arial"/>
-                <w:sz w:val="16"/>
-                <w:szCs w:val="16"/>
-              </w:rPr>
-            </w:pPr>
-            <w:r>
-              <w:rPr>
-                <w:rFonts w:ascii="Arial" w:hAnsi="Arial" w:cs="Arial"/>
-                <w:sz w:val="16"/>
-                <w:szCs w:val="16"/>
-              </w:rPr>
-              <w:t xml:space="preserve"> </w:t>
-            </w:r>
-          </w:p>
-        </w:tc>
-        <w:tc>
-          <w:tcPr>
-            <w:tcW w:w="2304" w:type="dxa"/>
-            <w:gridSpan w:val="8"/>
-            <w:tcBorders>
-              <w:top w:val="nil"/>
-              <w:left w:val="nil"/>
-              <w:bottom w:val="nil"/>
-              <w:right w:val="nil"/>
-            </w:tcBorders>
-            <w:shd w:val="clear" w:color="auto" w:fill="auto"/>
-            <w:noWrap/>
-            <w:vAlign w:val="bottom"/>
-          </w:tcPr>
-          <w:p>
-            <w:pPr>
-              <w:rPr>
-                <w:rFonts w:ascii="Arial" w:hAnsi="Arial" w:cs="Arial"/>
-                <w:sz w:val="16"/>
-                <w:szCs w:val="16"/>
-              </w:rPr>
-            </w:pPr>
-            <w:r>
-              <w:rPr>
-                <w:rFonts w:ascii="Arial" w:hAnsi="Arial" w:cs="Arial"/>
-                <w:sz w:val="16"/>
-                <w:szCs w:val="16"/>
-              </w:rPr>
-              <w:t>Número de horas:</w:t>
-            </w:r>
-          </w:p>
-        </w:tc>
-        <w:tc>
-          <w:tcPr>
-            <w:tcW w:w="597" w:type="dxa"/>
-            <w:gridSpan w:val="2"/>
-            <w:tcBorders>
-              <w:top w:val="nil"/>
-              <w:left w:val="nil"/>
-              <w:bottom w:val="single" w:sz="4" w:space="0" w:color="auto"/>
-              <w:right w:val="single" w:sz="18" w:space="0" w:color="auto"/>
-            </w:tcBorders>
-            <w:shd w:val="clear" w:color="auto" w:fill="auto"/>
-            <w:noWrap/>
-            <w:vAlign w:val="bottom"/>
-          </w:tcPr>
-          <w:p>
-            <w:pPr>
-              <w:rPr>
-                <w:rFonts w:ascii="Arial" w:hAnsi="Arial" w:cs="Arial"/>
-                <w:sz w:val="16"/>
-                <w:szCs w:val="16"/>
-              </w:rPr>
-            </w:pPr>
-            <w:r>
-              <w:rPr>
-                <w:rFonts w:ascii="Arial" w:hAnsi="Arial" w:cs="Arial"/>
-                <w:sz w:val="16"/>
-                <w:szCs w:val="16"/>
-              </w:rPr>
-              <w:t xml:space="preserve">  </w:t>
+              <w:jc w:val="center"/>
+              <w:rPr>
+                <w:rFonts w:ascii="Arial" w:hAnsi="Arial" w:cs="Arial"/>
+                <w:b/>
+                <w:bCs/>
+                <w:sz w:val="18"/>
+                <w:szCs w:val="18"/>
+              </w:rPr>
+            </w:pPr>
+            <w:r>
+              <w:rPr>
+                <w:rFonts w:ascii="Arial" w:hAnsi="Arial" w:cs="Arial"/>
+                <w:b/>
+                <w:bCs/>
+                <w:sz w:val="18"/>
+                <w:szCs w:val="18"/>
+              </w:rPr>
+              <w:t>DESCRIPCION DE MOVIMIENTO A CUBRIR</w:t>
             </w:r>
           </w:p>
         </w:tc>
@@ -3747,13 +3561,13 @@
         </w:trPr>
         <w:tc>
           <w:tcPr>
-            <w:tcW w:w="9191" w:type="dxa"/>
-            <w:gridSpan w:val="28"/>
+            <w:tcW w:w="1568" w:type="dxa"/>
+            <w:gridSpan w:val="4"/>
             <w:tcBorders>
               <w:top w:val="nil"/>
               <w:left w:val="single" w:sz="18" w:space="0" w:color="auto"/>
               <w:bottom w:val="nil"/>
-              <w:right w:val="single" w:sz="18" w:space="0" w:color="auto"/>
+              <w:right w:val="nil"/>
             </w:tcBorders>
             <w:shd w:val="clear" w:color="auto" w:fill="auto"/>
             <w:noWrap/>
@@ -3761,40 +3575,30 @@
           </w:tcPr>
           <w:p>
             <w:pPr>
-              <w:jc w:val="center"/>
-              <w:rPr>
-                <w:rFonts w:ascii="Arial" w:hAnsi="Arial" w:cs="Arial"/>
-                <w:b/>
-                <w:bCs/>
-                <w:sz w:val="18"/>
-                <w:szCs w:val="18"/>
-              </w:rPr>
-            </w:pPr>
-            <w:r>
-              <w:rPr>
-                <w:rFonts w:ascii="Arial" w:hAnsi="Arial" w:cs="Arial"/>
-                <w:b/>
-                <w:bCs/>
-                <w:sz w:val="18"/>
-                <w:szCs w:val="18"/>
-              </w:rPr>
-              <w:t>DESCRIPCION DE MOVIMIENTO A CUBRIR</w:t>
-            </w:r>
-          </w:p>
-        </w:tc>
-      </w:tr>
-      <w:tr>
-        <w:trPr>
-          <w:trHeight w:val="235"/>
-        </w:trPr>
-        <w:tc>
-          <w:tcPr>
-            <w:tcW w:w="1597" w:type="dxa"/>
-            <w:gridSpan w:val="6"/>
-            <w:tcBorders>
-              <w:top w:val="nil"/>
-              <w:left w:val="single" w:sz="18" w:space="0" w:color="auto"/>
-              <w:bottom w:val="nil"/>
+              <w:rPr>
+                <w:rFonts w:ascii="Arial" w:hAnsi="Arial" w:cs="Arial"/>
+                <w:sz w:val="16"/>
+                <w:szCs w:val="16"/>
+              </w:rPr>
+            </w:pPr>
+            <w:r>
+              <w:rPr>
+                <w:rFonts w:ascii="Arial" w:hAnsi="Arial" w:cs="Arial"/>
+                <w:sz w:val="16"/>
+                <w:szCs w:val="16"/>
+              </w:rPr>
+              <w:t>Tipo de movimiento:</w:t>
+            </w:r>
+          </w:p>
+        </w:tc>
+        <w:tc>
+          <w:tcPr>
+            <w:tcW w:w="2340" w:type="dxa"/>
+            <w:gridSpan w:val="3"/>
+            <w:tcBorders>
+              <w:top w:val="nil"/>
+              <w:left w:val="nil"/>
+              <w:bottom w:val="single" w:sz="4" w:space="0" w:color="auto"/>
               <w:right w:val="nil"/>
             </w:tcBorders>
             <w:shd w:val="clear" w:color="auto" w:fill="auto"/>
@@ -3815,14 +3619,62 @@
                 <w:sz w:val="16"/>
                 <w:szCs w:val="16"/>
               </w:rPr>
-              <w:t>Tipo de movimiento:</w:t>
-            </w:r>
-          </w:p>
-        </w:tc>
-        <w:tc>
-          <w:tcPr>
-            <w:tcW w:w="2645" w:type="dxa"/>
-            <w:gridSpan w:val="6"/>
+              <w:t>{{</w:t>
+            </w:r>
+            <w:r>
+              <w:rPr>
+                <w:rFonts w:ascii="Arial" w:hAnsi="Arial" w:cs="Arial"/>
+                <w:sz w:val="16"/>
+                <w:szCs w:val="16"/>
+              </w:rPr>
+              <w:t>Resultado_Alta</w:t>
+            </w:r>
+            <w:r>
+              <w:rPr>
+                <w:rFonts w:ascii="Arial" w:hAnsi="Arial" w:cs="Arial"/>
+                <w:sz w:val="16"/>
+                <w:szCs w:val="16"/>
+              </w:rPr>
+              <w:t>}}</w:t>
+            </w:r>
+          </w:p>
+        </w:tc>
+        <w:tc>
+          <w:tcPr>
+            <w:tcW w:w="1571" w:type="dxa"/>
+            <w:gridSpan w:val="4"/>
+            <w:tcBorders>
+              <w:top w:val="nil"/>
+              <w:left w:val="nil"/>
+              <w:bottom w:val="nil"/>
+              <w:right w:val="nil"/>
+            </w:tcBorders>
+            <w:shd w:val="clear" w:color="auto" w:fill="auto"/>
+            <w:noWrap/>
+            <w:vAlign w:val="bottom"/>
+          </w:tcPr>
+          <w:p>
+            <w:pPr>
+              <w:rPr>
+                <w:rFonts w:ascii="Arial" w:hAnsi="Arial" w:cs="Arial"/>
+                <w:sz w:val="16"/>
+                <w:szCs w:val="16"/>
+              </w:rPr>
+            </w:pPr>
+            <w:r>
+              <w:rPr>
+                <w:rFonts w:ascii="Arial" w:hAnsi="Arial" w:cs="Arial"/>
+                <w:sz w:val="16"/>
+                <w:szCs w:val="16"/>
+              </w:rPr>
+              <w:t>Efectos desde:</w:t>
+            </w:r>
+          </w:p>
+        </w:tc>
+        <w:tc>
+          <w:tcPr>
+            <w:tcW w:w="1326" w:type="dxa"/>
+            <w:gridSpan w:val="5"/>
             <w:tcBorders>
               <w:top w:val="nil"/>
               <w:left w:val="nil"/>
@@ -3855,7 +3707,7 @@
                 <w:sz w:val="16"/>
                 <w:szCs w:val="16"/>
               </w:rPr>
-              <w:t>Resultado_Alta</w:t>
+              <w:t>Efecto_3</w:t>
             </w:r>
             <w:r>
               <w:rPr>
@@ -3869,8 +3721,7 @@
         </w:tc>
         <w:tc>
           <w:tcPr>
-            <w:tcW w:w="1405" w:type="dxa"/>
-            <w:gridSpan w:val="4"/>
+            <w:tcW w:w="691" w:type="dxa"/>
             <w:tcBorders>
               <w:top w:val="nil"/>
               <w:left w:val="nil"/>
@@ -3895,19 +3746,19 @@
                 <w:sz w:val="16"/>
                 <w:szCs w:val="16"/>
               </w:rPr>
-              <w:t>Efectos desde:</w:t>
-            </w:r>
-          </w:p>
-        </w:tc>
-        <w:tc>
-          <w:tcPr>
-            <w:tcW w:w="1560" w:type="dxa"/>
-            <w:gridSpan w:val="5"/>
+              <w:t xml:space="preserve">Hasta:        </w:t>
+            </w:r>
+          </w:p>
+        </w:tc>
+        <w:tc>
+          <w:tcPr>
+            <w:tcW w:w="1863" w:type="dxa"/>
+            <w:gridSpan w:val="4"/>
             <w:tcBorders>
               <w:top w:val="nil"/>
               <w:left w:val="nil"/>
               <w:bottom w:val="single" w:sz="4" w:space="0" w:color="auto"/>
-              <w:right w:val="nil"/>
+              <w:right w:val="single" w:sz="18" w:space="0" w:color="auto"/>
             </w:tcBorders>
             <w:shd w:val="clear" w:color="auto" w:fill="auto"/>
             <w:noWrap/>
@@ -3921,87 +3772,7 @@
                 <w:szCs w:val="16"/>
               </w:rPr>
             </w:pPr>
-            <w:r>
-              <w:rPr>
-                <w:rFonts w:ascii="Arial" w:hAnsi="Arial" w:cs="Arial"/>
-                <w:sz w:val="16"/>
-                <w:szCs w:val="16"/>
-              </w:rPr>
-              <w:t>{{</w:t>
-            </w:r>
-            <w:r>
-              <w:rPr>
-                <w:rFonts w:ascii="Arial" w:hAnsi="Arial" w:cs="Arial"/>
-                <w:sz w:val="16"/>
-                <w:szCs w:val="16"/>
-              </w:rPr>
-              <w:t>Efecto_3</w:t>
-            </w:r>
-            <w:r>
-              <w:rPr>
-                <w:rFonts w:ascii="Arial" w:hAnsi="Arial" w:cs="Arial"/>
-                <w:sz w:val="16"/>
-                <w:szCs w:val="16"/>
-              </w:rPr>
-              <w:t>}}</w:t>
-            </w:r>
-          </w:p>
-        </w:tc>
-        <w:tc>
-          <w:tcPr>
-            <w:tcW w:w="603" w:type="dxa"/>
-            <w:gridSpan w:val="4"/>
-            <w:tcBorders>
-              <w:top w:val="nil"/>
-              <w:left w:val="nil"/>
-              <w:bottom w:val="nil"/>
-              <w:right w:val="nil"/>
-            </w:tcBorders>
-            <w:shd w:val="clear" w:color="auto" w:fill="auto"/>
-            <w:noWrap/>
-            <w:vAlign w:val="bottom"/>
-          </w:tcPr>
-          <w:p>
-            <w:pPr>
-              <w:rPr>
-                <w:rFonts w:ascii="Arial" w:hAnsi="Arial" w:cs="Arial"/>
-                <w:sz w:val="16"/>
-                <w:szCs w:val="16"/>
-              </w:rPr>
-            </w:pPr>
-            <w:r>
-              <w:rPr>
-                <w:rFonts w:ascii="Arial" w:hAnsi="Arial" w:cs="Arial"/>
-                <w:sz w:val="16"/>
-                <w:szCs w:val="16"/>
-              </w:rPr>
-              <w:t xml:space="preserve">Hasta:        </w:t>
-            </w:r>
-          </w:p>
-        </w:tc>
-        <w:tc>
-          <w:tcPr>
-            <w:tcW w:w="1381" w:type="dxa"/>
-            <w:gridSpan w:val="3"/>
-            <w:tcBorders>
-              <w:top w:val="nil"/>
-              <w:left w:val="nil"/>
-              <w:bottom w:val="single" w:sz="4" w:space="0" w:color="auto"/>
-              <w:right w:val="single" w:sz="18" w:space="0" w:color="auto"/>
-            </w:tcBorders>
-            <w:shd w:val="clear" w:color="auto" w:fill="auto"/>
-            <w:noWrap/>
-            <w:vAlign w:val="bottom"/>
-          </w:tcPr>
-          <w:p>
-            <w:pPr>
-              <w:rPr>
-                <w:rFonts w:ascii="Arial" w:hAnsi="Arial" w:cs="Arial"/>
-                <w:sz w:val="16"/>
-                <w:szCs w:val="16"/>
-              </w:rPr>
-            </w:pPr>
-            <w:bookmarkStart w:id="3" w:name="TERMINO_EFECT_FILIACION"/>
+            <w:bookmarkStart w:id="4" w:name="TERMINO_EFECT_FILIACION"/>
             <w:r>
               <w:rPr>
                 <w:rFonts w:ascii="Arial" w:hAnsi="Arial" w:cs="Arial"/>
@@ -4165,7 +3936,7 @@
                 </mc:Fallback>
               </mc:AlternateContent>
             </w:r>
-            <w:bookmarkEnd w:id="3"/>
+            <w:bookmarkEnd w:id="4"/>
           </w:p>
         </w:tc>
       </w:tr>
@@ -4175,7 +3946,7 @@
         </w:trPr>
         <w:tc>
           <w:tcPr>
-            <w:tcW w:w="1145" w:type="dxa"/>
+            <w:tcW w:w="1411" w:type="dxa"/>
             <w:gridSpan w:val="3"/>
             <w:tcBorders>
               <w:top w:val="nil"/>
@@ -4207,8 +3978,8 @@
         </w:tc>
         <w:tc>
           <w:tcPr>
-            <w:tcW w:w="1720" w:type="dxa"/>
-            <w:gridSpan w:val="5"/>
+            <w:tcW w:w="1436" w:type="dxa"/>
+            <w:gridSpan w:val="3"/>
             <w:tcBorders>
               <w:top w:val="nil"/>
               <w:left w:val="nil"/>
@@ -4255,8 +4026,7 @@
         </w:tc>
         <w:tc>
           <w:tcPr>
-            <w:tcW w:w="1377" w:type="dxa"/>
-            <w:gridSpan w:val="4"/>
+            <w:tcW w:w="1061" w:type="dxa"/>
             <w:tcBorders>
               <w:top w:val="nil"/>
               <w:left w:val="nil"/>
@@ -4287,7 +4057,7 @@
         </w:tc>
         <w:tc>
           <w:tcPr>
-            <w:tcW w:w="1191" w:type="dxa"/>
+            <w:tcW w:w="1431" w:type="dxa"/>
             <w:gridSpan w:val="3"/>
             <w:tcBorders>
               <w:top w:val="nil"/>
@@ -4313,37 +4083,13 @@
                 <w:sz w:val="16"/>
                 <w:szCs w:val="16"/>
               </w:rPr>
-              <w:t xml:space="preserve"> </w:t>
-            </w:r>
-            <w:r>
-              <w:rPr>
-                <w:rFonts w:ascii="Arial" w:hAnsi="Arial" w:cs="Arial"/>
-                <w:sz w:val="16"/>
-                <w:szCs w:val="16"/>
-              </w:rPr>
-              <w:t>{{</w:t>
-            </w:r>
-            <w:r>
-              <w:rPr>
-                <w:rFonts w:ascii="Arial" w:hAnsi="Arial" w:cs="Arial"/>
-                <w:sz w:val="16"/>
-                <w:szCs w:val="16"/>
-              </w:rPr>
-              <w:t>Z_economica</w:t>
-            </w:r>
-            <w:r>
-              <w:rPr>
-                <w:rFonts w:ascii="Arial" w:hAnsi="Arial" w:cs="Arial"/>
-                <w:sz w:val="16"/>
-                <w:szCs w:val="16"/>
-              </w:rPr>
-              <w:t>}}</w:t>
-            </w:r>
-          </w:p>
-        </w:tc>
-        <w:tc>
-          <w:tcPr>
-            <w:tcW w:w="1204" w:type="dxa"/>
+              <w:t xml:space="preserve"> {{Z_economica}}</w:t>
+            </w:r>
+          </w:p>
+        </w:tc>
+        <w:tc>
+          <w:tcPr>
+            <w:tcW w:w="1194" w:type="dxa"/>
             <w:gridSpan w:val="5"/>
             <w:tcBorders>
               <w:top w:val="nil"/>
@@ -4375,7 +4121,7 @@
         </w:tc>
         <w:tc>
           <w:tcPr>
-            <w:tcW w:w="1067" w:type="dxa"/>
+            <w:tcW w:w="1544" w:type="dxa"/>
             <w:gridSpan w:val="4"/>
             <w:tcBorders>
               <w:top w:val="nil"/>
@@ -4401,38 +4147,13 @@
                 <w:sz w:val="16"/>
                 <w:szCs w:val="16"/>
               </w:rPr>
-              <w:t xml:space="preserve">  </w:t>
-            </w:r>
-            <w:r>
-              <w:rPr>
-                <w:rFonts w:ascii="Arial" w:hAnsi="Arial" w:cs="Arial"/>
-                <w:sz w:val="16"/>
-                <w:szCs w:val="16"/>
-              </w:rPr>
-              <w:t>{{</w:t>
-            </w:r>
-            <w:r>
-              <w:rPr>
-                <w:rFonts w:ascii="Arial" w:hAnsi="Arial" w:cs="Arial"/>
-                <w:sz w:val="16"/>
-                <w:szCs w:val="16"/>
-              </w:rPr>
-              <w:t>Z_Escolar</w:t>
-            </w:r>
-            <w:r>
-              <w:rPr>
-                <w:rFonts w:ascii="Arial" w:hAnsi="Arial" w:cs="Arial"/>
-                <w:sz w:val="16"/>
-                <w:szCs w:val="16"/>
-              </w:rPr>
-              <w:t>}}</w:t>
-            </w:r>
-          </w:p>
-        </w:tc>
-        <w:tc>
-          <w:tcPr>
-            <w:tcW w:w="1122" w:type="dxa"/>
-            <w:gridSpan w:val="3"/>
+              <w:t xml:space="preserve">  {{Z_Escolar}}</w:t>
+            </w:r>
+          </w:p>
+        </w:tc>
+        <w:tc>
+          <w:tcPr>
+            <w:tcW w:w="837" w:type="dxa"/>
             <w:tcBorders>
               <w:top w:val="nil"/>
               <w:left w:val="nil"/>
@@ -4463,7 +4184,7 @@
         </w:tc>
         <w:tc>
           <w:tcPr>
-            <w:tcW w:w="365" w:type="dxa"/>
+            <w:tcW w:w="445" w:type="dxa"/>
             <w:tcBorders>
               <w:top w:val="single" w:sz="4" w:space="0" w:color="auto"/>
               <w:left w:val="nil"/>
@@ -4499,8 +4220,8 @@
         </w:trPr>
         <w:tc>
           <w:tcPr>
-            <w:tcW w:w="1318" w:type="dxa"/>
-            <w:gridSpan w:val="4"/>
+            <w:tcW w:w="1411" w:type="dxa"/>
+            <w:gridSpan w:val="3"/>
             <w:tcBorders>
               <w:top w:val="nil"/>
               <w:left w:val="single" w:sz="18" w:space="0" w:color="auto"/>
@@ -4531,8 +4252,8 @@
         </w:tc>
         <w:tc>
           <w:tcPr>
-            <w:tcW w:w="7873" w:type="dxa"/>
-            <w:gridSpan w:val="24"/>
+            <w:tcW w:w="7948" w:type="dxa"/>
+            <w:gridSpan w:val="18"/>
             <w:tcBorders>
               <w:top w:val="nil"/>
               <w:left w:val="nil"/>
@@ -4584,8 +4305,8 @@
         </w:trPr>
         <w:tc>
           <w:tcPr>
-            <w:tcW w:w="1318" w:type="dxa"/>
-            <w:gridSpan w:val="4"/>
+            <w:tcW w:w="1411" w:type="dxa"/>
+            <w:gridSpan w:val="3"/>
             <w:tcBorders>
               <w:top w:val="nil"/>
               <w:left w:val="single" w:sz="18" w:space="0" w:color="auto"/>
@@ -4616,8 +4337,8 @@
         </w:tc>
         <w:tc>
           <w:tcPr>
-            <w:tcW w:w="7873" w:type="dxa"/>
-            <w:gridSpan w:val="24"/>
+            <w:tcW w:w="7948" w:type="dxa"/>
+            <w:gridSpan w:val="18"/>
             <w:tcBorders>
               <w:top w:val="single" w:sz="4" w:space="0" w:color="auto"/>
               <w:left w:val="nil"/>
@@ -4673,7 +4394,7 @@
         </w:trPr>
         <w:tc>
           <w:tcPr>
-            <w:tcW w:w="973" w:type="dxa"/>
+            <w:tcW w:w="920" w:type="dxa"/>
             <w:gridSpan w:val="2"/>
             <w:tcBorders>
               <w:top w:val="nil"/>
@@ -4705,8 +4426,8 @@
         </w:tc>
         <w:tc>
           <w:tcPr>
-            <w:tcW w:w="4460" w:type="dxa"/>
-            <w:gridSpan w:val="13"/>
+            <w:tcW w:w="4279" w:type="dxa"/>
+            <w:gridSpan w:val="7"/>
             <w:tcBorders>
               <w:top w:val="single" w:sz="4" w:space="0" w:color="auto"/>
               <w:left w:val="nil"/>
@@ -4761,8 +4482,8 @@
         </w:tc>
         <w:tc>
           <w:tcPr>
-            <w:tcW w:w="1032" w:type="dxa"/>
-            <w:gridSpan w:val="4"/>
+            <w:tcW w:w="934" w:type="dxa"/>
+            <w:gridSpan w:val="5"/>
             <w:tcBorders>
               <w:top w:val="nil"/>
               <w:left w:val="nil"/>
@@ -4793,8 +4514,8 @@
         </w:tc>
         <w:tc>
           <w:tcPr>
-            <w:tcW w:w="2726" w:type="dxa"/>
-            <w:gridSpan w:val="9"/>
+            <w:tcW w:w="3226" w:type="dxa"/>
+            <w:gridSpan w:val="7"/>
             <w:tcBorders>
               <w:top w:val="single" w:sz="4" w:space="0" w:color="auto"/>
               <w:left w:val="nil"/>
@@ -4830,8 +4551,8 @@
         </w:trPr>
         <w:tc>
           <w:tcPr>
-            <w:tcW w:w="9191" w:type="dxa"/>
-            <w:gridSpan w:val="28"/>
+            <w:tcW w:w="9359" w:type="dxa"/>
+            <w:gridSpan w:val="21"/>
             <w:tcBorders>
               <w:top w:val="nil"/>
               <w:left w:val="single" w:sz="18" w:space="0" w:color="auto"/>
@@ -4870,186 +4591,194 @@
         </w:tabs>
         <w:jc w:val="both"/>
         <w:rPr>
+          <w:rFonts w:ascii="Arial" w:hAnsi="Arial" w:cs="Arial"/>
+          <w:sz w:val="18"/>
+          <w:szCs w:val="18"/>
+        </w:rPr>
+      </w:pPr>
+      <w:r>
+        <w:rPr>
+          <w:rFonts w:ascii="Arial" w:hAnsi="Arial" w:cs="Arial"/>
+          <w:b/>
+          <w:sz w:val="16"/>
+          <w:szCs w:val="16"/>
+        </w:rPr>
+        <w:t>OBSERVAC</w:t>
+      </w:r>
+      <w:bookmarkStart w:id="5" w:name="_Hlk111711805"/>
+      <w:r>
+        <w:rPr>
+          <w:rFonts w:ascii="Arial" w:hAnsi="Arial" w:cs="Arial"/>
+          <w:b/>
+          <w:sz w:val="16"/>
+          <w:szCs w:val="16"/>
+        </w:rPr>
+        <w:t>IONES</w:t>
+      </w:r>
+      <w:r>
+        <w:rPr>
+          <w:rFonts w:ascii="Arial" w:hAnsi="Arial" w:cs="Arial"/>
+          <w:b/>
+          <w:sz w:val="16"/>
+          <w:szCs w:val="16"/>
+        </w:rPr>
+        <w:t>:</w:t>
+      </w:r>
+      <w:r>
+        <w:rPr>
+          <w:rFonts w:ascii="Arial" w:hAnsi="Arial" w:cs="Arial"/>
+          <w:bCs/>
+          <w:sz w:val="16"/>
+          <w:szCs w:val="16"/>
+        </w:rPr>
+        <w:t xml:space="preserve"> </w:t>
+      </w:r>
+      <w:r>
+        <w:rPr>
+          <w:rFonts w:ascii="Arial" w:hAnsi="Arial" w:cs="Arial"/>
+          <w:bCs/>
+          <w:sz w:val="16"/>
+          <w:szCs w:val="16"/>
+        </w:rPr>
+        <w:t>CON EL NO.</w:t>
+      </w:r>
+      <w:r>
+        <w:rPr>
+          <w:rFonts w:ascii="Arial" w:hAnsi="Arial" w:cs="Arial"/>
+          <w:bCs/>
+          <w:sz w:val="16"/>
+          <w:szCs w:val="16"/>
+        </w:rPr>
+        <w:t xml:space="preserve"> </w:t>
+      </w:r>
+      <w:r>
+        <w:rPr>
+          <w:rFonts w:ascii="Arial" w:hAnsi="Arial" w:cs="Arial"/>
+          <w:bCs/>
+          <w:sz w:val="16"/>
+          <w:szCs w:val="16"/>
+        </w:rPr>
+        <w:t>{{</w:t>
+      </w:r>
+      <w:r>
+        <w:rPr>
+          <w:rFonts w:ascii="Arial" w:hAnsi="Arial" w:cs="Arial"/>
+          <w:bCs/>
+          <w:sz w:val="16"/>
+          <w:szCs w:val="16"/>
+        </w:rPr>
+        <w:t>No_Prel</w:t>
+      </w:r>
+      <w:r>
+        <w:rPr>
+          <w:rFonts w:ascii="Arial" w:hAnsi="Arial" w:cs="Arial"/>
+          <w:bCs/>
+          <w:sz w:val="16"/>
+          <w:szCs w:val="16"/>
+        </w:rPr>
+        <w:t>}}</w:t>
+      </w:r>
+      <w:r>
+        <w:rPr>
+          <w:rFonts w:ascii="Arial" w:hAnsi="Arial" w:cs="Arial"/>
+          <w:bCs/>
+          <w:sz w:val="16"/>
+          <w:szCs w:val="16"/>
+        </w:rPr>
+        <w:t xml:space="preserve"> Y </w:t>
+      </w:r>
+      <w:bookmarkStart w:id="6" w:name="folio2"/>
+      <w:r>
+        <w:rPr>
+          <w:rFonts w:ascii="Arial" w:hAnsi="Arial" w:cs="Arial"/>
+          <w:bCs/>
+          <w:sz w:val="16"/>
+          <w:szCs w:val="16"/>
+        </w:rPr>
+        <w:fldChar w:fldCharType="begin"/>
+      </w:r>
+      <w:r>
+        <w:rPr>
+          <w:rFonts w:ascii="Arial" w:hAnsi="Arial" w:cs="Arial"/>
+          <w:bCs/>
+          <w:sz w:val="16"/>
+          <w:szCs w:val="16"/>
+        </w:rPr>
+        <w:instrText xml:space="preserve"> FILLIN  "DAME EL FOLIO :"  \* MERGEFORMAT </w:instrText>
+      </w:r>
+      <w:r>
+        <w:rPr>
+          <w:rFonts w:ascii="Arial" w:hAnsi="Arial" w:cs="Arial"/>
+          <w:bCs/>
+          <w:sz w:val="16"/>
+          <w:szCs w:val="16"/>
+        </w:rPr>
+        <w:fldChar w:fldCharType="separate"/>
+      </w:r>
+      <w:r>
+        <w:rPr>
+          <w:rFonts w:ascii="Arial" w:hAnsi="Arial" w:cs="Arial"/>
+          <w:bCs/>
+          <w:sz w:val="16"/>
+          <w:szCs w:val="16"/>
+        </w:rPr>
+        <w:t xml:space="preserve">FOLIO </w:t>
+      </w:r>
+      <w:r>
+        <w:rPr>
+          <w:rFonts w:ascii="Arial" w:hAnsi="Arial" w:cs="Arial"/>
+          <w:bCs/>
+          <w:sz w:val="16"/>
+          <w:szCs w:val="16"/>
+        </w:rPr>
+        <w:t>{{</w:t>
+      </w:r>
+      <w:r>
+        <w:rPr>
+          <w:rFonts w:ascii="Arial" w:hAnsi="Arial" w:cs="Arial"/>
+          <w:bCs/>
+          <w:sz w:val="16"/>
+          <w:szCs w:val="16"/>
+        </w:rPr>
+        <w:t>Folio_Prel</w:t>
+      </w:r>
+      <w:r>
+        <w:rPr>
+          <w:rFonts w:ascii="Arial" w:hAnsi="Arial" w:cs="Arial"/>
+          <w:bCs/>
+          <w:sz w:val="16"/>
+          <w:szCs w:val="16"/>
+        </w:rPr>
+        <w:t>}}</w:t>
+      </w:r>
+      <w:r>
+        <w:rPr>
+          <w:rFonts w:ascii="Arial" w:hAnsi="Arial" w:cs="Arial"/>
+          <w:bCs/>
+          <w:sz w:val="16"/>
+          <w:szCs w:val="16"/>
+        </w:rPr>
+        <w:t xml:space="preserve"> DE LA RELACION </w:t>
+      </w:r>
+      <w:r>
+        <w:rPr>
+          <w:rFonts w:ascii="Arial" w:hAnsi="Arial" w:cs="Arial"/>
+          <w:bCs/>
+          <w:sz w:val="16"/>
+          <w:szCs w:val="16"/>
+        </w:rPr>
+        <w:fldChar w:fldCharType="end"/>
+      </w:r>
+      <w:bookmarkEnd w:id="6"/>
+      <w:r>
+        <w:rPr>
           <w:rFonts w:ascii="Calibri" w:hAnsi="Calibri" w:cs="Calibri"/>
           <w:color w:val="000000"/>
           <w:sz w:val="18"/>
           <w:szCs w:val="14"/>
         </w:rPr>
-      </w:pPr>
-      <w:r>
-        <w:rPr>
-          <w:rFonts w:ascii="Arial" w:hAnsi="Arial" w:cs="Arial"/>
-          <w:b/>
-          <w:sz w:val="16"/>
-          <w:szCs w:val="16"/>
-        </w:rPr>
-        <w:t>OBSERVAC</w:t>
-      </w:r>
-      <w:bookmarkStart w:id="4" w:name="_Hlk111711805"/>
-      <w:r>
-        <w:rPr>
-          <w:rFonts w:ascii="Arial" w:hAnsi="Arial" w:cs="Arial"/>
-          <w:b/>
-          <w:sz w:val="16"/>
-          <w:szCs w:val="16"/>
-        </w:rPr>
-        <w:t>IONES</w:t>
-      </w:r>
-      <w:r>
-        <w:rPr>
-          <w:rFonts w:ascii="Arial" w:hAnsi="Arial" w:cs="Arial"/>
-          <w:b/>
-          <w:sz w:val="16"/>
-          <w:szCs w:val="16"/>
-        </w:rPr>
-        <w:t>:</w:t>
-      </w:r>
-      <w:r>
-        <w:rPr>
-          <w:rFonts w:ascii="Arial" w:hAnsi="Arial" w:cs="Arial"/>
-          <w:bCs/>
-          <w:sz w:val="16"/>
-          <w:szCs w:val="16"/>
-        </w:rPr>
         <w:t xml:space="preserve"> </w:t>
       </w:r>
-      <w:r>
-        <w:rPr>
-          <w:rFonts w:ascii="Arial" w:hAnsi="Arial" w:cs="Arial"/>
-          <w:bCs/>
-          <w:sz w:val="16"/>
-          <w:szCs w:val="16"/>
-        </w:rPr>
-        <w:t>CON EL NO.</w:t>
-      </w:r>
-      <w:r>
-        <w:rPr>
-          <w:rFonts w:ascii="Arial" w:hAnsi="Arial" w:cs="Arial"/>
-          <w:bCs/>
-          <w:sz w:val="16"/>
-          <w:szCs w:val="16"/>
-        </w:rPr>
-        <w:t xml:space="preserve"> </w:t>
-      </w:r>
-      <w:r>
-        <w:rPr>
-          <w:rFonts w:ascii="Arial" w:hAnsi="Arial" w:cs="Arial"/>
-          <w:bCs/>
-          <w:sz w:val="16"/>
-          <w:szCs w:val="16"/>
-        </w:rPr>
-        <w:t>{{</w:t>
-      </w:r>
-      <w:r>
-        <w:rPr>
-          <w:rFonts w:ascii="Arial" w:hAnsi="Arial" w:cs="Arial"/>
-          <w:bCs/>
-          <w:sz w:val="16"/>
-          <w:szCs w:val="16"/>
-        </w:rPr>
-        <w:t>No_Prel</w:t>
-      </w:r>
-      <w:r>
-        <w:rPr>
-          <w:rFonts w:ascii="Arial" w:hAnsi="Arial" w:cs="Arial"/>
-          <w:bCs/>
-          <w:sz w:val="16"/>
-          <w:szCs w:val="16"/>
-        </w:rPr>
-        <w:t>}}</w:t>
-      </w:r>
-      <w:r>
-        <w:rPr>
-          <w:rFonts w:ascii="Arial" w:hAnsi="Arial" w:cs="Arial"/>
-          <w:bCs/>
-          <w:sz w:val="16"/>
-          <w:szCs w:val="16"/>
-        </w:rPr>
-        <w:t xml:space="preserve"> Y </w:t>
-      </w:r>
-      <w:bookmarkStart w:id="5" w:name="folio2"/>
-      <w:r>
-        <w:rPr>
-          <w:rFonts w:ascii="Arial" w:hAnsi="Arial" w:cs="Arial"/>
-          <w:bCs/>
-          <w:sz w:val="16"/>
-          <w:szCs w:val="16"/>
-        </w:rPr>
-        <w:fldChar w:fldCharType="begin"/>
-      </w:r>
-      <w:r>
-        <w:rPr>
-          <w:rFonts w:ascii="Arial" w:hAnsi="Arial" w:cs="Arial"/>
-          <w:bCs/>
-          <w:sz w:val="16"/>
-          <w:szCs w:val="16"/>
-        </w:rPr>
-        <w:instrText xml:space="preserve"> FILLIN  "DAME EL FOLIO :"  \* MERGEFORMAT </w:instrText>
-      </w:r>
-      <w:r>
-        <w:rPr>
-          <w:rFonts w:ascii="Arial" w:hAnsi="Arial" w:cs="Arial"/>
-          <w:bCs/>
-          <w:sz w:val="16"/>
-          <w:szCs w:val="16"/>
-        </w:rPr>
-        <w:fldChar w:fldCharType="separate"/>
-      </w:r>
-      <w:r>
-        <w:rPr>
-          <w:rFonts w:ascii="Arial" w:hAnsi="Arial" w:cs="Arial"/>
-          <w:bCs/>
-          <w:sz w:val="16"/>
-          <w:szCs w:val="16"/>
-        </w:rPr>
-        <w:t xml:space="preserve">FOLIO </w:t>
-      </w:r>
-      <w:r>
-        <w:rPr>
-          <w:rFonts w:ascii="Arial" w:hAnsi="Arial" w:cs="Arial"/>
-          <w:bCs/>
-          <w:sz w:val="16"/>
-          <w:szCs w:val="16"/>
-        </w:rPr>
-        <w:t>{{</w:t>
-      </w:r>
-      <w:r>
-        <w:rPr>
-          <w:rFonts w:ascii="Arial" w:hAnsi="Arial" w:cs="Arial"/>
-          <w:bCs/>
-          <w:sz w:val="16"/>
-          <w:szCs w:val="16"/>
-        </w:rPr>
-        <w:t>Folio_Prel</w:t>
-      </w:r>
-      <w:r>
-        <w:rPr>
-          <w:rFonts w:ascii="Arial" w:hAnsi="Arial" w:cs="Arial"/>
-          <w:bCs/>
-          <w:sz w:val="16"/>
-          <w:szCs w:val="16"/>
-        </w:rPr>
-        <w:t>}}</w:t>
-      </w:r>
-      <w:r>
-        <w:rPr>
-          <w:rFonts w:ascii="Arial" w:hAnsi="Arial" w:cs="Arial"/>
-          <w:bCs/>
-          <w:sz w:val="16"/>
-          <w:szCs w:val="16"/>
-        </w:rPr>
-        <w:t xml:space="preserve"> DE LA RELACION </w:t>
-      </w:r>
-      <w:r>
-        <w:rPr>
-          <w:rFonts w:ascii="Arial" w:hAnsi="Arial" w:cs="Arial"/>
-          <w:bCs/>
-          <w:sz w:val="16"/>
-          <w:szCs w:val="16"/>
-        </w:rPr>
-        <w:fldChar w:fldCharType="end"/>
-      </w:r>
-      <w:bookmarkEnd w:id="5"/>
       <w:r>
         <w:rPr>
           <w:rFonts w:ascii="Calibri" w:hAnsi="Calibri" w:cs="Calibri"/>
@@ -5057,7 +4786,7 @@
           <w:sz w:val="18"/>
           <w:szCs w:val="14"/>
         </w:rPr>
-        <w:t xml:space="preserve"> </w:t>
+        <w:t>{{</w:t>
       </w:r>
       <w:r>
         <w:rPr>
@@ -5066,7 +4795,7 @@
           <w:sz w:val="18"/>
           <w:szCs w:val="14"/>
         </w:rPr>
-        <w:t>{{</w:t>
+        <w:t>Tipo_Val</w:t>
       </w:r>
       <w:r>
         <w:rPr>
@@ -5075,7 +4804,7 @@
           <w:sz w:val="18"/>
           <w:szCs w:val="14"/>
         </w:rPr>
-        <w:t>Tipo_Val</w:t>
+        <w:t>}}</w:t>
       </w:r>
       <w:r>
         <w:rPr>
@@ -5084,16 +4813,64 @@
           <w:sz w:val="18"/>
           <w:szCs w:val="14"/>
         </w:rPr>
-        <w:t>}}</w:t>
+        <w:t>.,</w:t>
+      </w:r>
+      <w:r>
+        <w:rPr>
+          <w:rFonts w:ascii="Calibri" w:hAnsi="Calibri" w:cs="Calibri"/>
+          <w:color w:val="000000"/>
+          <w:sz w:val="18"/>
+          <w:szCs w:val="14"/>
+        </w:rPr>
+        <w:t xml:space="preserve"> </w:t>
+      </w:r>
+      <w:r>
+        <w:rPr>
+          <w:rFonts w:ascii="Calibri" w:hAnsi="Calibri" w:cs="Calibri"/>
+          <w:color w:val="000000"/>
+          <w:sz w:val="18"/>
+          <w:szCs w:val="14"/>
+        </w:rPr>
+        <w:t xml:space="preserve">Con una carga horaria de </w:t>
+      </w:r>
+      <w:r>
+        <w:rPr>
+          <w:rFonts w:ascii="Arial" w:hAnsi="Arial" w:cs="Arial"/>
+          <w:sz w:val="16"/>
+          <w:szCs w:val="16"/>
+        </w:rPr>
+        <w:t>{{Horas_Categoria}}</w:t>
+      </w:r>
+      <w:r>
+        <w:rPr>
+          <w:rFonts w:ascii="Arial" w:hAnsi="Arial" w:cs="Arial"/>
+          <w:sz w:val="16"/>
+          <w:szCs w:val="16"/>
+        </w:rPr>
+        <w:t xml:space="preserve"> Hrs. Apegada al horario de la escuela regular </w:t>
       </w:r>
     </w:p>
     <w:p>
       <w:pPr>
-        <w:tabs>
-          <w:tab w:val="left" w:pos="3653"/>
-          <w:tab w:val="center" w:pos="4419"/>
-        </w:tabs>
-        <w:jc w:val="both"/>
+        <w:jc w:val="center"/>
+        <w:rPr>
+          <w:rFonts w:ascii="Arial" w:hAnsi="Arial" w:cs="Arial"/>
+          <w:sz w:val="18"/>
+          <w:szCs w:val="18"/>
+        </w:rPr>
+      </w:pPr>
+      <w:r>
+        <w:rPr>
+          <w:rFonts w:ascii="Arial" w:hAnsi="Arial" w:cs="Arial"/>
+          <w:sz w:val="18"/>
+          <w:szCs w:val="18"/>
+        </w:rPr>
+        <w:t>Atentamente,</w:t>
+      </w:r>
+    </w:p>
+    <w:p>
+      <w:pPr>
+        <w:jc w:val="center"/>
         <w:rPr>
           <w:rFonts w:ascii="Arial" w:hAnsi="Arial" w:cs="Arial"/>
           <w:sz w:val="18"/>
@@ -5105,27 +4882,45 @@
       <w:pPr>
         <w:jc w:val="center"/>
         <w:rPr>
-          <w:rFonts w:ascii="Arial" w:hAnsi="Arial" w:cs="Arial"/>
-          <w:sz w:val="18"/>
-          <w:szCs w:val="18"/>
+          <w:sz w:val="20"/>
+          <w:szCs w:val="20"/>
         </w:rPr>
       </w:pPr>
       <w:r>
         <w:rPr>
-          <w:rFonts w:ascii="Arial" w:hAnsi="Arial" w:cs="Arial"/>
-          <w:sz w:val="18"/>
-          <w:szCs w:val="18"/>
-        </w:rPr>
-        <w:t>Atentamente,</w:t>
+          <w:sz w:val="20"/>
+          <w:szCs w:val="20"/>
+        </w:rPr>
+        <w:t xml:space="preserve">Victoria de Durango, Dgo., a </w:t>
+      </w:r>
+      <w:r>
+        <w:rPr>
+          <w:sz w:val="20"/>
+          <w:szCs w:val="20"/>
+        </w:rPr>
+        <w:t>{{</w:t>
+      </w:r>
+      <w:r>
+        <w:rPr>
+          <w:sz w:val="20"/>
+          <w:szCs w:val="20"/>
+        </w:rPr>
+        <w:t>F_Hoy</w:t>
+      </w:r>
+      <w:r>
+        <w:rPr>
+          <w:sz w:val="20"/>
+          <w:szCs w:val="20"/>
+        </w:rPr>
+        <w:t>}}</w:t>
       </w:r>
     </w:p>
     <w:p>
       <w:pPr>
         <w:jc w:val="center"/>
         <w:rPr>
-          <w:rFonts w:ascii="Arial" w:hAnsi="Arial" w:cs="Arial"/>
-          <w:sz w:val="18"/>
-          <w:szCs w:val="18"/>
+          <w:sz w:val="20"/>
+          <w:szCs w:val="20"/>
         </w:rPr>
       </w:pPr>
     </w:p>
@@ -5137,147 +4932,89 @@
           <w:szCs w:val="20"/>
         </w:rPr>
       </w:pPr>
-      <w:r>
-        <w:rPr>
-          <w:sz w:val="20"/>
-          <w:szCs w:val="20"/>
-        </w:rPr>
-        <w:t xml:space="preserve">Victoria de Durango, Dgo., a </w:t>
-      </w:r>
-      <w:r>
-        <w:rPr>
-          <w:sz w:val="20"/>
-          <w:szCs w:val="20"/>
-        </w:rPr>
-        <w:t>{{</w:t>
-      </w:r>
-      <w:r>
-        <w:rPr>
-          <w:sz w:val="20"/>
-          <w:szCs w:val="20"/>
-        </w:rPr>
-        <w:t>F_Hoy</w:t>
-      </w:r>
-      <w:r>
-        <w:rPr>
-          <w:sz w:val="20"/>
-          <w:szCs w:val="20"/>
-        </w:rPr>
-        <w:t>}}</w:t>
-      </w:r>
     </w:p>
     <w:p>
       <w:pPr>
         <w:jc w:val="center"/>
         <w:rPr>
-          <w:sz w:val="20"/>
-          <w:szCs w:val="20"/>
+          <w:b/>
+          <w:sz w:val="16"/>
+          <w:szCs w:val="16"/>
         </w:rPr>
       </w:pPr>
+      <w:r>
+        <w:rPr>
+          <w:b/>
+          <w:sz w:val="16"/>
+          <w:szCs w:val="16"/>
+        </w:rPr>
+        <w:t>DRA. LUZ MARIA DEL PILAR VERGARA MONTELONGO</w:t>
+      </w:r>
+      <w:r>
+        <w:rPr>
+          <w:b/>
+          <w:sz w:val="16"/>
+          <w:szCs w:val="16"/>
+        </w:rPr>
+        <w:t>,</w:t>
+      </w:r>
     </w:p>
     <w:p>
       <w:pPr>
         <w:jc w:val="center"/>
         <w:rPr>
-          <w:sz w:val="20"/>
-          <w:szCs w:val="20"/>
+          <w:b/>
+          <w:sz w:val="16"/>
+          <w:szCs w:val="16"/>
+          <w:u w:val="single"/>
         </w:rPr>
       </w:pPr>
+      <w:r>
+        <w:rPr>
+          <w:b/>
+          <w:sz w:val="16"/>
+          <w:szCs w:val="16"/>
+          <w:u w:val="single"/>
+        </w:rPr>
+        <w:t>JEFA</w:t>
+      </w:r>
+      <w:r>
+        <w:rPr>
+          <w:b/>
+          <w:sz w:val="16"/>
+          <w:szCs w:val="16"/>
+          <w:u w:val="single"/>
+        </w:rPr>
+        <w:t xml:space="preserve"> DEL DEPARTAMENTO DE EDUCACION </w:t>
+      </w:r>
+      <w:bookmarkEnd w:id="5"/>
+      <w:r>
+        <w:rPr>
+          <w:b/>
+          <w:sz w:val="16"/>
+          <w:szCs w:val="16"/>
+          <w:u w:val="single"/>
+        </w:rPr>
+        <w:t>ESPECIAL</w:t>
+      </w:r>
     </w:p>
     <w:p>
       <w:pPr>
         <w:jc w:val="center"/>
         <w:rPr>
-          <w:b/>
-          <w:sz w:val="16"/>
-          <w:szCs w:val="16"/>
-        </w:rPr>
-      </w:pPr>
-      <w:r>
-        <w:rPr>
-          <w:b/>
-          <w:sz w:val="16"/>
-          <w:szCs w:val="16"/>
-        </w:rPr>
-        <w:t>DRA. LUZ MARIA DEL PILAR VERGARA MONTELONGO</w:t>
-      </w:r>
-      <w:r>
-        <w:rPr>
-          <w:b/>
-          <w:sz w:val="16"/>
-          <w:szCs w:val="16"/>
-        </w:rPr>
-        <w:t>,</w:t>
-      </w:r>
-    </w:p>
-    <w:p>
-      <w:pPr>
-        <w:jc w:val="center"/>
-        <w:rPr>
-          <w:b/>
-          <w:sz w:val="16"/>
-          <w:szCs w:val="16"/>
-          <w:u w:val="single"/>
-        </w:rPr>
-      </w:pPr>
-      <w:r>
-        <w:rPr>
-          <w:b/>
-          <w:sz w:val="16"/>
-          <w:szCs w:val="16"/>
-          <w:u w:val="single"/>
-        </w:rPr>
-        <w:t>JEFA</w:t>
-      </w:r>
-      <w:r>
-        <w:rPr>
-          <w:b/>
-          <w:sz w:val="16"/>
-          <w:szCs w:val="16"/>
-          <w:u w:val="single"/>
-        </w:rPr>
-        <w:t xml:space="preserve"> DEL DEPARTAMENTO DE EDUCACION </w:t>
-      </w:r>
-      <w:bookmarkEnd w:id="4"/>
-      <w:r>
-        <w:rPr>
-          <w:b/>
-          <w:sz w:val="16"/>
-          <w:szCs w:val="16"/>
-          <w:u w:val="single"/>
-        </w:rPr>
-        <w:t>ESPECIAL</w:t>
-      </w:r>
-    </w:p>
-    <w:p>
-      <w:pPr>
-        <w:jc w:val="center"/>
-        <w:rPr>
-          <w:rFonts w:ascii="Arial" w:hAnsi="Arial" w:cs="Arial"/>
-          <w:sz w:val="16"/>
-          <w:szCs w:val="16"/>
-        </w:rPr>
-      </w:pPr>
-      <w:r>
-        <w:rPr>
-          <w:rFonts w:ascii="Arial" w:hAnsi="Arial" w:cs="Arial"/>
-          <w:sz w:val="16"/>
-          <w:szCs w:val="16"/>
-        </w:rPr>
-        <w:t>Vo. Bo. del Nivel Educativo</w:t>
-      </w:r>
-    </w:p>
-    <w:p>
-      <w:pPr>
-        <w:tabs>
-          <w:tab w:val="center" w:pos="4419"/>
-        </w:tabs>
-        <w:rPr>
           <w:rFonts w:ascii="Calibri" w:hAnsi="Calibri" w:cs="Calibri"/>
           <w:sz w:val="18"/>
           <w:szCs w:val="18"/>
         </w:rPr>
       </w:pPr>
+      <w:r>
+        <w:rPr>
+          <w:rFonts w:ascii="Arial" w:hAnsi="Arial" w:cs="Arial"/>
+          <w:sz w:val="16"/>
+          <w:szCs w:val="16"/>
+        </w:rPr>
+        <w:t>Vo. Bo. del Nivel Educativo</w:t>
+      </w:r>
       <w:r>
         <w:rPr>
           <w:rFonts w:ascii="Arial" w:hAnsi="Arial" w:cs="Arial"/>
@@ -11596,7 +11333,7 @@
           <w:szCs w:val="20"/>
         </w:rPr>
       </w:pPr>
-      <w:bookmarkStart w:id="6" w:name="_Hlk180229141"/>
+      <w:bookmarkStart w:id="7" w:name="_Hlk180229141"/>
       <w:r>
         <w:rPr>
           <w:rFonts w:ascii="Arial" w:hAnsi="Arial" w:cs="Arial"/>
@@ -11686,8 +11423,8 @@
         </w:rPr>
         <w:t>OFICIO DEE</w:t>
       </w:r>
-      <w:bookmarkStart w:id="7" w:name="FOLIO"/>
-      <w:bookmarkEnd w:id="7"/>
+      <w:bookmarkStart w:id="8" w:name="FOLIO"/>
+      <w:bookmarkEnd w:id="8"/>
       <w:r>
         <w:rPr>
           <w:rFonts w:ascii="Arial" w:hAnsi="Arial" w:cs="Arial"/>
@@ -11758,7 +11495,7 @@
           <w:sz w:val="20"/>
           <w:szCs w:val="20"/>
         </w:rPr>
-        <w:t>/2025</w:t>
+        <w:t>/2026</w:t>
       </w:r>
     </w:p>
     <w:p>
@@ -12671,6 +12408,30 @@
           <w:szCs w:val="20"/>
         </w:rPr>
         <w:t>.</w:t>
+      </w:r>
+      <w:r>
+        <w:rPr>
+          <w:rFonts w:ascii="Arial" w:hAnsi="Arial" w:cs="Arial"/>
+          <w:sz w:val="20"/>
+          <w:szCs w:val="20"/>
+        </w:rPr>
+        <w:t xml:space="preserve"> </w:t>
+      </w:r>
+      <w:r>
+        <w:rPr>
+          <w:rFonts w:ascii="Arial" w:hAnsi="Arial" w:cs="Arial"/>
+          <w:sz w:val="20"/>
+          <w:szCs w:val="20"/>
+        </w:rPr>
+        <w:t xml:space="preserve">Con un horario de </w:t>
+      </w:r>
+      <w:r>
+        <w:rPr>
+          <w:rFonts w:ascii="Arial" w:hAnsi="Arial" w:cs="Arial"/>
+          <w:sz w:val="20"/>
+          <w:szCs w:val="20"/>
+        </w:rPr>
+        <w:t>{{Horario_Turno}}</w:t>
       </w:r>
     </w:p>
     <w:p>
@@ -13399,7 +13160,7 @@
         </w:rPr>
       </w:pPr>
     </w:p>
-    <w:bookmarkEnd w:id="6"/>
+    <w:bookmarkEnd w:id="7"/>
     <w:p/>
     <w:p>
       <w:pPr>
@@ -14634,7 +14395,7 @@
           <w:sz w:val="20"/>
           <w:szCs w:val="20"/>
         </w:rPr>
-        <w:t xml:space="preserve">                               </w:t>
+        <w:t xml:space="preserve">                             </w:t>
       </w:r>
       <w:r>
         <w:rPr>
@@ -14642,15 +14403,7 @@
           <w:sz w:val="20"/>
           <w:szCs w:val="20"/>
         </w:rPr>
-        <w:t xml:space="preserve">       </w:t>
-      </w:r>
-      <w:r>
-        <w:rPr>
-          <w:rFonts w:ascii="Tahoma" w:hAnsi="Tahoma" w:cs="Tahoma"/>
-          <w:sz w:val="20"/>
-          <w:szCs w:val="20"/>
-        </w:rPr>
-        <w:t xml:space="preserve">    </w:t>
+        <w:t xml:space="preserve"> </w:t>
       </w:r>
       <w:r>
         <w:rPr>
@@ -14708,17 +14461,12 @@
       </w:pPr>
       <w:r>
         <w:rPr>
-          <w:rFonts w:ascii="Tahoma" w:hAnsi="Tahoma" w:cs="Tahoma"/>
-          <w:sz w:val="20"/>
-          <w:szCs w:val="20"/>
-        </w:rPr>
-        <w:t xml:space="preserve">       FIRMA DE RESPONSABLE </w:t>
-      </w:r>
-      <w:r>
-        <w:rPr>
-          <w:rFonts w:ascii="Tahoma" w:hAnsi="Tahoma" w:cs="Tahoma"/>
-        </w:rPr>
-        <w:t xml:space="preserve">                 </w:t>
+          <w:b/>
+          <w:sz w:val="16"/>
+          <w:szCs w:val="16"/>
+          <w:u w:val="single"/>
+        </w:rPr>
+        <w:t>JEFA DEL DEPARTAMENTO DE EDUCACION ESPECIAL</w:t>
       </w:r>
     </w:p>
     <w:p>
@@ -14906,7 +14654,7 @@
               <v:shape id="_x0000_i1025" type="#_x0000_t75" style="width:82.5pt;height:56.25pt">
                 <v:imagedata r:id="rId1" o:title=""/>
               </v:shape>
-              <o:OLEObject Type="Embed" ProgID="PBrush" ShapeID="_x0000_i1025" DrawAspect="Content" ObjectID="_1829799095" r:id="rId2"/>
+              <o:OLEObject Type="Embed" ProgID="PBrush" ShapeID="_x0000_i1025" DrawAspect="Content" ObjectID="_1850968745" r:id="rId2"/>
             </w:object>
           </w:r>
         </w:p>
@@ -15111,13 +14859,12 @@
     <w:pPr>
       <w:pStyle w:val="Encabezado"/>
     </w:pPr>
-    <w:bookmarkStart w:id="8" w:name="_GoBack"/>
     <w:r>
       <w:rPr>
         <w:noProof/>
         <w:sz w:val="16"/>
         <w:szCs w:val="16"/>
-        <w:lang w:val="en-US"/>
+        <w:lang w:val="en-US" w:eastAsia="en-US"/>
       </w:rPr>
       <w:drawing>
         <wp:anchor distT="0" distB="0" distL="114300" distR="114300" simplePos="0" relativeHeight="251670528" behindDoc="1" locked="0" layoutInCell="1" allowOverlap="1" wp14:anchorId="2CC8498D" wp14:editId="28B7CCE4">
@@ -15175,7 +14922,6 @@
         </wp:anchor>
       </w:drawing>
     </w:r>
-    <w:bookmarkEnd w:id="8"/>
   </w:p>
 </w:hdr>
 </file>
@@ -15219,7 +14965,7 @@
         <v:shape id="_x0000_s2049" type="#_x0000_t75" style="position:absolute;margin-left:-10.15pt;margin-top:-19.7pt;width:89.25pt;height:63.75pt;z-index:251666432;mso-wrap-style:tight">
           <v:imagedata r:id="rId1" o:title=""/>
         </v:shape>
-        <o:OLEObject Type="Embed" ProgID="PBrush" ShapeID="_x0000_s2049" DrawAspect="Content" ObjectID="_1829799096" r:id="rId2"/>
+        <o:OLEObject Type="Embed" ProgID="PBrush" ShapeID="_x0000_s2049" DrawAspect="Content" ObjectID="_1850968746" r:id="rId2"/>
       </w:object>
     </w:r>
   </w:p>
@@ -16601,7 +16347,7 @@
 </file>
 
 <file path=customXml/itemProps1.xml><?xml version="1.0" encoding="utf-8"?>
-<ds:datastoreItem xmlns:ds="http://schemas.openxmlformats.org/officeDocument/2006/customXml" ds:itemID="{AF884BAB-9AF3-4644-89CD-A088EE97D75B}">
+<ds:datastoreItem xmlns:ds="http://schemas.openxmlformats.org/officeDocument/2006/customXml" ds:itemID="{1950F99C-3F4F-4267-B5A5-A2A9B7D82833}">
   <ds:schemaRefs>
     <ds:schemaRef ds:uri="http://schemas.openxmlformats.org/officeDocument/2006/bibliography"/>
   </ds:schemaRefs>
